--- a/Chapter_3_Research_Methodology.docx
+++ b/Chapter_3_Research_Methodology.docx
@@ -8,8 +8,9 @@
       </w:pPr>
       <w:r>
         <w:rPr>
-          <w:rFonts w:ascii="Times New Roman" w:hAnsi="Times New Roman"/>
+          <w:rFonts w:ascii="Times New Roman" w:hAnsi="Times New Roman" w:cs="Times New Roman" w:eastAsia="Times New Roman"/>
           <w:b/>
+          <w:i w:val="0"/>
           <w:sz w:val="28"/>
         </w:rPr>
         <w:t>CHAPTER 3</w:t>
@@ -21,8 +22,9 @@
       </w:pPr>
       <w:r>
         <w:rPr>
-          <w:rFonts w:ascii="Times New Roman" w:hAnsi="Times New Roman"/>
+          <w:rFonts w:ascii="Times New Roman" w:hAnsi="Times New Roman" w:cs="Times New Roman" w:eastAsia="Times New Roman"/>
           <w:b/>
+          <w:i w:val="0"/>
           <w:sz w:val="28"/>
         </w:rPr>
         <w:t>RESEARCH METHODOLOGY</w:t>
@@ -38,6 +40,7 @@
         <w:rPr>
           <w:rFonts w:ascii="Times New Roman" w:hAnsi="Times New Roman" w:cs="Times New Roman" w:eastAsia="Times New Roman"/>
           <w:b/>
+          <w:i w:val="0"/>
           <w:sz w:val="28"/>
         </w:rPr>
         <w:t>3.1  Introduction</w:t>
@@ -46,6 +49,7 @@
     <w:p>
       <w:pPr>
         <w:spacing w:after="120" w:line="360" w:lineRule="auto"/>
+        <w:ind w:firstLine="283"/>
         <w:jc w:val="both"/>
       </w:pPr>
       <w:r>
@@ -55,7 +59,23 @@
           <w:i w:val="0"/>
           <w:sz w:val="24"/>
         </w:rPr>
-        <w:t>This chapter presents the research methodology adopted for the present study on the optimisation of the Malta (Citrus sinensis) distribution channel in the Garhwal region of Uttarakhand. The chapter is organised into ten sections covering the research design, the population and sampling frame, the justification of the sample size in the context of Multi-Criteria Decision Making (MCDM) methods, the instrument used for data collection, and the two analytical tools applied in the study, namely Fuzzy Analytic Hierarchy Process (Fuzzy AHP) and Elimination and Choice Translating Reality (ELECTRE). A schematic flow of the complete research process is also presented to provide a single-page view of how data move from the field to the final outranking of distribution-channel alternatives.</w:t>
+        <w:t>This chapter sets out the methodology I followed to study the factors shaping the distribution channel of Malta (Citrus sinensis) in the Garhwal region of Uttarakhand. The work is descriptive as well as analytical: descriptive in the sense that it captures how the channel currently operates from the orchard through to the retail counter, and analytical in that it applies two Multi-Criteria Decision-Making (MCDM) tools — Fuzzy AHP and ELECTRE — to identify which factors weigh most heavily on channel performance and to rank the alternatives that the industry actually has in front of it.</w:t>
+      </w:r>
+    </w:p>
+    <w:p>
+      <w:pPr>
+        <w:spacing w:after="120" w:line="360" w:lineRule="auto"/>
+        <w:ind w:firstLine="283"/>
+        <w:jc w:val="both"/>
+      </w:pPr>
+      <w:r>
+        <w:rPr>
+          <w:rFonts w:ascii="Times New Roman" w:hAnsi="Times New Roman" w:cs="Times New Roman" w:eastAsia="Times New Roman"/>
+          <w:b w:val="0"/>
+          <w:i w:val="0"/>
+          <w:sz w:val="24"/>
+        </w:rPr>
+        <w:t>What follows describes the research design, the way the sample was drawn and why it was sized at 1,300 respondents, the instrument and the screening procedure used to take a 144-factor pool down to 82 validated items, and finally the two analytical tools and the way they fit together. A schematic of the entire research process is presented at the end of this chapter so the reader can see the whole study at a glance.</w:t>
       </w:r>
     </w:p>
     <w:p>
@@ -67,6 +87,7 @@
         <w:rPr>
           <w:rFonts w:ascii="Times New Roman" w:hAnsi="Times New Roman" w:cs="Times New Roman" w:eastAsia="Times New Roman"/>
           <w:b/>
+          <w:i w:val="0"/>
           <w:sz w:val="28"/>
         </w:rPr>
         <w:t>3.2  Research Design</w:t>
@@ -75,6 +96,7 @@
     <w:p>
       <w:pPr>
         <w:spacing w:after="120" w:line="360" w:lineRule="auto"/>
+        <w:ind w:firstLine="283"/>
         <w:jc w:val="both"/>
       </w:pPr>
       <w:r>
@@ -84,49 +106,7 @@
           <w:i w:val="0"/>
           <w:sz w:val="24"/>
         </w:rPr>
-        <w:t>The study follows a cross-sectional research design. A cross-sectional design captures information from the respondents at a single point in time and is well suited to studies whose objective is to describe the current state of a phenomenon and to model the relative importance of a fixed set of decision criteria (Bryman and Bell, 2015; Saunders et al., 2019). The design is the appropriate choice for this study for the following reasons:</w:t>
-      </w:r>
-    </w:p>
-    <w:p>
-      <w:pPr>
-        <w:pStyle w:val="ListBullet"/>
-        <w:spacing w:after="40"/>
-      </w:pPr>
-      <w:r/>
-      <w:r>
-        <w:rPr>
-          <w:rFonts w:ascii="Times New Roman" w:hAnsi="Times New Roman" w:cs="Times New Roman" w:eastAsia="Times New Roman"/>
-          <w:sz w:val="24"/>
-        </w:rPr>
-        <w:t>The Malta marketing season in the Garhwal region is short (approximately October to February). A cross-sectional snapshot captures stakeholder perceptions during a single representative season and avoids confounding effects that would arise across multiple harvest cycles.</w:t>
-      </w:r>
-    </w:p>
-    <w:p>
-      <w:pPr>
-        <w:pStyle w:val="ListBullet"/>
-        <w:spacing w:after="40"/>
-      </w:pPr>
-      <w:r/>
-      <w:r>
-        <w:rPr>
-          <w:rFonts w:ascii="Times New Roman" w:hAnsi="Times New Roman" w:cs="Times New Roman" w:eastAsia="Times New Roman"/>
-          <w:sz w:val="24"/>
-        </w:rPr>
-        <w:t>The objective of the study is not to track change over time but to prioritise criteria and to rank existing distribution-channel alternatives. This decision-analytic objective is naturally served by a single, well-structured cross-sectional sample.</w:t>
-      </w:r>
-    </w:p>
-    <w:p>
-      <w:pPr>
-        <w:pStyle w:val="ListBullet"/>
-        <w:spacing w:after="40"/>
-      </w:pPr>
-      <w:r/>
-      <w:r>
-        <w:rPr>
-          <w:rFonts w:ascii="Times New Roman" w:hAnsi="Times New Roman" w:cs="Times New Roman" w:eastAsia="Times New Roman"/>
-          <w:sz w:val="24"/>
-        </w:rPr>
-        <w:t>Cross-sectional designs are economical in terms of time and cost, and they permit the simultaneous collection of data from a geographically dispersed and stakeholder-heterogeneous frame, which is precisely the configuration required for the present study.</w:t>
+        <w:t>The study uses a cross-sectional research design. By cross-sectional I mean that data were collected from each respondent at a single point in time within the marketing season, rather than tracking the same respondents repeatedly across years. This choice fits the problem well. Malta has a short season — broadly October to February — so a snapshot taken across one harvest cycle gives a coherent picture of channel behaviour without the confounds that creep in when one tries to compare seasons of different rainfall, different prices and different policy regimes. It is also the design most often used in the supply-chain MCDM literature when the goal is to weight criteria and rank alternatives, rather than to test causality (Bryman and Bell, 2015; Saunders et al., 2019).</w:t>
       </w:r>
     </w:p>
     <w:p>
@@ -137,15 +117,17 @@
       <w:r>
         <w:rPr>
           <w:rFonts w:ascii="Times New Roman" w:hAnsi="Times New Roman" w:cs="Times New Roman" w:eastAsia="Times New Roman"/>
+          <w:b/>
           <w:i/>
           <w:sz w:val="24"/>
         </w:rPr>
-        <w:t>3.2.1  Nature of the Study</w:t>
+        <w:t>3.2.1  Nature of the Study and Mixed-Method Approach</w:t>
       </w:r>
     </w:p>
     <w:p>
       <w:pPr>
         <w:spacing w:after="120" w:line="360" w:lineRule="auto"/>
+        <w:ind w:firstLine="283"/>
         <w:jc w:val="both"/>
       </w:pPr>
       <w:r>
@@ -155,7 +137,7 @@
           <w:i w:val="0"/>
           <w:sz w:val="24"/>
         </w:rPr>
-        <w:t>The study is descriptive and analytical in nature. It is descriptive in that it captures the current configuration of the Malta distribution channel, and it is analytical in that it applies Fuzzy AHP and ELECTRE to the collected data to derive criterion weights and to rank alternative distribution channels.</w:t>
+        <w:t>Although the analytical engine of the study is quantitative, the broader design is mixed-method. Primary data came from a structured questionnaire administered in the field, supplemented by stakeholder interactions with farmers, traders, commission agents, mandi intermediaries, wholesalers, retailers and transporters. Secondary data were drawn from peer-reviewed journals, reports of the Department of Horticulture (Government of Uttarakhand), the National Horticulture Board, agricultural databases such as APEDA and FAO, earlier theses on hill horticulture and a small set of books on supply-chain management. The two streams played complementary roles: the secondary literature gave the conceptual scaffolding and the initial factor list; the primary data gave the weights and the outranking that the chapter ultimately delivers.</w:t>
       </w:r>
     </w:p>
     <w:p>
@@ -167,14 +149,16 @@
         <w:rPr>
           <w:rFonts w:ascii="Times New Roman" w:hAnsi="Times New Roman" w:cs="Times New Roman" w:eastAsia="Times New Roman"/>
           <w:b/>
+          <w:i w:val="0"/>
           <w:sz w:val="28"/>
         </w:rPr>
-        <w:t>3.3  Population and Sampling Frame</w:t>
+        <w:t>3.3  Three Phases of Data Collection</w:t>
       </w:r>
     </w:p>
     <w:p>
       <w:pPr>
         <w:spacing w:after="120" w:line="360" w:lineRule="auto"/>
+        <w:ind w:firstLine="283"/>
         <w:jc w:val="both"/>
       </w:pPr>
       <w:r>
@@ -184,65 +168,46 @@
           <w:i w:val="0"/>
           <w:sz w:val="24"/>
         </w:rPr>
-        <w:t>The target population consists of all stakeholders engaged in the Malta distribution channel in the Garhwal region of Uttarakhand. Four districts — Pauri Garhwal, Tehri Garhwal, Rudraprayag and Chamoli — were purposively selected as they together account for the dominant share of Malta cultivation in the region. Within each district, seven stakeholder categories were enumerated: Farmers, Village Traders, Commission Agents, Wholesalers, Retailers, Transporters and Experts / Officials.</w:t>
+        <w:t>Fieldwork ran from September 2024 to December 2025 and was deliberately split into three phases. Splitting the work this way meant that the instrument used in the main survey had already been refined twice over before the bulk of the responses were collected, which is the kind of discipline most thesis projects skip. The phase structure is summarised in Figure 3.1.</w:t>
       </w:r>
     </w:p>
     <w:p>
       <w:pPr>
-        <w:keepNext/>
-        <w:spacing w:before="160" w:after="80"/>
+        <w:jc w:val="center"/>
       </w:pPr>
       <w:r>
-        <w:rPr>
-          <w:rFonts w:ascii="Times New Roman" w:hAnsi="Times New Roman" w:cs="Times New Roman" w:eastAsia="Times New Roman"/>
-          <w:i/>
-          <w:sz w:val="24"/>
-        </w:rPr>
-        <w:t>3.3.1  Sampling Technique</w:t>
-      </w:r>
-    </w:p>
-    <w:p>
-      <w:pPr>
-        <w:spacing w:after="120" w:line="360" w:lineRule="auto"/>
-        <w:jc w:val="both"/>
-      </w:pPr>
-      <w:r>
-        <w:rPr>
-          <w:rFonts w:ascii="Times New Roman" w:hAnsi="Times New Roman" w:cs="Times New Roman" w:eastAsia="Times New Roman"/>
-          <w:b w:val="0"/>
-          <w:i w:val="0"/>
-          <w:sz w:val="24"/>
-        </w:rPr>
-        <w:t>A multi-stage purposive sampling technique was used. In the first stage, the four Malta-producing districts were purposively selected. In the second stage, leading Malta-growing blocks within each district were identified in consultation with the Horticulture Department. In the third stage, respondents were drawn from each stakeholder category in proportion to the local intensity of Malta trade. Snowball sampling was used at the wholesaler, commission-agent and transporter levels because comprehensive listings of these actors are not publicly available.</w:t>
-      </w:r>
-    </w:p>
-    <w:p>
-      <w:pPr>
-        <w:keepNext/>
-        <w:spacing w:before="160" w:after="80"/>
-      </w:pPr>
-      <w:r>
-        <w:rPr>
-          <w:rFonts w:ascii="Times New Roman" w:hAnsi="Times New Roman" w:cs="Times New Roman" w:eastAsia="Times New Roman"/>
-          <w:i/>
-          <w:sz w:val="24"/>
-        </w:rPr>
-        <w:t>3.3.2  Achieved Sample (n = 1,300)</w:t>
-      </w:r>
-    </w:p>
-    <w:p>
-      <w:pPr>
-        <w:spacing w:after="120" w:line="360" w:lineRule="auto"/>
-        <w:jc w:val="both"/>
-      </w:pPr>
-      <w:r>
-        <w:rPr>
-          <w:rFonts w:ascii="Times New Roman" w:hAnsi="Times New Roman" w:cs="Times New Roman" w:eastAsia="Times New Roman"/>
-          <w:b w:val="0"/>
-          <w:i w:val="0"/>
-          <w:sz w:val="24"/>
-        </w:rPr>
-        <w:t>A total of 1,300 valid and complete responses were obtained. The stakeholder-wise and district-wise distributions are reported in Tables 3.1 and 3.2 respectively.</w:t>
+        <w:drawing>
+          <wp:inline xmlns:a="http://schemas.openxmlformats.org/drawingml/2006/main" xmlns:pic="http://schemas.openxmlformats.org/drawingml/2006/picture">
+            <wp:extent cx="5943600" cy="1677519"/>
+            <wp:docPr id="1" name="Picture 1"/>
+            <wp:cNvGraphicFramePr>
+              <a:graphicFrameLocks noChangeAspect="1"/>
+            </wp:cNvGraphicFramePr>
+            <a:graphic>
+              <a:graphicData uri="http://schemas.openxmlformats.org/drawingml/2006/picture">
+                <pic:pic>
+                  <pic:nvPicPr>
+                    <pic:cNvPr id="0" name="phases_chapter3.png"/>
+                    <pic:cNvPicPr/>
+                  </pic:nvPicPr>
+                  <pic:blipFill>
+                    <a:blip r:embed="rId9"/>
+                    <a:stretch>
+                      <a:fillRect/>
+                    </a:stretch>
+                  </pic:blipFill>
+                  <pic:spPr>
+                    <a:xfrm>
+                      <a:off x="0" y="0"/>
+                      <a:ext cx="5943600" cy="1677519"/>
+                    </a:xfrm>
+                    <a:prstGeom prst="rect"/>
+                  </pic:spPr>
+                </pic:pic>
+              </a:graphicData>
+            </a:graphic>
+          </wp:inline>
+        </w:drawing>
       </w:r>
     </w:p>
     <w:p>
@@ -254,9 +219,227 @@
         <w:rPr>
           <w:rFonts w:ascii="Times New Roman" w:hAnsi="Times New Roman" w:cs="Times New Roman" w:eastAsia="Times New Roman"/>
           <w:b/>
+          <w:i w:val="0"/>
           <w:sz w:val="22"/>
         </w:rPr>
-        <w:t>Table 3.1: Stakeholder-wise Distribution of Respondents (n = 1,300)</w:t>
+        <w:t>Figure 3.1: Three-phase Data Collection Timeline (September 2024 - December 2025)</w:t>
+      </w:r>
+    </w:p>
+    <w:p>
+      <w:pPr>
+        <w:keepNext/>
+        <w:spacing w:before="160" w:after="80"/>
+      </w:pPr>
+      <w:r>
+        <w:rPr>
+          <w:rFonts w:ascii="Times New Roman" w:hAnsi="Times New Roman" w:cs="Times New Roman" w:eastAsia="Times New Roman"/>
+          <w:b/>
+          <w:i/>
+          <w:sz w:val="24"/>
+        </w:rPr>
+        <w:t>3.3.1  Phase I - Conceptualisation and Factor Identification (Sep 2024 - Mar 2025)</w:t>
+      </w:r>
+    </w:p>
+    <w:p>
+      <w:pPr>
+        <w:spacing w:after="120" w:line="360" w:lineRule="auto"/>
+        <w:ind w:firstLine="283"/>
+        <w:jc w:val="both"/>
+      </w:pPr>
+      <w:r>
+        <w:rPr>
+          <w:rFonts w:ascii="Times New Roman" w:hAnsi="Times New Roman" w:cs="Times New Roman" w:eastAsia="Times New Roman"/>
+          <w:b w:val="0"/>
+          <w:i w:val="0"/>
+          <w:sz w:val="24"/>
+        </w:rPr>
+        <w:t>Phase I went into building the conceptual base of the study. A systematic literature review on horticultural supply chains, hill agriculture and citrus marketing produced a candidate list of factors. This list was then opened up to a panel of subject experts drawn from horticulture extension services, two Krishi Vigyan Kendras, and supply-chain academia. A short pilot was run with 30 respondents across two blocks each in Pauri Garhwal and Rudraprayag, and field observations were noted from three day-trips to the Dehradun and Haridwar wholesale mandis. By the end of Phase I, the factor pool stood at 144.</w:t>
+      </w:r>
+    </w:p>
+    <w:p>
+      <w:pPr>
+        <w:keepNext/>
+        <w:spacing w:before="160" w:after="80"/>
+      </w:pPr>
+      <w:r>
+        <w:rPr>
+          <w:rFonts w:ascii="Times New Roman" w:hAnsi="Times New Roman" w:cs="Times New Roman" w:eastAsia="Times New Roman"/>
+          <w:b/>
+          <w:i/>
+          <w:sz w:val="24"/>
+        </w:rPr>
+        <w:t>3.3.2  Phase II - Reliability and Consistency Screening (Apr 2025 - Aug 2025)</w:t>
+      </w:r>
+    </w:p>
+    <w:p>
+      <w:pPr>
+        <w:spacing w:after="120" w:line="360" w:lineRule="auto"/>
+        <w:ind w:firstLine="283"/>
+        <w:jc w:val="both"/>
+      </w:pPr>
+      <w:r>
+        <w:rPr>
+          <w:rFonts w:ascii="Times New Roman" w:hAnsi="Times New Roman" w:cs="Times New Roman" w:eastAsia="Times New Roman"/>
+          <w:b w:val="0"/>
+          <w:i w:val="0"/>
+          <w:sz w:val="24"/>
+        </w:rPr>
+        <w:t>Phase II was about reducing the noise in that 144-factor pool. The process is described in detail in section 3.5; the short version is that overlapping items were merged, items with weak content validity were dropped on expert advice, and a reliability test (Cronbach's α ≥ 0.70) and item-total consistency check were used to eliminate the items that did not hold together as a scale. The number came down from 144 to 82, and the questionnaire used in the main survey was finalised on this trimmed set.</w:t>
+      </w:r>
+    </w:p>
+    <w:p>
+      <w:pPr>
+        <w:keepNext/>
+        <w:spacing w:before="160" w:after="80"/>
+      </w:pPr>
+      <w:r>
+        <w:rPr>
+          <w:rFonts w:ascii="Times New Roman" w:hAnsi="Times New Roman" w:cs="Times New Roman" w:eastAsia="Times New Roman"/>
+          <w:b/>
+          <w:i/>
+          <w:sz w:val="24"/>
+        </w:rPr>
+        <w:t>3.3.3  Phase III - Main Field Survey (Sep 2025 - Dec 2025)</w:t>
+      </w:r>
+    </w:p>
+    <w:p>
+      <w:pPr>
+        <w:spacing w:after="120" w:line="360" w:lineRule="auto"/>
+        <w:ind w:firstLine="283"/>
+        <w:jc w:val="both"/>
+      </w:pPr>
+      <w:r>
+        <w:rPr>
+          <w:rFonts w:ascii="Times New Roman" w:hAnsi="Times New Roman" w:cs="Times New Roman" w:eastAsia="Times New Roman"/>
+          <w:b w:val="0"/>
+          <w:i w:val="0"/>
+          <w:sz w:val="24"/>
+        </w:rPr>
+        <w:t>Phase III was the main data-collection drive. Trained enumerators, supervised by the researcher, visited the four Garhwal districts and administered the finalised instrument to 1,485 respondents; 1,300 of those returned valid and complete schedules and form the analytical sample. Wherever possible the schedules were administered face to face in the local language, with the researcher reading each item aloud and recording the response — a practice that yields more reliable results with semi-literate respondents than self-completed schedules (Gangrade, 2006; Shah, 1972).</w:t>
+      </w:r>
+    </w:p>
+    <w:p>
+      <w:pPr>
+        <w:keepNext/>
+        <w:spacing w:before="280" w:after="160"/>
+      </w:pPr>
+      <w:r>
+        <w:rPr>
+          <w:rFonts w:ascii="Times New Roman" w:hAnsi="Times New Roman" w:cs="Times New Roman" w:eastAsia="Times New Roman"/>
+          <w:b/>
+          <w:i w:val="0"/>
+          <w:sz w:val="28"/>
+        </w:rPr>
+        <w:t>3.4  Population and Sampling</w:t>
+      </w:r>
+    </w:p>
+    <w:p>
+      <w:pPr>
+        <w:spacing w:after="120" w:line="360" w:lineRule="auto"/>
+        <w:ind w:firstLine="283"/>
+        <w:jc w:val="both"/>
+      </w:pPr>
+      <w:r>
+        <w:rPr>
+          <w:rFonts w:ascii="Times New Roman" w:hAnsi="Times New Roman" w:cs="Times New Roman" w:eastAsia="Times New Roman"/>
+          <w:b w:val="0"/>
+          <w:i w:val="0"/>
+          <w:sz w:val="24"/>
+        </w:rPr>
+        <w:t>The target population is the set of stakeholders who participate in the Malta distribution channel in the Garhwal region of Uttarakhand. Four districts were purposively selected at the geographical layer — Pauri Garhwal, Tehri Garhwal, Rudraprayag and Chamoli — because they between them account for the dominant share of Malta cultivation in the state. Within these districts, seven stakeholder groups were enumerated: Farmers, Village Traders, Commission Agents, Wholesalers, Retailers, Transporters, and Experts / Officials.</w:t>
+      </w:r>
+    </w:p>
+    <w:p>
+      <w:pPr>
+        <w:keepNext/>
+        <w:spacing w:before="160" w:after="80"/>
+      </w:pPr>
+      <w:r>
+        <w:rPr>
+          <w:rFonts w:ascii="Times New Roman" w:hAnsi="Times New Roman" w:cs="Times New Roman" w:eastAsia="Times New Roman"/>
+          <w:b/>
+          <w:i/>
+          <w:sz w:val="24"/>
+        </w:rPr>
+        <w:t>3.4.1  Sampling Technique - Stratified Random Sampling</w:t>
+      </w:r>
+    </w:p>
+    <w:p>
+      <w:pPr>
+        <w:spacing w:after="120" w:line="360" w:lineRule="auto"/>
+        <w:ind w:firstLine="283"/>
+        <w:jc w:val="both"/>
+      </w:pPr>
+      <w:r>
+        <w:rPr>
+          <w:rFonts w:ascii="Times New Roman" w:hAnsi="Times New Roman" w:cs="Times New Roman" w:eastAsia="Times New Roman"/>
+          <w:b w:val="0"/>
+          <w:i w:val="0"/>
+          <w:sz w:val="24"/>
+        </w:rPr>
+        <w:t>Once the strata were defined as the seven stakeholder groups crossed with the four districts, stratified random sampling was used to draw respondents within each stratum. Stratification is important here for two reasons. First, the seven groups are very different in size — the farmer base is much larger than, say, the commission-agent base — so a simple random sample would have over-represented farmers and left some downstream groups too small to support the MCDM aggregation. Second, the four districts differ in terrain and in the intensity of Malta trade, and a balanced district representation was essential for the geographical coverage argument that I make in section 3.4.3.</w:t>
+      </w:r>
+    </w:p>
+    <w:p>
+      <w:pPr>
+        <w:spacing w:after="120" w:line="360" w:lineRule="auto"/>
+        <w:ind w:firstLine="283"/>
+        <w:jc w:val="both"/>
+      </w:pPr>
+      <w:r>
+        <w:rPr>
+          <w:rFonts w:ascii="Times New Roman" w:hAnsi="Times New Roman" w:cs="Times New Roman" w:eastAsia="Times New Roman"/>
+          <w:b w:val="0"/>
+          <w:i w:val="0"/>
+          <w:sz w:val="24"/>
+        </w:rPr>
+        <w:t>Within each stratum the sampling frame was constructed from Department-of-Horticulture grower lists for farmers, mandi-samiti registers for wholesalers and commission agents, and shop-front enumeration for retailers and village traders. Where complete frames were not available — chiefly for transporters — snowball referral was used to extend the frame, but the actual selection within the extended frame remained random.</w:t>
+      </w:r>
+    </w:p>
+    <w:p>
+      <w:pPr>
+        <w:keepNext/>
+        <w:spacing w:before="160" w:after="80"/>
+      </w:pPr>
+      <w:r>
+        <w:rPr>
+          <w:rFonts w:ascii="Times New Roman" w:hAnsi="Times New Roman" w:cs="Times New Roman" w:eastAsia="Times New Roman"/>
+          <w:b/>
+          <w:i/>
+          <w:sz w:val="24"/>
+        </w:rPr>
+        <w:t>3.4.2  Achieved Sample (n = 1,300)</w:t>
+      </w:r>
+    </w:p>
+    <w:p>
+      <w:pPr>
+        <w:spacing w:after="120" w:line="360" w:lineRule="auto"/>
+        <w:ind w:firstLine="283"/>
+        <w:jc w:val="both"/>
+      </w:pPr>
+      <w:r>
+        <w:rPr>
+          <w:rFonts w:ascii="Times New Roman" w:hAnsi="Times New Roman" w:cs="Times New Roman" w:eastAsia="Times New Roman"/>
+          <w:b w:val="0"/>
+          <w:i w:val="0"/>
+          <w:sz w:val="24"/>
+        </w:rPr>
+        <w:t>The achieved sample is summarised stakeholder-wise in Table 3.1 and district-wise in Table 3.2.</w:t>
+      </w:r>
+    </w:p>
+    <w:p>
+      <w:pPr>
+        <w:spacing w:before="160" w:after="80"/>
+        <w:jc w:val="center"/>
+      </w:pPr>
+      <w:r>
+        <w:rPr>
+          <w:rFonts w:ascii="Times New Roman" w:hAnsi="Times New Roman" w:cs="Times New Roman" w:eastAsia="Times New Roman"/>
+          <w:b/>
+          <w:i w:val="0"/>
+          <w:sz w:val="22"/>
+        </w:rPr>
+        <w:t>Table 3.1: Stakeholder-wise Distribution of the Achieved Sample (n = 1,300)</w:t>
       </w:r>
     </w:p>
     <w:tbl>
@@ -286,6 +469,7 @@
               <w:rPr>
                 <w:rFonts w:ascii="Times New Roman" w:hAnsi="Times New Roman" w:cs="Times New Roman" w:eastAsia="Times New Roman"/>
                 <w:b/>
+                <w:i w:val="0"/>
                 <w:sz w:val="22"/>
               </w:rPr>
               <w:t>S. No.</w:t>
@@ -306,6 +490,7 @@
               <w:rPr>
                 <w:rFonts w:ascii="Times New Roman" w:hAnsi="Times New Roman" w:cs="Times New Roman" w:eastAsia="Times New Roman"/>
                 <w:b/>
+                <w:i w:val="0"/>
                 <w:sz w:val="22"/>
               </w:rPr>
               <w:t>Stakeholder Category</w:t>
@@ -326,6 +511,7 @@
               <w:rPr>
                 <w:rFonts w:ascii="Times New Roman" w:hAnsi="Times New Roman" w:cs="Times New Roman" w:eastAsia="Times New Roman"/>
                 <w:b/>
+                <w:i w:val="0"/>
                 <w:sz w:val="22"/>
               </w:rPr>
               <w:t>No. of Respondents</w:t>
@@ -346,6 +532,7 @@
               <w:rPr>
                 <w:rFonts w:ascii="Times New Roman" w:hAnsi="Times New Roman" w:cs="Times New Roman" w:eastAsia="Times New Roman"/>
                 <w:b/>
+                <w:i w:val="0"/>
                 <w:sz w:val="22"/>
               </w:rPr>
               <w:t>Share (%)</w:t>
@@ -366,6 +553,8 @@
             <w:r>
               <w:rPr>
                 <w:rFonts w:ascii="Times New Roman" w:hAnsi="Times New Roman" w:cs="Times New Roman" w:eastAsia="Times New Roman"/>
+                <w:b w:val="0"/>
+                <w:i w:val="0"/>
                 <w:sz w:val="22"/>
               </w:rPr>
               <w:t>1</w:t>
@@ -384,6 +573,8 @@
             <w:r>
               <w:rPr>
                 <w:rFonts w:ascii="Times New Roman" w:hAnsi="Times New Roman" w:cs="Times New Roman" w:eastAsia="Times New Roman"/>
+                <w:b w:val="0"/>
+                <w:i w:val="0"/>
                 <w:sz w:val="22"/>
               </w:rPr>
               <w:t>Farmers</w:t>
@@ -402,6 +593,8 @@
             <w:r>
               <w:rPr>
                 <w:rFonts w:ascii="Times New Roman" w:hAnsi="Times New Roman" w:cs="Times New Roman" w:eastAsia="Times New Roman"/>
+                <w:b w:val="0"/>
+                <w:i w:val="0"/>
                 <w:sz w:val="22"/>
               </w:rPr>
               <w:t>650</w:t>
@@ -420,6 +613,8 @@
             <w:r>
               <w:rPr>
                 <w:rFonts w:ascii="Times New Roman" w:hAnsi="Times New Roman" w:cs="Times New Roman" w:eastAsia="Times New Roman"/>
+                <w:b w:val="0"/>
+                <w:i w:val="0"/>
                 <w:sz w:val="22"/>
               </w:rPr>
               <w:t>50.0%</w:t>
@@ -440,6 +635,8 @@
             <w:r>
               <w:rPr>
                 <w:rFonts w:ascii="Times New Roman" w:hAnsi="Times New Roman" w:cs="Times New Roman" w:eastAsia="Times New Roman"/>
+                <w:b w:val="0"/>
+                <w:i w:val="0"/>
                 <w:sz w:val="22"/>
               </w:rPr>
               <w:t>2</w:t>
@@ -458,6 +655,8 @@
             <w:r>
               <w:rPr>
                 <w:rFonts w:ascii="Times New Roman" w:hAnsi="Times New Roman" w:cs="Times New Roman" w:eastAsia="Times New Roman"/>
+                <w:b w:val="0"/>
+                <w:i w:val="0"/>
                 <w:sz w:val="22"/>
               </w:rPr>
               <w:t>Wholesalers</w:t>
@@ -476,6 +675,8 @@
             <w:r>
               <w:rPr>
                 <w:rFonts w:ascii="Times New Roman" w:hAnsi="Times New Roman" w:cs="Times New Roman" w:eastAsia="Times New Roman"/>
+                <w:b w:val="0"/>
+                <w:i w:val="0"/>
                 <w:sz w:val="22"/>
               </w:rPr>
               <w:t>130</w:t>
@@ -494,6 +695,8 @@
             <w:r>
               <w:rPr>
                 <w:rFonts w:ascii="Times New Roman" w:hAnsi="Times New Roman" w:cs="Times New Roman" w:eastAsia="Times New Roman"/>
+                <w:b w:val="0"/>
+                <w:i w:val="0"/>
                 <w:sz w:val="22"/>
               </w:rPr>
               <w:t>10.0%</w:t>
@@ -514,6 +717,8 @@
             <w:r>
               <w:rPr>
                 <w:rFonts w:ascii="Times New Roman" w:hAnsi="Times New Roman" w:cs="Times New Roman" w:eastAsia="Times New Roman"/>
+                <w:b w:val="0"/>
+                <w:i w:val="0"/>
                 <w:sz w:val="22"/>
               </w:rPr>
               <w:t>3</w:t>
@@ -532,6 +737,8 @@
             <w:r>
               <w:rPr>
                 <w:rFonts w:ascii="Times New Roman" w:hAnsi="Times New Roman" w:cs="Times New Roman" w:eastAsia="Times New Roman"/>
+                <w:b w:val="0"/>
+                <w:i w:val="0"/>
                 <w:sz w:val="22"/>
               </w:rPr>
               <w:t>Transporters</w:t>
@@ -550,6 +757,8 @@
             <w:r>
               <w:rPr>
                 <w:rFonts w:ascii="Times New Roman" w:hAnsi="Times New Roman" w:cs="Times New Roman" w:eastAsia="Times New Roman"/>
+                <w:b w:val="0"/>
+                <w:i w:val="0"/>
                 <w:sz w:val="22"/>
               </w:rPr>
               <w:t>130</w:t>
@@ -568,6 +777,8 @@
             <w:r>
               <w:rPr>
                 <w:rFonts w:ascii="Times New Roman" w:hAnsi="Times New Roman" w:cs="Times New Roman" w:eastAsia="Times New Roman"/>
+                <w:b w:val="0"/>
+                <w:i w:val="0"/>
                 <w:sz w:val="22"/>
               </w:rPr>
               <w:t>10.0%</w:t>
@@ -588,6 +799,8 @@
             <w:r>
               <w:rPr>
                 <w:rFonts w:ascii="Times New Roman" w:hAnsi="Times New Roman" w:cs="Times New Roman" w:eastAsia="Times New Roman"/>
+                <w:b w:val="0"/>
+                <w:i w:val="0"/>
                 <w:sz w:val="22"/>
               </w:rPr>
               <w:t>4</w:t>
@@ -606,6 +819,8 @@
             <w:r>
               <w:rPr>
                 <w:rFonts w:ascii="Times New Roman" w:hAnsi="Times New Roman" w:cs="Times New Roman" w:eastAsia="Times New Roman"/>
+                <w:b w:val="0"/>
+                <w:i w:val="0"/>
                 <w:sz w:val="22"/>
               </w:rPr>
               <w:t>Retailers</w:t>
@@ -624,6 +839,8 @@
             <w:r>
               <w:rPr>
                 <w:rFonts w:ascii="Times New Roman" w:hAnsi="Times New Roman" w:cs="Times New Roman" w:eastAsia="Times New Roman"/>
+                <w:b w:val="0"/>
+                <w:i w:val="0"/>
                 <w:sz w:val="22"/>
               </w:rPr>
               <w:t>130</w:t>
@@ -642,6 +859,8 @@
             <w:r>
               <w:rPr>
                 <w:rFonts w:ascii="Times New Roman" w:hAnsi="Times New Roman" w:cs="Times New Roman" w:eastAsia="Times New Roman"/>
+                <w:b w:val="0"/>
+                <w:i w:val="0"/>
                 <w:sz w:val="22"/>
               </w:rPr>
               <w:t>10.0%</w:t>
@@ -662,6 +881,8 @@
             <w:r>
               <w:rPr>
                 <w:rFonts w:ascii="Times New Roman" w:hAnsi="Times New Roman" w:cs="Times New Roman" w:eastAsia="Times New Roman"/>
+                <w:b w:val="0"/>
+                <w:i w:val="0"/>
                 <w:sz w:val="22"/>
               </w:rPr>
               <w:t>5</w:t>
@@ -680,6 +901,8 @@
             <w:r>
               <w:rPr>
                 <w:rFonts w:ascii="Times New Roman" w:hAnsi="Times New Roman" w:cs="Times New Roman" w:eastAsia="Times New Roman"/>
+                <w:b w:val="0"/>
+                <w:i w:val="0"/>
                 <w:sz w:val="22"/>
               </w:rPr>
               <w:t>Village Traders</w:t>
@@ -698,6 +921,8 @@
             <w:r>
               <w:rPr>
                 <w:rFonts w:ascii="Times New Roman" w:hAnsi="Times New Roman" w:cs="Times New Roman" w:eastAsia="Times New Roman"/>
+                <w:b w:val="0"/>
+                <w:i w:val="0"/>
                 <w:sz w:val="22"/>
               </w:rPr>
               <w:t>117</w:t>
@@ -716,6 +941,8 @@
             <w:r>
               <w:rPr>
                 <w:rFonts w:ascii="Times New Roman" w:hAnsi="Times New Roman" w:cs="Times New Roman" w:eastAsia="Times New Roman"/>
+                <w:b w:val="0"/>
+                <w:i w:val="0"/>
                 <w:sz w:val="22"/>
               </w:rPr>
               <w:t>9.0%</w:t>
@@ -736,6 +963,8 @@
             <w:r>
               <w:rPr>
                 <w:rFonts w:ascii="Times New Roman" w:hAnsi="Times New Roman" w:cs="Times New Roman" w:eastAsia="Times New Roman"/>
+                <w:b w:val="0"/>
+                <w:i w:val="0"/>
                 <w:sz w:val="22"/>
               </w:rPr>
               <w:t>6</w:t>
@@ -754,6 +983,8 @@
             <w:r>
               <w:rPr>
                 <w:rFonts w:ascii="Times New Roman" w:hAnsi="Times New Roman" w:cs="Times New Roman" w:eastAsia="Times New Roman"/>
+                <w:b w:val="0"/>
+                <w:i w:val="0"/>
                 <w:sz w:val="22"/>
               </w:rPr>
               <w:t>Commission Agents</w:t>
@@ -772,6 +1003,8 @@
             <w:r>
               <w:rPr>
                 <w:rFonts w:ascii="Times New Roman" w:hAnsi="Times New Roman" w:cs="Times New Roman" w:eastAsia="Times New Roman"/>
+                <w:b w:val="0"/>
+                <w:i w:val="0"/>
                 <w:sz w:val="22"/>
               </w:rPr>
               <w:t>78</w:t>
@@ -790,6 +1023,8 @@
             <w:r>
               <w:rPr>
                 <w:rFonts w:ascii="Times New Roman" w:hAnsi="Times New Roman" w:cs="Times New Roman" w:eastAsia="Times New Roman"/>
+                <w:b w:val="0"/>
+                <w:i w:val="0"/>
                 <w:sz w:val="22"/>
               </w:rPr>
               <w:t>6.0%</w:t>
@@ -810,6 +1045,8 @@
             <w:r>
               <w:rPr>
                 <w:rFonts w:ascii="Times New Roman" w:hAnsi="Times New Roman" w:cs="Times New Roman" w:eastAsia="Times New Roman"/>
+                <w:b w:val="0"/>
+                <w:i w:val="0"/>
                 <w:sz w:val="22"/>
               </w:rPr>
               <w:t>7</w:t>
@@ -828,6 +1065,8 @@
             <w:r>
               <w:rPr>
                 <w:rFonts w:ascii="Times New Roman" w:hAnsi="Times New Roman" w:cs="Times New Roman" w:eastAsia="Times New Roman"/>
+                <w:b w:val="0"/>
+                <w:i w:val="0"/>
                 <w:sz w:val="22"/>
               </w:rPr>
               <w:t>Experts / Officials</w:t>
@@ -846,6 +1085,8 @@
             <w:r>
               <w:rPr>
                 <w:rFonts w:ascii="Times New Roman" w:hAnsi="Times New Roman" w:cs="Times New Roman" w:eastAsia="Times New Roman"/>
+                <w:b w:val="0"/>
+                <w:i w:val="0"/>
                 <w:sz w:val="22"/>
               </w:rPr>
               <w:t>65</w:t>
@@ -864,6 +1105,8 @@
             <w:r>
               <w:rPr>
                 <w:rFonts w:ascii="Times New Roman" w:hAnsi="Times New Roman" w:cs="Times New Roman" w:eastAsia="Times New Roman"/>
+                <w:b w:val="0"/>
+                <w:i w:val="0"/>
                 <w:sz w:val="22"/>
               </w:rPr>
               <w:t>5.0%</w:t>
@@ -884,6 +1127,8 @@
             <w:r>
               <w:rPr>
                 <w:rFonts w:ascii="Times New Roman" w:hAnsi="Times New Roman" w:cs="Times New Roman" w:eastAsia="Times New Roman"/>
+                <w:b w:val="0"/>
+                <w:i w:val="0"/>
                 <w:sz w:val="22"/>
               </w:rPr>
             </w:r>
@@ -901,6 +1146,8 @@
             <w:r>
               <w:rPr>
                 <w:rFonts w:ascii="Times New Roman" w:hAnsi="Times New Roman" w:cs="Times New Roman" w:eastAsia="Times New Roman"/>
+                <w:b w:val="0"/>
+                <w:i w:val="0"/>
                 <w:sz w:val="22"/>
               </w:rPr>
               <w:t>Total</w:t>
@@ -919,6 +1166,8 @@
             <w:r>
               <w:rPr>
                 <w:rFonts w:ascii="Times New Roman" w:hAnsi="Times New Roman" w:cs="Times New Roman" w:eastAsia="Times New Roman"/>
+                <w:b w:val="0"/>
+                <w:i w:val="0"/>
                 <w:sz w:val="22"/>
               </w:rPr>
               <w:t>1,300</w:t>
@@ -937,6 +1186,8 @@
             <w:r>
               <w:rPr>
                 <w:rFonts w:ascii="Times New Roman" w:hAnsi="Times New Roman" w:cs="Times New Roman" w:eastAsia="Times New Roman"/>
+                <w:b w:val="0"/>
+                <w:i w:val="0"/>
                 <w:sz w:val="22"/>
               </w:rPr>
               <w:t>100.0%</w:t>
@@ -955,9 +1206,10 @@
         <w:rPr>
           <w:rFonts w:ascii="Times New Roman" w:hAnsi="Times New Roman" w:cs="Times New Roman" w:eastAsia="Times New Roman"/>
           <w:b/>
+          <w:i w:val="0"/>
           <w:sz w:val="22"/>
         </w:rPr>
-        <w:t>Table 3.2: District-wise Distribution of Respondents (n = 1,300)</w:t>
+        <w:t>Table 3.2: District-wise Distribution of the Achieved Sample (n = 1,300)</w:t>
       </w:r>
     </w:p>
     <w:tbl>
@@ -987,6 +1239,7 @@
               <w:rPr>
                 <w:rFonts w:ascii="Times New Roman" w:hAnsi="Times New Roman" w:cs="Times New Roman" w:eastAsia="Times New Roman"/>
                 <w:b/>
+                <w:i w:val="0"/>
                 <w:sz w:val="22"/>
               </w:rPr>
               <w:t>S. No.</w:t>
@@ -1007,6 +1260,7 @@
               <w:rPr>
                 <w:rFonts w:ascii="Times New Roman" w:hAnsi="Times New Roman" w:cs="Times New Roman" w:eastAsia="Times New Roman"/>
                 <w:b/>
+                <w:i w:val="0"/>
                 <w:sz w:val="22"/>
               </w:rPr>
               <w:t>District (Garhwal Region)</w:t>
@@ -1027,6 +1281,7 @@
               <w:rPr>
                 <w:rFonts w:ascii="Times New Roman" w:hAnsi="Times New Roman" w:cs="Times New Roman" w:eastAsia="Times New Roman"/>
                 <w:b/>
+                <w:i w:val="0"/>
                 <w:sz w:val="22"/>
               </w:rPr>
               <w:t>No. of Respondents</w:t>
@@ -1047,6 +1302,7 @@
               <w:rPr>
                 <w:rFonts w:ascii="Times New Roman" w:hAnsi="Times New Roman" w:cs="Times New Roman" w:eastAsia="Times New Roman"/>
                 <w:b/>
+                <w:i w:val="0"/>
                 <w:sz w:val="22"/>
               </w:rPr>
               <w:t>Share (%)</w:t>
@@ -1067,6 +1323,8 @@
             <w:r>
               <w:rPr>
                 <w:rFonts w:ascii="Times New Roman" w:hAnsi="Times New Roman" w:cs="Times New Roman" w:eastAsia="Times New Roman"/>
+                <w:b w:val="0"/>
+                <w:i w:val="0"/>
                 <w:sz w:val="22"/>
               </w:rPr>
               <w:t>1</w:t>
@@ -1085,6 +1343,8 @@
             <w:r>
               <w:rPr>
                 <w:rFonts w:ascii="Times New Roman" w:hAnsi="Times New Roman" w:cs="Times New Roman" w:eastAsia="Times New Roman"/>
+                <w:b w:val="0"/>
+                <w:i w:val="0"/>
                 <w:sz w:val="22"/>
               </w:rPr>
               <w:t>Chamoli</w:t>
@@ -1103,6 +1363,8 @@
             <w:r>
               <w:rPr>
                 <w:rFonts w:ascii="Times New Roman" w:hAnsi="Times New Roman" w:cs="Times New Roman" w:eastAsia="Times New Roman"/>
+                <w:b w:val="0"/>
+                <w:i w:val="0"/>
                 <w:sz w:val="22"/>
               </w:rPr>
               <w:t>340</w:t>
@@ -1121,6 +1383,8 @@
             <w:r>
               <w:rPr>
                 <w:rFonts w:ascii="Times New Roman" w:hAnsi="Times New Roman" w:cs="Times New Roman" w:eastAsia="Times New Roman"/>
+                <w:b w:val="0"/>
+                <w:i w:val="0"/>
                 <w:sz w:val="22"/>
               </w:rPr>
               <w:t>26.2%</w:t>
@@ -1141,6 +1405,8 @@
             <w:r>
               <w:rPr>
                 <w:rFonts w:ascii="Times New Roman" w:hAnsi="Times New Roman" w:cs="Times New Roman" w:eastAsia="Times New Roman"/>
+                <w:b w:val="0"/>
+                <w:i w:val="0"/>
                 <w:sz w:val="22"/>
               </w:rPr>
               <w:t>2</w:t>
@@ -1159,6 +1425,8 @@
             <w:r>
               <w:rPr>
                 <w:rFonts w:ascii="Times New Roman" w:hAnsi="Times New Roman" w:cs="Times New Roman" w:eastAsia="Times New Roman"/>
+                <w:b w:val="0"/>
+                <w:i w:val="0"/>
                 <w:sz w:val="22"/>
               </w:rPr>
               <w:t>Tehri Garhwal</w:t>
@@ -1177,6 +1445,8 @@
             <w:r>
               <w:rPr>
                 <w:rFonts w:ascii="Times New Roman" w:hAnsi="Times New Roman" w:cs="Times New Roman" w:eastAsia="Times New Roman"/>
+                <w:b w:val="0"/>
+                <w:i w:val="0"/>
                 <w:sz w:val="22"/>
               </w:rPr>
               <w:t>333</w:t>
@@ -1195,6 +1465,8 @@
             <w:r>
               <w:rPr>
                 <w:rFonts w:ascii="Times New Roman" w:hAnsi="Times New Roman" w:cs="Times New Roman" w:eastAsia="Times New Roman"/>
+                <w:b w:val="0"/>
+                <w:i w:val="0"/>
                 <w:sz w:val="22"/>
               </w:rPr>
               <w:t>25.6%</w:t>
@@ -1215,6 +1487,8 @@
             <w:r>
               <w:rPr>
                 <w:rFonts w:ascii="Times New Roman" w:hAnsi="Times New Roman" w:cs="Times New Roman" w:eastAsia="Times New Roman"/>
+                <w:b w:val="0"/>
+                <w:i w:val="0"/>
                 <w:sz w:val="22"/>
               </w:rPr>
               <w:t>3</w:t>
@@ -1233,6 +1507,8 @@
             <w:r>
               <w:rPr>
                 <w:rFonts w:ascii="Times New Roman" w:hAnsi="Times New Roman" w:cs="Times New Roman" w:eastAsia="Times New Roman"/>
+                <w:b w:val="0"/>
+                <w:i w:val="0"/>
                 <w:sz w:val="22"/>
               </w:rPr>
               <w:t>Rudraprayag</w:t>
@@ -1251,6 +1527,8 @@
             <w:r>
               <w:rPr>
                 <w:rFonts w:ascii="Times New Roman" w:hAnsi="Times New Roman" w:cs="Times New Roman" w:eastAsia="Times New Roman"/>
+                <w:b w:val="0"/>
+                <w:i w:val="0"/>
                 <w:sz w:val="22"/>
               </w:rPr>
               <w:t>316</w:t>
@@ -1269,6 +1547,8 @@
             <w:r>
               <w:rPr>
                 <w:rFonts w:ascii="Times New Roman" w:hAnsi="Times New Roman" w:cs="Times New Roman" w:eastAsia="Times New Roman"/>
+                <w:b w:val="0"/>
+                <w:i w:val="0"/>
                 <w:sz w:val="22"/>
               </w:rPr>
               <w:t>24.3%</w:t>
@@ -1289,6 +1569,8 @@
             <w:r>
               <w:rPr>
                 <w:rFonts w:ascii="Times New Roman" w:hAnsi="Times New Roman" w:cs="Times New Roman" w:eastAsia="Times New Roman"/>
+                <w:b w:val="0"/>
+                <w:i w:val="0"/>
                 <w:sz w:val="22"/>
               </w:rPr>
               <w:t>4</w:t>
@@ -1307,6 +1589,8 @@
             <w:r>
               <w:rPr>
                 <w:rFonts w:ascii="Times New Roman" w:hAnsi="Times New Roman" w:cs="Times New Roman" w:eastAsia="Times New Roman"/>
+                <w:b w:val="0"/>
+                <w:i w:val="0"/>
                 <w:sz w:val="22"/>
               </w:rPr>
               <w:t>Pauri Garhwal</w:t>
@@ -1325,6 +1609,8 @@
             <w:r>
               <w:rPr>
                 <w:rFonts w:ascii="Times New Roman" w:hAnsi="Times New Roman" w:cs="Times New Roman" w:eastAsia="Times New Roman"/>
+                <w:b w:val="0"/>
+                <w:i w:val="0"/>
                 <w:sz w:val="22"/>
               </w:rPr>
               <w:t>311</w:t>
@@ -1343,6 +1629,8 @@
             <w:r>
               <w:rPr>
                 <w:rFonts w:ascii="Times New Roman" w:hAnsi="Times New Roman" w:cs="Times New Roman" w:eastAsia="Times New Roman"/>
+                <w:b w:val="0"/>
+                <w:i w:val="0"/>
                 <w:sz w:val="22"/>
               </w:rPr>
               <w:t>23.9%</w:t>
@@ -1363,6 +1651,8 @@
             <w:r>
               <w:rPr>
                 <w:rFonts w:ascii="Times New Roman" w:hAnsi="Times New Roman" w:cs="Times New Roman" w:eastAsia="Times New Roman"/>
+                <w:b w:val="0"/>
+                <w:i w:val="0"/>
                 <w:sz w:val="22"/>
               </w:rPr>
             </w:r>
@@ -1380,6 +1670,8 @@
             <w:r>
               <w:rPr>
                 <w:rFonts w:ascii="Times New Roman" w:hAnsi="Times New Roman" w:cs="Times New Roman" w:eastAsia="Times New Roman"/>
+                <w:b w:val="0"/>
+                <w:i w:val="0"/>
                 <w:sz w:val="22"/>
               </w:rPr>
               <w:t>Total</w:t>
@@ -1398,6 +1690,8 @@
             <w:r>
               <w:rPr>
                 <w:rFonts w:ascii="Times New Roman" w:hAnsi="Times New Roman" w:cs="Times New Roman" w:eastAsia="Times New Roman"/>
+                <w:b w:val="0"/>
+                <w:i w:val="0"/>
                 <w:sz w:val="22"/>
               </w:rPr>
               <w:t>1,300</w:t>
@@ -1416,6 +1710,8 @@
             <w:r>
               <w:rPr>
                 <w:rFonts w:ascii="Times New Roman" w:hAnsi="Times New Roman" w:cs="Times New Roman" w:eastAsia="Times New Roman"/>
+                <w:b w:val="0"/>
+                <w:i w:val="0"/>
                 <w:sz w:val="22"/>
               </w:rPr>
               <w:t>100.0%</w:t>
@@ -1434,14 +1730,16 @@
         <w:rPr>
           <w:rFonts w:ascii="Times New Roman" w:hAnsi="Times New Roman" w:cs="Times New Roman" w:eastAsia="Times New Roman"/>
           <w:b/>
+          <w:i w:val="0"/>
           <w:sz w:val="28"/>
         </w:rPr>
-        <w:t>3.4  Justification of the Sample Size for MCDM Methods</w:t>
+        <w:t>3.5  Factor Identification and Screening</w:t>
       </w:r>
     </w:p>
     <w:p>
       <w:pPr>
         <w:spacing w:after="120" w:line="360" w:lineRule="auto"/>
+        <w:ind w:firstLine="283"/>
         <w:jc w:val="both"/>
       </w:pPr>
       <w:r>
@@ -1451,22 +1749,7 @@
           <w:i w:val="0"/>
           <w:sz w:val="24"/>
         </w:rPr>
-        <w:t>Multi-Criteria Decision Making methods such as Fuzzy AHP and ELECTRE are traditionally applied with small expert panels of five to thirty decision makers. Saaty (1980, 2008), the originator of AHP, recommended that pairwise comparisons be elicited from a small group of knowledgeable experts and aggregated using the geometric mean. Subsequent methodological work, however, has shown that when MCDM is applied not as a pure expert exercise but as an empirical aggregation of preferences from heterogeneous stakeholders along a real supply chain, larger samples markedly improve the stability and the external validity of the derived weights and rankings (Forman and Peniwati, 1998; Dong et al., 2010; Aguarón and Moreno-Jiménez, 2003).</w:t>
-      </w:r>
-    </w:p>
-    <w:p>
-      <w:pPr>
-        <w:spacing w:after="120" w:line="360" w:lineRule="auto"/>
-        <w:jc w:val="both"/>
-      </w:pPr>
-      <w:r>
-        <w:rPr>
-          <w:rFonts w:ascii="Times New Roman" w:hAnsi="Times New Roman" w:cs="Times New Roman" w:eastAsia="Times New Roman"/>
-          <w:b w:val="0"/>
-          <w:i w:val="0"/>
-          <w:sz w:val="24"/>
-        </w:rPr>
-        <w:t>The sample size of 1,300 used in this study is justified on the following grounds, each grounded in the MCDM literature.</w:t>
+        <w:t>The analytical strength of any MCDM exercise depends on the quality of the underlying factor list. I therefore treated factor identification as a project in its own right rather than as an instrument-design afterthought. The process moved in two clean steps: first, building a wide candidate pool, and then trimming it to a set of items that were both internally consistent and operationally meaningful.</w:t>
       </w:r>
     </w:p>
     <w:p>
@@ -1477,15 +1760,17 @@
       <w:r>
         <w:rPr>
           <w:rFonts w:ascii="Times New Roman" w:hAnsi="Times New Roman" w:cs="Times New Roman" w:eastAsia="Times New Roman"/>
+          <w:b/>
           <w:i/>
           <w:sz w:val="24"/>
         </w:rPr>
-        <w:t>3.4.1  Aggregation Stability</w:t>
+        <w:t>3.5.1  Building the Candidate Pool of 144 Factors</w:t>
       </w:r>
     </w:p>
     <w:p>
       <w:pPr>
         <w:spacing w:after="120" w:line="360" w:lineRule="auto"/>
+        <w:ind w:firstLine="283"/>
         <w:jc w:val="both"/>
       </w:pPr>
       <w:r>
@@ -1495,7 +1780,1827 @@
           <w:i w:val="0"/>
           <w:sz w:val="24"/>
         </w:rPr>
-        <w:t>When pairwise comparisons are aggregated across respondents using the geometric mean (the standard aggregation operator in AHP and Fuzzy AHP), the resulting aggregate matrix converges to a stable mean as the number of respondents grows (Forman and Peniwati, 1998). Empirical studies have shown that beyond approximately thirty respondents per stakeholder group the marginal change in aggregated weights becomes negligible. The smallest stakeholder group in the present study (Experts / Officials) has 65 respondents and the largest (Farmers) has 650; aggregation stability is therefore comfortably ensured for every group.</w:t>
+        <w:t>The starting point was the literature. An extensive review of horticultural supply-chain studies, with particular attention to studies on citrus and hill horticulture, yielded a long list of factors that had previously been reported as material to channel performance. This list was supplemented by inputs from subject experts, by what came up in the pilot study, and by what stakeholders themselves raised during the Phase-I field visits. The five distinct input streams used to build the pool are listed below.</w:t>
+      </w:r>
+    </w:p>
+    <w:p>
+      <w:pPr>
+        <w:pStyle w:val="ListBullet"/>
+        <w:spacing w:after="40"/>
+      </w:pPr>
+      <w:r>
+        <w:rPr>
+          <w:rFonts w:ascii="Times New Roman" w:hAnsi="Times New Roman" w:cs="Times New Roman" w:eastAsia="Times New Roman"/>
+          <w:b w:val="0"/>
+          <w:i w:val="0"/>
+          <w:sz w:val="24"/>
+        </w:rPr>
+        <w:t>Extensive literature review on horticultural and citrus supply chains</w:t>
+      </w:r>
+    </w:p>
+    <w:p>
+      <w:pPr>
+        <w:pStyle w:val="ListBullet"/>
+        <w:spacing w:after="40"/>
+      </w:pPr>
+      <w:r>
+        <w:rPr>
+          <w:rFonts w:ascii="Times New Roman" w:hAnsi="Times New Roman" w:cs="Times New Roman" w:eastAsia="Times New Roman"/>
+          <w:b w:val="0"/>
+          <w:i w:val="0"/>
+          <w:sz w:val="24"/>
+        </w:rPr>
+        <w:t>Expert consultation with horticulture extension services and academia</w:t>
+      </w:r>
+    </w:p>
+    <w:p>
+      <w:pPr>
+        <w:pStyle w:val="ListBullet"/>
+        <w:spacing w:after="40"/>
+      </w:pPr>
+      <w:r>
+        <w:rPr>
+          <w:rFonts w:ascii="Times New Roman" w:hAnsi="Times New Roman" w:cs="Times New Roman" w:eastAsia="Times New Roman"/>
+          <w:b w:val="0"/>
+          <w:i w:val="0"/>
+          <w:sz w:val="24"/>
+        </w:rPr>
+        <w:t>Pilot study findings (n = 30, two blocks in Garhwal)</w:t>
+      </w:r>
+    </w:p>
+    <w:p>
+      <w:pPr>
+        <w:pStyle w:val="ListBullet"/>
+        <w:spacing w:after="40"/>
+      </w:pPr>
+      <w:r>
+        <w:rPr>
+          <w:rFonts w:ascii="Times New Roman" w:hAnsi="Times New Roman" w:cs="Times New Roman" w:eastAsia="Times New Roman"/>
+          <w:b w:val="0"/>
+          <w:i w:val="0"/>
+          <w:sz w:val="24"/>
+        </w:rPr>
+        <w:t>Stakeholder discussions during exploratory field visits</w:t>
+      </w:r>
+    </w:p>
+    <w:p>
+      <w:pPr>
+        <w:pStyle w:val="ListBullet"/>
+        <w:spacing w:after="40"/>
+      </w:pPr>
+      <w:r>
+        <w:rPr>
+          <w:rFonts w:ascii="Times New Roman" w:hAnsi="Times New Roman" w:cs="Times New Roman" w:eastAsia="Times New Roman"/>
+          <w:b w:val="0"/>
+          <w:i w:val="0"/>
+          <w:sz w:val="24"/>
+        </w:rPr>
+        <w:t>Direct field observations at orchards and at the Dehradun and Haridwar mandis</w:t>
+      </w:r>
+    </w:p>
+    <w:p>
+      <w:pPr>
+        <w:spacing w:after="120" w:line="360" w:lineRule="auto"/>
+        <w:ind w:firstLine="283"/>
+        <w:jc w:val="both"/>
+      </w:pPr>
+      <w:r>
+        <w:rPr>
+          <w:rFonts w:ascii="Times New Roman" w:hAnsi="Times New Roman" w:cs="Times New Roman" w:eastAsia="Times New Roman"/>
+          <w:b w:val="0"/>
+          <w:i w:val="0"/>
+          <w:sz w:val="24"/>
+        </w:rPr>
+        <w:t>These inputs together produced 144 candidate factors. To make them tractable, the factors were classified along two crossed dimensions: the stage of the channel at which they operate (Farm, Trader, Mandi, Retail, Transport) and the aspect of performance they bear on (Cost, Time, Quality). Table 3.3 summarises the distribution of the 144 candidates across these dimensions.</w:t>
+      </w:r>
+    </w:p>
+    <w:p>
+      <w:pPr>
+        <w:spacing w:before="160" w:after="80"/>
+        <w:jc w:val="center"/>
+      </w:pPr>
+      <w:r>
+        <w:rPr>
+          <w:rFonts w:ascii="Times New Roman" w:hAnsi="Times New Roman" w:cs="Times New Roman" w:eastAsia="Times New Roman"/>
+          <w:b/>
+          <w:i w:val="0"/>
+          <w:sz w:val="22"/>
+        </w:rPr>
+        <w:t>Table 3.3: Initial Distribution of the 144 Candidate Factors</w:t>
+      </w:r>
+    </w:p>
+    <w:tbl>
+      <w:tblPr>
+        <w:tblStyle w:val="LightGrid-Accent1"/>
+        <w:tblW w:type="auto" w:w="0"/>
+        <w:tblLook w:firstColumn="1" w:firstRow="1" w:lastColumn="0" w:lastRow="0" w:noHBand="0" w:noVBand="1" w:val="04A0"/>
+      </w:tblPr>
+      <w:tblGrid>
+        <w:gridCol w:w="1824"/>
+        <w:gridCol w:w="1824"/>
+        <w:gridCol w:w="1824"/>
+        <w:gridCol w:w="1824"/>
+        <w:gridCol w:w="1824"/>
+      </w:tblGrid>
+      <w:tr>
+        <w:tc>
+          <w:tcPr>
+            <w:tcW w:type="dxa" w:w="1824"/>
+            <w:shd w:val="clear" w:color="auto" w:fill="D9E1F2"/>
+          </w:tcPr>
+          <w:p>
+            <w:pPr>
+              <w:jc w:val="center"/>
+            </w:pPr>
+            <w:r/>
+            <w:r>
+              <w:rPr>
+                <w:rFonts w:ascii="Times New Roman" w:hAnsi="Times New Roman" w:cs="Times New Roman" w:eastAsia="Times New Roman"/>
+                <w:b/>
+                <w:i w:val="0"/>
+                <w:sz w:val="22"/>
+              </w:rPr>
+              <w:t>Stage</w:t>
+            </w:r>
+          </w:p>
+        </w:tc>
+        <w:tc>
+          <w:tcPr>
+            <w:tcW w:type="dxa" w:w="1824"/>
+            <w:shd w:val="clear" w:color="auto" w:fill="D9E1F2"/>
+          </w:tcPr>
+          <w:p>
+            <w:pPr>
+              <w:jc w:val="center"/>
+            </w:pPr>
+            <w:r/>
+            <w:r>
+              <w:rPr>
+                <w:rFonts w:ascii="Times New Roman" w:hAnsi="Times New Roman" w:cs="Times New Roman" w:eastAsia="Times New Roman"/>
+                <w:b/>
+                <w:i w:val="0"/>
+                <w:sz w:val="22"/>
+              </w:rPr>
+              <w:t>Cost</w:t>
+            </w:r>
+          </w:p>
+        </w:tc>
+        <w:tc>
+          <w:tcPr>
+            <w:tcW w:type="dxa" w:w="1824"/>
+            <w:shd w:val="clear" w:color="auto" w:fill="D9E1F2"/>
+          </w:tcPr>
+          <w:p>
+            <w:pPr>
+              <w:jc w:val="center"/>
+            </w:pPr>
+            <w:r/>
+            <w:r>
+              <w:rPr>
+                <w:rFonts w:ascii="Times New Roman" w:hAnsi="Times New Roman" w:cs="Times New Roman" w:eastAsia="Times New Roman"/>
+                <w:b/>
+                <w:i w:val="0"/>
+                <w:sz w:val="22"/>
+              </w:rPr>
+              <w:t>Time</w:t>
+            </w:r>
+          </w:p>
+        </w:tc>
+        <w:tc>
+          <w:tcPr>
+            <w:tcW w:type="dxa" w:w="1824"/>
+            <w:shd w:val="clear" w:color="auto" w:fill="D9E1F2"/>
+          </w:tcPr>
+          <w:p>
+            <w:pPr>
+              <w:jc w:val="center"/>
+            </w:pPr>
+            <w:r/>
+            <w:r>
+              <w:rPr>
+                <w:rFonts w:ascii="Times New Roman" w:hAnsi="Times New Roman" w:cs="Times New Roman" w:eastAsia="Times New Roman"/>
+                <w:b/>
+                <w:i w:val="0"/>
+                <w:sz w:val="22"/>
+              </w:rPr>
+              <w:t>Quality</w:t>
+            </w:r>
+          </w:p>
+        </w:tc>
+        <w:tc>
+          <w:tcPr>
+            <w:tcW w:type="dxa" w:w="1824"/>
+            <w:shd w:val="clear" w:color="auto" w:fill="D9E1F2"/>
+          </w:tcPr>
+          <w:p>
+            <w:pPr>
+              <w:jc w:val="center"/>
+            </w:pPr>
+            <w:r/>
+            <w:r>
+              <w:rPr>
+                <w:rFonts w:ascii="Times New Roman" w:hAnsi="Times New Roman" w:cs="Times New Roman" w:eastAsia="Times New Roman"/>
+                <w:b/>
+                <w:i w:val="0"/>
+                <w:sz w:val="22"/>
+              </w:rPr>
+              <w:t>Sub-total</w:t>
+            </w:r>
+          </w:p>
+        </w:tc>
+      </w:tr>
+      <w:tr>
+        <w:tc>
+          <w:tcPr>
+            <w:tcW w:type="dxa" w:w="1824"/>
+          </w:tcPr>
+          <w:p>
+            <w:pPr>
+              <w:jc w:val="center"/>
+            </w:pPr>
+            <w:r/>
+            <w:r>
+              <w:rPr>
+                <w:rFonts w:ascii="Times New Roman" w:hAnsi="Times New Roman" w:cs="Times New Roman" w:eastAsia="Times New Roman"/>
+                <w:b w:val="0"/>
+                <w:i w:val="0"/>
+                <w:sz w:val="22"/>
+              </w:rPr>
+              <w:t>Farm-level</w:t>
+            </w:r>
+          </w:p>
+        </w:tc>
+        <w:tc>
+          <w:tcPr>
+            <w:tcW w:type="dxa" w:w="1824"/>
+          </w:tcPr>
+          <w:p>
+            <w:pPr>
+              <w:jc w:val="center"/>
+            </w:pPr>
+            <w:r/>
+            <w:r>
+              <w:rPr>
+                <w:rFonts w:ascii="Times New Roman" w:hAnsi="Times New Roman" w:cs="Times New Roman" w:eastAsia="Times New Roman"/>
+                <w:b w:val="0"/>
+                <w:i w:val="0"/>
+                <w:sz w:val="22"/>
+              </w:rPr>
+              <w:t>12</w:t>
+            </w:r>
+          </w:p>
+        </w:tc>
+        <w:tc>
+          <w:tcPr>
+            <w:tcW w:type="dxa" w:w="1824"/>
+          </w:tcPr>
+          <w:p>
+            <w:pPr>
+              <w:jc w:val="center"/>
+            </w:pPr>
+            <w:r/>
+            <w:r>
+              <w:rPr>
+                <w:rFonts w:ascii="Times New Roman" w:hAnsi="Times New Roman" w:cs="Times New Roman" w:eastAsia="Times New Roman"/>
+                <w:b w:val="0"/>
+                <w:i w:val="0"/>
+                <w:sz w:val="22"/>
+              </w:rPr>
+              <w:t>10</w:t>
+            </w:r>
+          </w:p>
+        </w:tc>
+        <w:tc>
+          <w:tcPr>
+            <w:tcW w:type="dxa" w:w="1824"/>
+          </w:tcPr>
+          <w:p>
+            <w:pPr>
+              <w:jc w:val="center"/>
+            </w:pPr>
+            <w:r/>
+            <w:r>
+              <w:rPr>
+                <w:rFonts w:ascii="Times New Roman" w:hAnsi="Times New Roman" w:cs="Times New Roman" w:eastAsia="Times New Roman"/>
+                <w:b w:val="0"/>
+                <w:i w:val="0"/>
+                <w:sz w:val="22"/>
+              </w:rPr>
+              <w:t>12</w:t>
+            </w:r>
+          </w:p>
+        </w:tc>
+        <w:tc>
+          <w:tcPr>
+            <w:tcW w:type="dxa" w:w="1824"/>
+          </w:tcPr>
+          <w:p>
+            <w:pPr>
+              <w:jc w:val="center"/>
+            </w:pPr>
+            <w:r/>
+            <w:r>
+              <w:rPr>
+                <w:rFonts w:ascii="Times New Roman" w:hAnsi="Times New Roman" w:cs="Times New Roman" w:eastAsia="Times New Roman"/>
+                <w:b w:val="0"/>
+                <w:i w:val="0"/>
+                <w:sz w:val="22"/>
+              </w:rPr>
+              <w:t>34</w:t>
+            </w:r>
+          </w:p>
+        </w:tc>
+      </w:tr>
+      <w:tr>
+        <w:tc>
+          <w:tcPr>
+            <w:tcW w:type="dxa" w:w="1824"/>
+          </w:tcPr>
+          <w:p>
+            <w:pPr>
+              <w:jc w:val="center"/>
+            </w:pPr>
+            <w:r/>
+            <w:r>
+              <w:rPr>
+                <w:rFonts w:ascii="Times New Roman" w:hAnsi="Times New Roman" w:cs="Times New Roman" w:eastAsia="Times New Roman"/>
+                <w:b w:val="0"/>
+                <w:i w:val="0"/>
+                <w:sz w:val="22"/>
+              </w:rPr>
+              <w:t>Trader-level</w:t>
+            </w:r>
+          </w:p>
+        </w:tc>
+        <w:tc>
+          <w:tcPr>
+            <w:tcW w:type="dxa" w:w="1824"/>
+          </w:tcPr>
+          <w:p>
+            <w:pPr>
+              <w:jc w:val="center"/>
+            </w:pPr>
+            <w:r/>
+            <w:r>
+              <w:rPr>
+                <w:rFonts w:ascii="Times New Roman" w:hAnsi="Times New Roman" w:cs="Times New Roman" w:eastAsia="Times New Roman"/>
+                <w:b w:val="0"/>
+                <w:i w:val="0"/>
+                <w:sz w:val="22"/>
+              </w:rPr>
+              <w:t>11</w:t>
+            </w:r>
+          </w:p>
+        </w:tc>
+        <w:tc>
+          <w:tcPr>
+            <w:tcW w:type="dxa" w:w="1824"/>
+          </w:tcPr>
+          <w:p>
+            <w:pPr>
+              <w:jc w:val="center"/>
+            </w:pPr>
+            <w:r/>
+            <w:r>
+              <w:rPr>
+                <w:rFonts w:ascii="Times New Roman" w:hAnsi="Times New Roman" w:cs="Times New Roman" w:eastAsia="Times New Roman"/>
+                <w:b w:val="0"/>
+                <w:i w:val="0"/>
+                <w:sz w:val="22"/>
+              </w:rPr>
+              <w:t>9</w:t>
+            </w:r>
+          </w:p>
+        </w:tc>
+        <w:tc>
+          <w:tcPr>
+            <w:tcW w:type="dxa" w:w="1824"/>
+          </w:tcPr>
+          <w:p>
+            <w:pPr>
+              <w:jc w:val="center"/>
+            </w:pPr>
+            <w:r/>
+            <w:r>
+              <w:rPr>
+                <w:rFonts w:ascii="Times New Roman" w:hAnsi="Times New Roman" w:cs="Times New Roman" w:eastAsia="Times New Roman"/>
+                <w:b w:val="0"/>
+                <w:i w:val="0"/>
+                <w:sz w:val="22"/>
+              </w:rPr>
+              <w:t>9</w:t>
+            </w:r>
+          </w:p>
+        </w:tc>
+        <w:tc>
+          <w:tcPr>
+            <w:tcW w:type="dxa" w:w="1824"/>
+          </w:tcPr>
+          <w:p>
+            <w:pPr>
+              <w:jc w:val="center"/>
+            </w:pPr>
+            <w:r/>
+            <w:r>
+              <w:rPr>
+                <w:rFonts w:ascii="Times New Roman" w:hAnsi="Times New Roman" w:cs="Times New Roman" w:eastAsia="Times New Roman"/>
+                <w:b w:val="0"/>
+                <w:i w:val="0"/>
+                <w:sz w:val="22"/>
+              </w:rPr>
+              <w:t>29</w:t>
+            </w:r>
+          </w:p>
+        </w:tc>
+      </w:tr>
+      <w:tr>
+        <w:tc>
+          <w:tcPr>
+            <w:tcW w:type="dxa" w:w="1824"/>
+          </w:tcPr>
+          <w:p>
+            <w:pPr>
+              <w:jc w:val="center"/>
+            </w:pPr>
+            <w:r/>
+            <w:r>
+              <w:rPr>
+                <w:rFonts w:ascii="Times New Roman" w:hAnsi="Times New Roman" w:cs="Times New Roman" w:eastAsia="Times New Roman"/>
+                <w:b w:val="0"/>
+                <w:i w:val="0"/>
+                <w:sz w:val="22"/>
+              </w:rPr>
+              <w:t>Mandi-level</w:t>
+            </w:r>
+          </w:p>
+        </w:tc>
+        <w:tc>
+          <w:tcPr>
+            <w:tcW w:type="dxa" w:w="1824"/>
+          </w:tcPr>
+          <w:p>
+            <w:pPr>
+              <w:jc w:val="center"/>
+            </w:pPr>
+            <w:r/>
+            <w:r>
+              <w:rPr>
+                <w:rFonts w:ascii="Times New Roman" w:hAnsi="Times New Roman" w:cs="Times New Roman" w:eastAsia="Times New Roman"/>
+                <w:b w:val="0"/>
+                <w:i w:val="0"/>
+                <w:sz w:val="22"/>
+              </w:rPr>
+              <w:t>10</w:t>
+            </w:r>
+          </w:p>
+        </w:tc>
+        <w:tc>
+          <w:tcPr>
+            <w:tcW w:type="dxa" w:w="1824"/>
+          </w:tcPr>
+          <w:p>
+            <w:pPr>
+              <w:jc w:val="center"/>
+            </w:pPr>
+            <w:r/>
+            <w:r>
+              <w:rPr>
+                <w:rFonts w:ascii="Times New Roman" w:hAnsi="Times New Roman" w:cs="Times New Roman" w:eastAsia="Times New Roman"/>
+                <w:b w:val="0"/>
+                <w:i w:val="0"/>
+                <w:sz w:val="22"/>
+              </w:rPr>
+              <w:t>9</w:t>
+            </w:r>
+          </w:p>
+        </w:tc>
+        <w:tc>
+          <w:tcPr>
+            <w:tcW w:type="dxa" w:w="1824"/>
+          </w:tcPr>
+          <w:p>
+            <w:pPr>
+              <w:jc w:val="center"/>
+            </w:pPr>
+            <w:r/>
+            <w:r>
+              <w:rPr>
+                <w:rFonts w:ascii="Times New Roman" w:hAnsi="Times New Roman" w:cs="Times New Roman" w:eastAsia="Times New Roman"/>
+                <w:b w:val="0"/>
+                <w:i w:val="0"/>
+                <w:sz w:val="22"/>
+              </w:rPr>
+              <w:t>10</w:t>
+            </w:r>
+          </w:p>
+        </w:tc>
+        <w:tc>
+          <w:tcPr>
+            <w:tcW w:type="dxa" w:w="1824"/>
+          </w:tcPr>
+          <w:p>
+            <w:pPr>
+              <w:jc w:val="center"/>
+            </w:pPr>
+            <w:r/>
+            <w:r>
+              <w:rPr>
+                <w:rFonts w:ascii="Times New Roman" w:hAnsi="Times New Roman" w:cs="Times New Roman" w:eastAsia="Times New Roman"/>
+                <w:b w:val="0"/>
+                <w:i w:val="0"/>
+                <w:sz w:val="22"/>
+              </w:rPr>
+              <w:t>29</w:t>
+            </w:r>
+          </w:p>
+        </w:tc>
+      </w:tr>
+      <w:tr>
+        <w:tc>
+          <w:tcPr>
+            <w:tcW w:type="dxa" w:w="1824"/>
+          </w:tcPr>
+          <w:p>
+            <w:pPr>
+              <w:jc w:val="center"/>
+            </w:pPr>
+            <w:r/>
+            <w:r>
+              <w:rPr>
+                <w:rFonts w:ascii="Times New Roman" w:hAnsi="Times New Roman" w:cs="Times New Roman" w:eastAsia="Times New Roman"/>
+                <w:b w:val="0"/>
+                <w:i w:val="0"/>
+                <w:sz w:val="22"/>
+              </w:rPr>
+              <w:t>Retail-level</w:t>
+            </w:r>
+          </w:p>
+        </w:tc>
+        <w:tc>
+          <w:tcPr>
+            <w:tcW w:type="dxa" w:w="1824"/>
+          </w:tcPr>
+          <w:p>
+            <w:pPr>
+              <w:jc w:val="center"/>
+            </w:pPr>
+            <w:r/>
+            <w:r>
+              <w:rPr>
+                <w:rFonts w:ascii="Times New Roman" w:hAnsi="Times New Roman" w:cs="Times New Roman" w:eastAsia="Times New Roman"/>
+                <w:b w:val="0"/>
+                <w:i w:val="0"/>
+                <w:sz w:val="22"/>
+              </w:rPr>
+              <w:t>11</w:t>
+            </w:r>
+          </w:p>
+        </w:tc>
+        <w:tc>
+          <w:tcPr>
+            <w:tcW w:type="dxa" w:w="1824"/>
+          </w:tcPr>
+          <w:p>
+            <w:pPr>
+              <w:jc w:val="center"/>
+            </w:pPr>
+            <w:r/>
+            <w:r>
+              <w:rPr>
+                <w:rFonts w:ascii="Times New Roman" w:hAnsi="Times New Roman" w:cs="Times New Roman" w:eastAsia="Times New Roman"/>
+                <w:b w:val="0"/>
+                <w:i w:val="0"/>
+                <w:sz w:val="22"/>
+              </w:rPr>
+              <w:t>8</w:t>
+            </w:r>
+          </w:p>
+        </w:tc>
+        <w:tc>
+          <w:tcPr>
+            <w:tcW w:type="dxa" w:w="1824"/>
+          </w:tcPr>
+          <w:p>
+            <w:pPr>
+              <w:jc w:val="center"/>
+            </w:pPr>
+            <w:r/>
+            <w:r>
+              <w:rPr>
+                <w:rFonts w:ascii="Times New Roman" w:hAnsi="Times New Roman" w:cs="Times New Roman" w:eastAsia="Times New Roman"/>
+                <w:b w:val="0"/>
+                <w:i w:val="0"/>
+                <w:sz w:val="22"/>
+              </w:rPr>
+              <w:t>9</w:t>
+            </w:r>
+          </w:p>
+        </w:tc>
+        <w:tc>
+          <w:tcPr>
+            <w:tcW w:type="dxa" w:w="1824"/>
+          </w:tcPr>
+          <w:p>
+            <w:pPr>
+              <w:jc w:val="center"/>
+            </w:pPr>
+            <w:r/>
+            <w:r>
+              <w:rPr>
+                <w:rFonts w:ascii="Times New Roman" w:hAnsi="Times New Roman" w:cs="Times New Roman" w:eastAsia="Times New Roman"/>
+                <w:b w:val="0"/>
+                <w:i w:val="0"/>
+                <w:sz w:val="22"/>
+              </w:rPr>
+              <w:t>28</w:t>
+            </w:r>
+          </w:p>
+        </w:tc>
+      </w:tr>
+      <w:tr>
+        <w:tc>
+          <w:tcPr>
+            <w:tcW w:type="dxa" w:w="1824"/>
+          </w:tcPr>
+          <w:p>
+            <w:pPr>
+              <w:jc w:val="center"/>
+            </w:pPr>
+            <w:r/>
+            <w:r>
+              <w:rPr>
+                <w:rFonts w:ascii="Times New Roman" w:hAnsi="Times New Roman" w:cs="Times New Roman" w:eastAsia="Times New Roman"/>
+                <w:b w:val="0"/>
+                <w:i w:val="0"/>
+                <w:sz w:val="22"/>
+              </w:rPr>
+              <w:t>Transport-level</w:t>
+            </w:r>
+          </w:p>
+        </w:tc>
+        <w:tc>
+          <w:tcPr>
+            <w:tcW w:type="dxa" w:w="1824"/>
+          </w:tcPr>
+          <w:p>
+            <w:pPr>
+              <w:jc w:val="center"/>
+            </w:pPr>
+            <w:r/>
+            <w:r>
+              <w:rPr>
+                <w:rFonts w:ascii="Times New Roman" w:hAnsi="Times New Roman" w:cs="Times New Roman" w:eastAsia="Times New Roman"/>
+                <w:b w:val="0"/>
+                <w:i w:val="0"/>
+                <w:sz w:val="22"/>
+              </w:rPr>
+              <w:t>9</w:t>
+            </w:r>
+          </w:p>
+        </w:tc>
+        <w:tc>
+          <w:tcPr>
+            <w:tcW w:type="dxa" w:w="1824"/>
+          </w:tcPr>
+          <w:p>
+            <w:pPr>
+              <w:jc w:val="center"/>
+            </w:pPr>
+            <w:r/>
+            <w:r>
+              <w:rPr>
+                <w:rFonts w:ascii="Times New Roman" w:hAnsi="Times New Roman" w:cs="Times New Roman" w:eastAsia="Times New Roman"/>
+                <w:b w:val="0"/>
+                <w:i w:val="0"/>
+                <w:sz w:val="22"/>
+              </w:rPr>
+              <w:t>8</w:t>
+            </w:r>
+          </w:p>
+        </w:tc>
+        <w:tc>
+          <w:tcPr>
+            <w:tcW w:type="dxa" w:w="1824"/>
+          </w:tcPr>
+          <w:p>
+            <w:pPr>
+              <w:jc w:val="center"/>
+            </w:pPr>
+            <w:r/>
+            <w:r>
+              <w:rPr>
+                <w:rFonts w:ascii="Times New Roman" w:hAnsi="Times New Roman" w:cs="Times New Roman" w:eastAsia="Times New Roman"/>
+                <w:b w:val="0"/>
+                <w:i w:val="0"/>
+                <w:sz w:val="22"/>
+              </w:rPr>
+              <w:t>7</w:t>
+            </w:r>
+          </w:p>
+        </w:tc>
+        <w:tc>
+          <w:tcPr>
+            <w:tcW w:type="dxa" w:w="1824"/>
+          </w:tcPr>
+          <w:p>
+            <w:pPr>
+              <w:jc w:val="center"/>
+            </w:pPr>
+            <w:r/>
+            <w:r>
+              <w:rPr>
+                <w:rFonts w:ascii="Times New Roman" w:hAnsi="Times New Roman" w:cs="Times New Roman" w:eastAsia="Times New Roman"/>
+                <w:b w:val="0"/>
+                <w:i w:val="0"/>
+                <w:sz w:val="22"/>
+              </w:rPr>
+              <w:t>24</w:t>
+            </w:r>
+          </w:p>
+        </w:tc>
+      </w:tr>
+      <w:tr>
+        <w:tc>
+          <w:tcPr>
+            <w:tcW w:type="dxa" w:w="1824"/>
+          </w:tcPr>
+          <w:p>
+            <w:pPr>
+              <w:jc w:val="center"/>
+            </w:pPr>
+            <w:r/>
+            <w:r>
+              <w:rPr>
+                <w:rFonts w:ascii="Times New Roman" w:hAnsi="Times New Roman" w:cs="Times New Roman" w:eastAsia="Times New Roman"/>
+                <w:b w:val="0"/>
+                <w:i w:val="0"/>
+                <w:sz w:val="22"/>
+              </w:rPr>
+              <w:t>Total</w:t>
+            </w:r>
+          </w:p>
+        </w:tc>
+        <w:tc>
+          <w:tcPr>
+            <w:tcW w:type="dxa" w:w="1824"/>
+          </w:tcPr>
+          <w:p>
+            <w:pPr>
+              <w:jc w:val="center"/>
+            </w:pPr>
+            <w:r/>
+            <w:r>
+              <w:rPr>
+                <w:rFonts w:ascii="Times New Roman" w:hAnsi="Times New Roman" w:cs="Times New Roman" w:eastAsia="Times New Roman"/>
+                <w:b w:val="0"/>
+                <w:i w:val="0"/>
+                <w:sz w:val="22"/>
+              </w:rPr>
+              <w:t>53</w:t>
+            </w:r>
+          </w:p>
+        </w:tc>
+        <w:tc>
+          <w:tcPr>
+            <w:tcW w:type="dxa" w:w="1824"/>
+          </w:tcPr>
+          <w:p>
+            <w:pPr>
+              <w:jc w:val="center"/>
+            </w:pPr>
+            <w:r/>
+            <w:r>
+              <w:rPr>
+                <w:rFonts w:ascii="Times New Roman" w:hAnsi="Times New Roman" w:cs="Times New Roman" w:eastAsia="Times New Roman"/>
+                <w:b w:val="0"/>
+                <w:i w:val="0"/>
+                <w:sz w:val="22"/>
+              </w:rPr>
+              <w:t>44</w:t>
+            </w:r>
+          </w:p>
+        </w:tc>
+        <w:tc>
+          <w:tcPr>
+            <w:tcW w:type="dxa" w:w="1824"/>
+          </w:tcPr>
+          <w:p>
+            <w:pPr>
+              <w:jc w:val="center"/>
+            </w:pPr>
+            <w:r/>
+            <w:r>
+              <w:rPr>
+                <w:rFonts w:ascii="Times New Roman" w:hAnsi="Times New Roman" w:cs="Times New Roman" w:eastAsia="Times New Roman"/>
+                <w:b w:val="0"/>
+                <w:i w:val="0"/>
+                <w:sz w:val="22"/>
+              </w:rPr>
+              <w:t>47</w:t>
+            </w:r>
+          </w:p>
+        </w:tc>
+        <w:tc>
+          <w:tcPr>
+            <w:tcW w:type="dxa" w:w="1824"/>
+          </w:tcPr>
+          <w:p>
+            <w:pPr>
+              <w:jc w:val="center"/>
+            </w:pPr>
+            <w:r/>
+            <w:r>
+              <w:rPr>
+                <w:rFonts w:ascii="Times New Roman" w:hAnsi="Times New Roman" w:cs="Times New Roman" w:eastAsia="Times New Roman"/>
+                <w:b w:val="0"/>
+                <w:i w:val="0"/>
+                <w:sz w:val="22"/>
+              </w:rPr>
+              <w:t>144</w:t>
+            </w:r>
+          </w:p>
+        </w:tc>
+      </w:tr>
+    </w:tbl>
+    <w:p/>
+    <w:p>
+      <w:pPr>
+        <w:keepNext/>
+        <w:spacing w:before="160" w:after="80"/>
+      </w:pPr>
+      <w:r>
+        <w:rPr>
+          <w:rFonts w:ascii="Times New Roman" w:hAnsi="Times New Roman" w:cs="Times New Roman" w:eastAsia="Times New Roman"/>
+          <w:b/>
+          <w:i/>
+          <w:sz w:val="24"/>
+        </w:rPr>
+        <w:t>3.5.2  Reliability and Consistency Screening</w:t>
+      </w:r>
+    </w:p>
+    <w:p>
+      <w:pPr>
+        <w:spacing w:after="120" w:line="360" w:lineRule="auto"/>
+        <w:ind w:firstLine="283"/>
+        <w:jc w:val="both"/>
+      </w:pPr>
+      <w:r>
+        <w:rPr>
+          <w:rFonts w:ascii="Times New Roman" w:hAnsi="Times New Roman" w:cs="Times New Roman" w:eastAsia="Times New Roman"/>
+          <w:b w:val="0"/>
+          <w:i w:val="0"/>
+          <w:sz w:val="24"/>
+        </w:rPr>
+        <w:t>The screening process was deliberately conservative. Items were removed at four successive checkpoints:</w:t>
+      </w:r>
+    </w:p>
+    <w:p>
+      <w:pPr>
+        <w:pStyle w:val="ListNumber"/>
+        <w:spacing w:after="40"/>
+      </w:pPr>
+      <w:r>
+        <w:rPr>
+          <w:rFonts w:ascii="Times New Roman" w:hAnsi="Times New Roman" w:cs="Times New Roman" w:eastAsia="Times New Roman"/>
+          <w:b w:val="0"/>
+          <w:i w:val="0"/>
+          <w:sz w:val="24"/>
+        </w:rPr>
+        <w:t>Removal of overlapping items. Where two or more candidates measured essentially the same construct, the cleaner of the two was retained and the rest dropped after expert validation. This step took the pool from 144 to 112.</w:t>
+      </w:r>
+    </w:p>
+    <w:p>
+      <w:pPr>
+        <w:pStyle w:val="ListNumber"/>
+        <w:spacing w:after="40"/>
+      </w:pPr>
+      <w:r>
+        <w:rPr>
+          <w:rFonts w:ascii="Times New Roman" w:hAnsi="Times New Roman" w:cs="Times New Roman" w:eastAsia="Times New Roman"/>
+          <w:b w:val="0"/>
+          <w:i w:val="0"/>
+          <w:sz w:val="24"/>
+        </w:rPr>
+        <w:t>Reliability test. Cronbach's α was computed for every sub-scale (stage × aspect). Items whose deletion improved the α of the parent scale, and items whose item-total correlation fell below 0.30, were dropped. This step took the pool from 112 to 96.</w:t>
+      </w:r>
+    </w:p>
+    <w:p>
+      <w:pPr>
+        <w:pStyle w:val="ListNumber"/>
+        <w:spacing w:after="40"/>
+      </w:pPr>
+      <w:r>
+        <w:rPr>
+          <w:rFonts w:ascii="Times New Roman" w:hAnsi="Times New Roman" w:cs="Times New Roman" w:eastAsia="Times New Roman"/>
+          <w:b w:val="0"/>
+          <w:i w:val="0"/>
+          <w:sz w:val="24"/>
+        </w:rPr>
+        <w:t>Consistency check. Sampling adequacy was verified using the Kaiser–Meyer–Olkin (KMO) measure (≥ 0.60) and Bartlett's test of sphericity (p &lt; 0.05). Items that loaded weakly on their parent factor were removed. This step took the pool from 96 to 88.</w:t>
+      </w:r>
+    </w:p>
+    <w:p>
+      <w:pPr>
+        <w:pStyle w:val="ListNumber"/>
+        <w:spacing w:after="40"/>
+      </w:pPr>
+      <w:r>
+        <w:rPr>
+          <w:rFonts w:ascii="Times New Roman" w:hAnsi="Times New Roman" w:cs="Times New Roman" w:eastAsia="Times New Roman"/>
+          <w:b w:val="0"/>
+          <w:i w:val="0"/>
+          <w:sz w:val="24"/>
+        </w:rPr>
+        <w:t>Final expert review. The trimmed list was returned to the expert panel for face-validity confirmation and any last refinements. Six more items were dropped at this step, leaving the finalised set at 82 factors.</w:t>
+      </w:r>
+    </w:p>
+    <w:p>
+      <w:pPr>
+        <w:spacing w:after="120" w:line="360" w:lineRule="auto"/>
+        <w:ind w:firstLine="283"/>
+        <w:jc w:val="both"/>
+      </w:pPr>
+      <w:r>
+        <w:rPr>
+          <w:rFonts w:ascii="Times New Roman" w:hAnsi="Times New Roman" w:cs="Times New Roman" w:eastAsia="Times New Roman"/>
+          <w:b w:val="0"/>
+          <w:i w:val="0"/>
+          <w:sz w:val="24"/>
+        </w:rPr>
+        <w:t>The funnel is shown graphically in Figure 3.2.</w:t>
+      </w:r>
+    </w:p>
+    <w:p>
+      <w:pPr>
+        <w:jc w:val="center"/>
+      </w:pPr>
+      <w:r>
+        <w:drawing>
+          <wp:inline xmlns:a="http://schemas.openxmlformats.org/drawingml/2006/main" xmlns:pic="http://schemas.openxmlformats.org/drawingml/2006/picture">
+            <wp:extent cx="5120640" cy="3824275"/>
+            <wp:docPr id="2" name="Picture 2"/>
+            <wp:cNvGraphicFramePr>
+              <a:graphicFrameLocks noChangeAspect="1"/>
+            </wp:cNvGraphicFramePr>
+            <a:graphic>
+              <a:graphicData uri="http://schemas.openxmlformats.org/drawingml/2006/picture">
+                <pic:pic>
+                  <pic:nvPicPr>
+                    <pic:cNvPr id="0" name="factor_funnel_chapter3.png"/>
+                    <pic:cNvPicPr/>
+                  </pic:nvPicPr>
+                  <pic:blipFill>
+                    <a:blip r:embed="rId10"/>
+                    <a:stretch>
+                      <a:fillRect/>
+                    </a:stretch>
+                  </pic:blipFill>
+                  <pic:spPr>
+                    <a:xfrm>
+                      <a:off x="0" y="0"/>
+                      <a:ext cx="5120640" cy="3824275"/>
+                    </a:xfrm>
+                    <a:prstGeom prst="rect"/>
+                  </pic:spPr>
+                </pic:pic>
+              </a:graphicData>
+            </a:graphic>
+          </wp:inline>
+        </w:drawing>
+      </w:r>
+    </w:p>
+    <w:p>
+      <w:pPr>
+        <w:spacing w:before="160" w:after="80"/>
+        <w:jc w:val="center"/>
+      </w:pPr>
+      <w:r>
+        <w:rPr>
+          <w:rFonts w:ascii="Times New Roman" w:hAnsi="Times New Roman" w:cs="Times New Roman" w:eastAsia="Times New Roman"/>
+          <w:b/>
+          <w:i w:val="0"/>
+          <w:sz w:val="22"/>
+        </w:rPr>
+        <w:t>Figure 3.2: Factor Screening Funnel - 144 Candidates Reduced to 82 Finalised Factors</w:t>
+      </w:r>
+    </w:p>
+    <w:p>
+      <w:pPr>
+        <w:spacing w:after="120" w:line="360" w:lineRule="auto"/>
+        <w:ind w:firstLine="283"/>
+        <w:jc w:val="both"/>
+      </w:pPr>
+      <w:r>
+        <w:rPr>
+          <w:rFonts w:ascii="Times New Roman" w:hAnsi="Times New Roman" w:cs="Times New Roman" w:eastAsia="Times New Roman"/>
+          <w:b w:val="0"/>
+          <w:i w:val="0"/>
+          <w:sz w:val="24"/>
+        </w:rPr>
+        <w:t>After screening, the 82 retained factors were redistributed across the five stages and three aspects, as set out in Table 3.4. The stage-level reduction is also shown in Figure 3.3.</w:t>
+      </w:r>
+    </w:p>
+    <w:p>
+      <w:pPr>
+        <w:spacing w:before="160" w:after="80"/>
+        <w:jc w:val="center"/>
+      </w:pPr>
+      <w:r>
+        <w:rPr>
+          <w:rFonts w:ascii="Times New Roman" w:hAnsi="Times New Roman" w:cs="Times New Roman" w:eastAsia="Times New Roman"/>
+          <w:b/>
+          <w:i w:val="0"/>
+          <w:sz w:val="22"/>
+        </w:rPr>
+        <w:t>Table 3.4: Final Distribution of the 82 Retained Factors after Screening</w:t>
+      </w:r>
+    </w:p>
+    <w:tbl>
+      <w:tblPr>
+        <w:tblStyle w:val="LightGrid-Accent1"/>
+        <w:tblW w:type="auto" w:w="0"/>
+        <w:tblLook w:firstColumn="1" w:firstRow="1" w:lastColumn="0" w:lastRow="0" w:noHBand="0" w:noVBand="1" w:val="04A0"/>
+      </w:tblPr>
+      <w:tblGrid>
+        <w:gridCol w:w="1824"/>
+        <w:gridCol w:w="1824"/>
+        <w:gridCol w:w="1824"/>
+        <w:gridCol w:w="1824"/>
+        <w:gridCol w:w="1824"/>
+      </w:tblGrid>
+      <w:tr>
+        <w:tc>
+          <w:tcPr>
+            <w:tcW w:type="dxa" w:w="1824"/>
+            <w:shd w:val="clear" w:color="auto" w:fill="D9E1F2"/>
+          </w:tcPr>
+          <w:p>
+            <w:pPr>
+              <w:jc w:val="center"/>
+            </w:pPr>
+            <w:r/>
+            <w:r>
+              <w:rPr>
+                <w:rFonts w:ascii="Times New Roman" w:hAnsi="Times New Roman" w:cs="Times New Roman" w:eastAsia="Times New Roman"/>
+                <w:b/>
+                <w:i w:val="0"/>
+                <w:sz w:val="22"/>
+              </w:rPr>
+              <w:t>Stage</w:t>
+            </w:r>
+          </w:p>
+        </w:tc>
+        <w:tc>
+          <w:tcPr>
+            <w:tcW w:type="dxa" w:w="1824"/>
+            <w:shd w:val="clear" w:color="auto" w:fill="D9E1F2"/>
+          </w:tcPr>
+          <w:p>
+            <w:pPr>
+              <w:jc w:val="center"/>
+            </w:pPr>
+            <w:r/>
+            <w:r>
+              <w:rPr>
+                <w:rFonts w:ascii="Times New Roman" w:hAnsi="Times New Roman" w:cs="Times New Roman" w:eastAsia="Times New Roman"/>
+                <w:b/>
+                <w:i w:val="0"/>
+                <w:sz w:val="22"/>
+              </w:rPr>
+              <w:t>Cost</w:t>
+            </w:r>
+          </w:p>
+        </w:tc>
+        <w:tc>
+          <w:tcPr>
+            <w:tcW w:type="dxa" w:w="1824"/>
+            <w:shd w:val="clear" w:color="auto" w:fill="D9E1F2"/>
+          </w:tcPr>
+          <w:p>
+            <w:pPr>
+              <w:jc w:val="center"/>
+            </w:pPr>
+            <w:r/>
+            <w:r>
+              <w:rPr>
+                <w:rFonts w:ascii="Times New Roman" w:hAnsi="Times New Roman" w:cs="Times New Roman" w:eastAsia="Times New Roman"/>
+                <w:b/>
+                <w:i w:val="0"/>
+                <w:sz w:val="22"/>
+              </w:rPr>
+              <w:t>Time</w:t>
+            </w:r>
+          </w:p>
+        </w:tc>
+        <w:tc>
+          <w:tcPr>
+            <w:tcW w:type="dxa" w:w="1824"/>
+            <w:shd w:val="clear" w:color="auto" w:fill="D9E1F2"/>
+          </w:tcPr>
+          <w:p>
+            <w:pPr>
+              <w:jc w:val="center"/>
+            </w:pPr>
+            <w:r/>
+            <w:r>
+              <w:rPr>
+                <w:rFonts w:ascii="Times New Roman" w:hAnsi="Times New Roman" w:cs="Times New Roman" w:eastAsia="Times New Roman"/>
+                <w:b/>
+                <w:i w:val="0"/>
+                <w:sz w:val="22"/>
+              </w:rPr>
+              <w:t>Quality</w:t>
+            </w:r>
+          </w:p>
+        </w:tc>
+        <w:tc>
+          <w:tcPr>
+            <w:tcW w:type="dxa" w:w="1824"/>
+            <w:shd w:val="clear" w:color="auto" w:fill="D9E1F2"/>
+          </w:tcPr>
+          <w:p>
+            <w:pPr>
+              <w:jc w:val="center"/>
+            </w:pPr>
+            <w:r/>
+            <w:r>
+              <w:rPr>
+                <w:rFonts w:ascii="Times New Roman" w:hAnsi="Times New Roman" w:cs="Times New Roman" w:eastAsia="Times New Roman"/>
+                <w:b/>
+                <w:i w:val="0"/>
+                <w:sz w:val="22"/>
+              </w:rPr>
+              <w:t>Sub-total</w:t>
+            </w:r>
+          </w:p>
+        </w:tc>
+      </w:tr>
+      <w:tr>
+        <w:tc>
+          <w:tcPr>
+            <w:tcW w:type="dxa" w:w="1824"/>
+          </w:tcPr>
+          <w:p>
+            <w:pPr>
+              <w:jc w:val="center"/>
+            </w:pPr>
+            <w:r/>
+            <w:r>
+              <w:rPr>
+                <w:rFonts w:ascii="Times New Roman" w:hAnsi="Times New Roman" w:cs="Times New Roman" w:eastAsia="Times New Roman"/>
+                <w:b w:val="0"/>
+                <w:i w:val="0"/>
+                <w:sz w:val="22"/>
+              </w:rPr>
+              <w:t>Farm-level</w:t>
+            </w:r>
+          </w:p>
+        </w:tc>
+        <w:tc>
+          <w:tcPr>
+            <w:tcW w:type="dxa" w:w="1824"/>
+          </w:tcPr>
+          <w:p>
+            <w:pPr>
+              <w:jc w:val="center"/>
+            </w:pPr>
+            <w:r/>
+            <w:r>
+              <w:rPr>
+                <w:rFonts w:ascii="Times New Roman" w:hAnsi="Times New Roman" w:cs="Times New Roman" w:eastAsia="Times New Roman"/>
+                <w:b w:val="0"/>
+                <w:i w:val="0"/>
+                <w:sz w:val="22"/>
+              </w:rPr>
+              <w:t>7</w:t>
+            </w:r>
+          </w:p>
+        </w:tc>
+        <w:tc>
+          <w:tcPr>
+            <w:tcW w:type="dxa" w:w="1824"/>
+          </w:tcPr>
+          <w:p>
+            <w:pPr>
+              <w:jc w:val="center"/>
+            </w:pPr>
+            <w:r/>
+            <w:r>
+              <w:rPr>
+                <w:rFonts w:ascii="Times New Roman" w:hAnsi="Times New Roman" w:cs="Times New Roman" w:eastAsia="Times New Roman"/>
+                <w:b w:val="0"/>
+                <w:i w:val="0"/>
+                <w:sz w:val="22"/>
+              </w:rPr>
+              <w:t>6</w:t>
+            </w:r>
+          </w:p>
+        </w:tc>
+        <w:tc>
+          <w:tcPr>
+            <w:tcW w:type="dxa" w:w="1824"/>
+          </w:tcPr>
+          <w:p>
+            <w:pPr>
+              <w:jc w:val="center"/>
+            </w:pPr>
+            <w:r/>
+            <w:r>
+              <w:rPr>
+                <w:rFonts w:ascii="Times New Roman" w:hAnsi="Times New Roman" w:cs="Times New Roman" w:eastAsia="Times New Roman"/>
+                <w:b w:val="0"/>
+                <w:i w:val="0"/>
+                <w:sz w:val="22"/>
+              </w:rPr>
+              <w:t>6</w:t>
+            </w:r>
+          </w:p>
+        </w:tc>
+        <w:tc>
+          <w:tcPr>
+            <w:tcW w:type="dxa" w:w="1824"/>
+          </w:tcPr>
+          <w:p>
+            <w:pPr>
+              <w:jc w:val="center"/>
+            </w:pPr>
+            <w:r/>
+            <w:r>
+              <w:rPr>
+                <w:rFonts w:ascii="Times New Roman" w:hAnsi="Times New Roman" w:cs="Times New Roman" w:eastAsia="Times New Roman"/>
+                <w:b w:val="0"/>
+                <w:i w:val="0"/>
+                <w:sz w:val="22"/>
+              </w:rPr>
+              <w:t>19</w:t>
+            </w:r>
+          </w:p>
+        </w:tc>
+      </w:tr>
+      <w:tr>
+        <w:tc>
+          <w:tcPr>
+            <w:tcW w:type="dxa" w:w="1824"/>
+          </w:tcPr>
+          <w:p>
+            <w:pPr>
+              <w:jc w:val="center"/>
+            </w:pPr>
+            <w:r/>
+            <w:r>
+              <w:rPr>
+                <w:rFonts w:ascii="Times New Roman" w:hAnsi="Times New Roman" w:cs="Times New Roman" w:eastAsia="Times New Roman"/>
+                <w:b w:val="0"/>
+                <w:i w:val="0"/>
+                <w:sz w:val="22"/>
+              </w:rPr>
+              <w:t>Trader-level</w:t>
+            </w:r>
+          </w:p>
+        </w:tc>
+        <w:tc>
+          <w:tcPr>
+            <w:tcW w:type="dxa" w:w="1824"/>
+          </w:tcPr>
+          <w:p>
+            <w:pPr>
+              <w:jc w:val="center"/>
+            </w:pPr>
+            <w:r/>
+            <w:r>
+              <w:rPr>
+                <w:rFonts w:ascii="Times New Roman" w:hAnsi="Times New Roman" w:cs="Times New Roman" w:eastAsia="Times New Roman"/>
+                <w:b w:val="0"/>
+                <w:i w:val="0"/>
+                <w:sz w:val="22"/>
+              </w:rPr>
+              <w:t>6</w:t>
+            </w:r>
+          </w:p>
+        </w:tc>
+        <w:tc>
+          <w:tcPr>
+            <w:tcW w:type="dxa" w:w="1824"/>
+          </w:tcPr>
+          <w:p>
+            <w:pPr>
+              <w:jc w:val="center"/>
+            </w:pPr>
+            <w:r/>
+            <w:r>
+              <w:rPr>
+                <w:rFonts w:ascii="Times New Roman" w:hAnsi="Times New Roman" w:cs="Times New Roman" w:eastAsia="Times New Roman"/>
+                <w:b w:val="0"/>
+                <w:i w:val="0"/>
+                <w:sz w:val="22"/>
+              </w:rPr>
+              <w:t>5</w:t>
+            </w:r>
+          </w:p>
+        </w:tc>
+        <w:tc>
+          <w:tcPr>
+            <w:tcW w:type="dxa" w:w="1824"/>
+          </w:tcPr>
+          <w:p>
+            <w:pPr>
+              <w:jc w:val="center"/>
+            </w:pPr>
+            <w:r/>
+            <w:r>
+              <w:rPr>
+                <w:rFonts w:ascii="Times New Roman" w:hAnsi="Times New Roman" w:cs="Times New Roman" w:eastAsia="Times New Roman"/>
+                <w:b w:val="0"/>
+                <w:i w:val="0"/>
+                <w:sz w:val="22"/>
+              </w:rPr>
+              <w:t>5</w:t>
+            </w:r>
+          </w:p>
+        </w:tc>
+        <w:tc>
+          <w:tcPr>
+            <w:tcW w:type="dxa" w:w="1824"/>
+          </w:tcPr>
+          <w:p>
+            <w:pPr>
+              <w:jc w:val="center"/>
+            </w:pPr>
+            <w:r/>
+            <w:r>
+              <w:rPr>
+                <w:rFonts w:ascii="Times New Roman" w:hAnsi="Times New Roman" w:cs="Times New Roman" w:eastAsia="Times New Roman"/>
+                <w:b w:val="0"/>
+                <w:i w:val="0"/>
+                <w:sz w:val="22"/>
+              </w:rPr>
+              <w:t>16</w:t>
+            </w:r>
+          </w:p>
+        </w:tc>
+      </w:tr>
+      <w:tr>
+        <w:tc>
+          <w:tcPr>
+            <w:tcW w:type="dxa" w:w="1824"/>
+          </w:tcPr>
+          <w:p>
+            <w:pPr>
+              <w:jc w:val="center"/>
+            </w:pPr>
+            <w:r/>
+            <w:r>
+              <w:rPr>
+                <w:rFonts w:ascii="Times New Roman" w:hAnsi="Times New Roman" w:cs="Times New Roman" w:eastAsia="Times New Roman"/>
+                <w:b w:val="0"/>
+                <w:i w:val="0"/>
+                <w:sz w:val="22"/>
+              </w:rPr>
+              <w:t>Mandi-level</w:t>
+            </w:r>
+          </w:p>
+        </w:tc>
+        <w:tc>
+          <w:tcPr>
+            <w:tcW w:type="dxa" w:w="1824"/>
+          </w:tcPr>
+          <w:p>
+            <w:pPr>
+              <w:jc w:val="center"/>
+            </w:pPr>
+            <w:r/>
+            <w:r>
+              <w:rPr>
+                <w:rFonts w:ascii="Times New Roman" w:hAnsi="Times New Roman" w:cs="Times New Roman" w:eastAsia="Times New Roman"/>
+                <w:b w:val="0"/>
+                <w:i w:val="0"/>
+                <w:sz w:val="22"/>
+              </w:rPr>
+              <w:t>6</w:t>
+            </w:r>
+          </w:p>
+        </w:tc>
+        <w:tc>
+          <w:tcPr>
+            <w:tcW w:type="dxa" w:w="1824"/>
+          </w:tcPr>
+          <w:p>
+            <w:pPr>
+              <w:jc w:val="center"/>
+            </w:pPr>
+            <w:r/>
+            <w:r>
+              <w:rPr>
+                <w:rFonts w:ascii="Times New Roman" w:hAnsi="Times New Roman" w:cs="Times New Roman" w:eastAsia="Times New Roman"/>
+                <w:b w:val="0"/>
+                <w:i w:val="0"/>
+                <w:sz w:val="22"/>
+              </w:rPr>
+              <w:t>5</w:t>
+            </w:r>
+          </w:p>
+        </w:tc>
+        <w:tc>
+          <w:tcPr>
+            <w:tcW w:type="dxa" w:w="1824"/>
+          </w:tcPr>
+          <w:p>
+            <w:pPr>
+              <w:jc w:val="center"/>
+            </w:pPr>
+            <w:r/>
+            <w:r>
+              <w:rPr>
+                <w:rFonts w:ascii="Times New Roman" w:hAnsi="Times New Roman" w:cs="Times New Roman" w:eastAsia="Times New Roman"/>
+                <w:b w:val="0"/>
+                <w:i w:val="0"/>
+                <w:sz w:val="22"/>
+              </w:rPr>
+              <w:t>5</w:t>
+            </w:r>
+          </w:p>
+        </w:tc>
+        <w:tc>
+          <w:tcPr>
+            <w:tcW w:type="dxa" w:w="1824"/>
+          </w:tcPr>
+          <w:p>
+            <w:pPr>
+              <w:jc w:val="center"/>
+            </w:pPr>
+            <w:r/>
+            <w:r>
+              <w:rPr>
+                <w:rFonts w:ascii="Times New Roman" w:hAnsi="Times New Roman" w:cs="Times New Roman" w:eastAsia="Times New Roman"/>
+                <w:b w:val="0"/>
+                <w:i w:val="0"/>
+                <w:sz w:val="22"/>
+              </w:rPr>
+              <w:t>16</w:t>
+            </w:r>
+          </w:p>
+        </w:tc>
+      </w:tr>
+      <w:tr>
+        <w:tc>
+          <w:tcPr>
+            <w:tcW w:type="dxa" w:w="1824"/>
+          </w:tcPr>
+          <w:p>
+            <w:pPr>
+              <w:jc w:val="center"/>
+            </w:pPr>
+            <w:r/>
+            <w:r>
+              <w:rPr>
+                <w:rFonts w:ascii="Times New Roman" w:hAnsi="Times New Roman" w:cs="Times New Roman" w:eastAsia="Times New Roman"/>
+                <w:b w:val="0"/>
+                <w:i w:val="0"/>
+                <w:sz w:val="22"/>
+              </w:rPr>
+              <w:t>Retail-level</w:t>
+            </w:r>
+          </w:p>
+        </w:tc>
+        <w:tc>
+          <w:tcPr>
+            <w:tcW w:type="dxa" w:w="1824"/>
+          </w:tcPr>
+          <w:p>
+            <w:pPr>
+              <w:jc w:val="center"/>
+            </w:pPr>
+            <w:r/>
+            <w:r>
+              <w:rPr>
+                <w:rFonts w:ascii="Times New Roman" w:hAnsi="Times New Roman" w:cs="Times New Roman" w:eastAsia="Times New Roman"/>
+                <w:b w:val="0"/>
+                <w:i w:val="0"/>
+                <w:sz w:val="22"/>
+              </w:rPr>
+              <w:t>6</w:t>
+            </w:r>
+          </w:p>
+        </w:tc>
+        <w:tc>
+          <w:tcPr>
+            <w:tcW w:type="dxa" w:w="1824"/>
+          </w:tcPr>
+          <w:p>
+            <w:pPr>
+              <w:jc w:val="center"/>
+            </w:pPr>
+            <w:r/>
+            <w:r>
+              <w:rPr>
+                <w:rFonts w:ascii="Times New Roman" w:hAnsi="Times New Roman" w:cs="Times New Roman" w:eastAsia="Times New Roman"/>
+                <w:b w:val="0"/>
+                <w:i w:val="0"/>
+                <w:sz w:val="22"/>
+              </w:rPr>
+              <w:t>4</w:t>
+            </w:r>
+          </w:p>
+        </w:tc>
+        <w:tc>
+          <w:tcPr>
+            <w:tcW w:type="dxa" w:w="1824"/>
+          </w:tcPr>
+          <w:p>
+            <w:pPr>
+              <w:jc w:val="center"/>
+            </w:pPr>
+            <w:r/>
+            <w:r>
+              <w:rPr>
+                <w:rFonts w:ascii="Times New Roman" w:hAnsi="Times New Roman" w:cs="Times New Roman" w:eastAsia="Times New Roman"/>
+                <w:b w:val="0"/>
+                <w:i w:val="0"/>
+                <w:sz w:val="22"/>
+              </w:rPr>
+              <w:t>5</w:t>
+            </w:r>
+          </w:p>
+        </w:tc>
+        <w:tc>
+          <w:tcPr>
+            <w:tcW w:type="dxa" w:w="1824"/>
+          </w:tcPr>
+          <w:p>
+            <w:pPr>
+              <w:jc w:val="center"/>
+            </w:pPr>
+            <w:r/>
+            <w:r>
+              <w:rPr>
+                <w:rFonts w:ascii="Times New Roman" w:hAnsi="Times New Roman" w:cs="Times New Roman" w:eastAsia="Times New Roman"/>
+                <w:b w:val="0"/>
+                <w:i w:val="0"/>
+                <w:sz w:val="22"/>
+              </w:rPr>
+              <w:t>15</w:t>
+            </w:r>
+          </w:p>
+        </w:tc>
+      </w:tr>
+      <w:tr>
+        <w:tc>
+          <w:tcPr>
+            <w:tcW w:type="dxa" w:w="1824"/>
+          </w:tcPr>
+          <w:p>
+            <w:pPr>
+              <w:jc w:val="center"/>
+            </w:pPr>
+            <w:r/>
+            <w:r>
+              <w:rPr>
+                <w:rFonts w:ascii="Times New Roman" w:hAnsi="Times New Roman" w:cs="Times New Roman" w:eastAsia="Times New Roman"/>
+                <w:b w:val="0"/>
+                <w:i w:val="0"/>
+                <w:sz w:val="22"/>
+              </w:rPr>
+              <w:t>Transport-level</w:t>
+            </w:r>
+          </w:p>
+        </w:tc>
+        <w:tc>
+          <w:tcPr>
+            <w:tcW w:type="dxa" w:w="1824"/>
+          </w:tcPr>
+          <w:p>
+            <w:pPr>
+              <w:jc w:val="center"/>
+            </w:pPr>
+            <w:r/>
+            <w:r>
+              <w:rPr>
+                <w:rFonts w:ascii="Times New Roman" w:hAnsi="Times New Roman" w:cs="Times New Roman" w:eastAsia="Times New Roman"/>
+                <w:b w:val="0"/>
+                <w:i w:val="0"/>
+                <w:sz w:val="22"/>
+              </w:rPr>
+              <w:t>6</w:t>
+            </w:r>
+          </w:p>
+        </w:tc>
+        <w:tc>
+          <w:tcPr>
+            <w:tcW w:type="dxa" w:w="1824"/>
+          </w:tcPr>
+          <w:p>
+            <w:pPr>
+              <w:jc w:val="center"/>
+            </w:pPr>
+            <w:r/>
+            <w:r>
+              <w:rPr>
+                <w:rFonts w:ascii="Times New Roman" w:hAnsi="Times New Roman" w:cs="Times New Roman" w:eastAsia="Times New Roman"/>
+                <w:b w:val="0"/>
+                <w:i w:val="0"/>
+                <w:sz w:val="22"/>
+              </w:rPr>
+              <w:t>5</w:t>
+            </w:r>
+          </w:p>
+        </w:tc>
+        <w:tc>
+          <w:tcPr>
+            <w:tcW w:type="dxa" w:w="1824"/>
+          </w:tcPr>
+          <w:p>
+            <w:pPr>
+              <w:jc w:val="center"/>
+            </w:pPr>
+            <w:r/>
+            <w:r>
+              <w:rPr>
+                <w:rFonts w:ascii="Times New Roman" w:hAnsi="Times New Roman" w:cs="Times New Roman" w:eastAsia="Times New Roman"/>
+                <w:b w:val="0"/>
+                <w:i w:val="0"/>
+                <w:sz w:val="22"/>
+              </w:rPr>
+              <w:t>5</w:t>
+            </w:r>
+          </w:p>
+        </w:tc>
+        <w:tc>
+          <w:tcPr>
+            <w:tcW w:type="dxa" w:w="1824"/>
+          </w:tcPr>
+          <w:p>
+            <w:pPr>
+              <w:jc w:val="center"/>
+            </w:pPr>
+            <w:r/>
+            <w:r>
+              <w:rPr>
+                <w:rFonts w:ascii="Times New Roman" w:hAnsi="Times New Roman" w:cs="Times New Roman" w:eastAsia="Times New Roman"/>
+                <w:b w:val="0"/>
+                <w:i w:val="0"/>
+                <w:sz w:val="22"/>
+              </w:rPr>
+              <w:t>16</w:t>
+            </w:r>
+          </w:p>
+        </w:tc>
+      </w:tr>
+      <w:tr>
+        <w:tc>
+          <w:tcPr>
+            <w:tcW w:type="dxa" w:w="1824"/>
+          </w:tcPr>
+          <w:p>
+            <w:pPr>
+              <w:jc w:val="center"/>
+            </w:pPr>
+            <w:r/>
+            <w:r>
+              <w:rPr>
+                <w:rFonts w:ascii="Times New Roman" w:hAnsi="Times New Roman" w:cs="Times New Roman" w:eastAsia="Times New Roman"/>
+                <w:b w:val="0"/>
+                <w:i w:val="0"/>
+                <w:sz w:val="22"/>
+              </w:rPr>
+              <w:t>Total</w:t>
+            </w:r>
+          </w:p>
+        </w:tc>
+        <w:tc>
+          <w:tcPr>
+            <w:tcW w:type="dxa" w:w="1824"/>
+          </w:tcPr>
+          <w:p>
+            <w:pPr>
+              <w:jc w:val="center"/>
+            </w:pPr>
+            <w:r/>
+            <w:r>
+              <w:rPr>
+                <w:rFonts w:ascii="Times New Roman" w:hAnsi="Times New Roman" w:cs="Times New Roman" w:eastAsia="Times New Roman"/>
+                <w:b w:val="0"/>
+                <w:i w:val="0"/>
+                <w:sz w:val="22"/>
+              </w:rPr>
+              <w:t>31</w:t>
+            </w:r>
+          </w:p>
+        </w:tc>
+        <w:tc>
+          <w:tcPr>
+            <w:tcW w:type="dxa" w:w="1824"/>
+          </w:tcPr>
+          <w:p>
+            <w:pPr>
+              <w:jc w:val="center"/>
+            </w:pPr>
+            <w:r/>
+            <w:r>
+              <w:rPr>
+                <w:rFonts w:ascii="Times New Roman" w:hAnsi="Times New Roman" w:cs="Times New Roman" w:eastAsia="Times New Roman"/>
+                <w:b w:val="0"/>
+                <w:i w:val="0"/>
+                <w:sz w:val="22"/>
+              </w:rPr>
+              <w:t>25</w:t>
+            </w:r>
+          </w:p>
+        </w:tc>
+        <w:tc>
+          <w:tcPr>
+            <w:tcW w:type="dxa" w:w="1824"/>
+          </w:tcPr>
+          <w:p>
+            <w:pPr>
+              <w:jc w:val="center"/>
+            </w:pPr>
+            <w:r/>
+            <w:r>
+              <w:rPr>
+                <w:rFonts w:ascii="Times New Roman" w:hAnsi="Times New Roman" w:cs="Times New Roman" w:eastAsia="Times New Roman"/>
+                <w:b w:val="0"/>
+                <w:i w:val="0"/>
+                <w:sz w:val="22"/>
+              </w:rPr>
+              <w:t>26</w:t>
+            </w:r>
+          </w:p>
+        </w:tc>
+        <w:tc>
+          <w:tcPr>
+            <w:tcW w:type="dxa" w:w="1824"/>
+          </w:tcPr>
+          <w:p>
+            <w:pPr>
+              <w:jc w:val="center"/>
+            </w:pPr>
+            <w:r/>
+            <w:r>
+              <w:rPr>
+                <w:rFonts w:ascii="Times New Roman" w:hAnsi="Times New Roman" w:cs="Times New Roman" w:eastAsia="Times New Roman"/>
+                <w:b w:val="0"/>
+                <w:i w:val="0"/>
+                <w:sz w:val="22"/>
+              </w:rPr>
+              <w:t>82</w:t>
+            </w:r>
+          </w:p>
+        </w:tc>
+      </w:tr>
+    </w:tbl>
+    <w:p/>
+    <w:p>
+      <w:pPr>
+        <w:jc w:val="center"/>
+      </w:pPr>
+      <w:r>
+        <w:drawing>
+          <wp:inline xmlns:a="http://schemas.openxmlformats.org/drawingml/2006/main" xmlns:pic="http://schemas.openxmlformats.org/drawingml/2006/picture">
+            <wp:extent cx="5303520" cy="2923926"/>
+            <wp:docPr id="3" name="Picture 3"/>
+            <wp:cNvGraphicFramePr>
+              <a:graphicFrameLocks noChangeAspect="1"/>
+            </wp:cNvGraphicFramePr>
+            <a:graphic>
+              <a:graphicData uri="http://schemas.openxmlformats.org/drawingml/2006/picture">
+                <pic:pic>
+                  <pic:nvPicPr>
+                    <pic:cNvPr id="0" name="factor_split_chapter3.png"/>
+                    <pic:cNvPicPr/>
+                  </pic:nvPicPr>
+                  <pic:blipFill>
+                    <a:blip r:embed="rId11"/>
+                    <a:stretch>
+                      <a:fillRect/>
+                    </a:stretch>
+                  </pic:blipFill>
+                  <pic:spPr>
+                    <a:xfrm>
+                      <a:off x="0" y="0"/>
+                      <a:ext cx="5303520" cy="2923926"/>
+                    </a:xfrm>
+                    <a:prstGeom prst="rect"/>
+                  </pic:spPr>
+                </pic:pic>
+              </a:graphicData>
+            </a:graphic>
+          </wp:inline>
+        </w:drawing>
+      </w:r>
+    </w:p>
+    <w:p>
+      <w:pPr>
+        <w:spacing w:before="160" w:after="80"/>
+        <w:jc w:val="center"/>
+      </w:pPr>
+      <w:r>
+        <w:rPr>
+          <w:rFonts w:ascii="Times New Roman" w:hAnsi="Times New Roman" w:cs="Times New Roman" w:eastAsia="Times New Roman"/>
+          <w:b/>
+          <w:i w:val="0"/>
+          <w:sz w:val="22"/>
+        </w:rPr>
+        <w:t>Figure 3.3: Stage-wise Reduction of Factors after Reliability and Consistency Screening</w:t>
       </w:r>
     </w:p>
     <w:p>
@@ -1506,15 +3611,17 @@
       <w:r>
         <w:rPr>
           <w:rFonts w:ascii="Times New Roman" w:hAnsi="Times New Roman" w:cs="Times New Roman" w:eastAsia="Times New Roman"/>
+          <w:b/>
           <w:i/>
           <w:sz w:val="24"/>
         </w:rPr>
-        <w:t>3.4.2  Statistical Adequacy</w:t>
+        <w:t>3.5.3  Illustrative Factors in the Final Set</w:t>
       </w:r>
     </w:p>
     <w:p>
       <w:pPr>
         <w:spacing w:after="120" w:line="360" w:lineRule="auto"/>
+        <w:ind w:firstLine="283"/>
         <w:jc w:val="both"/>
       </w:pPr>
       <w:r>
@@ -1524,27 +3631,13 @@
           <w:i w:val="0"/>
           <w:sz w:val="24"/>
         </w:rPr>
-        <w:t>Although MCDM methods do not impose a parametric sample-size requirement of their own, the demographic and channel-rating components of the questionnaire are best treated as a population estimation problem. Cochran's (1977) formula for an infinite population at a 95 per cent confidence level and a 5 per cent margin of error gives a minimum sample of 384. The sample of 1,300 used in this study exceeds this minimum by a factor of more than three and brings the margin of error down to approximately 2.7 per cent at the 95 per cent confidence level.</w:t>
+        <w:t>To give the reader a sense of what the 82 finalised factors look like in practice, the most representative items are summarised below.</w:t>
       </w:r>
     </w:p>
     <w:p>
       <w:pPr>
-        <w:keepNext/>
-        <w:spacing w:before="160" w:after="80"/>
-      </w:pPr>
-      <w:r>
-        <w:rPr>
-          <w:rFonts w:ascii="Times New Roman" w:hAnsi="Times New Roman" w:cs="Times New Roman" w:eastAsia="Times New Roman"/>
-          <w:i/>
-          <w:sz w:val="24"/>
-        </w:rPr>
-        <w:t>3.4.3  Stakeholder Representativeness</w:t>
-      </w:r>
-    </w:p>
-    <w:p>
-      <w:pPr>
-        <w:spacing w:after="120" w:line="360" w:lineRule="auto"/>
-        <w:jc w:val="both"/>
+        <w:pStyle w:val="ListBullet"/>
+        <w:spacing w:after="40"/>
       </w:pPr>
       <w:r>
         <w:rPr>
@@ -1553,27 +3646,13 @@
           <w:i w:val="0"/>
           <w:sz w:val="24"/>
         </w:rPr>
-        <w:t>The Malta distribution channel involves seven heterogeneous stakeholder groups, and a credible MCDM application must treat each group as a distinct sub-sample so that group-specific weight vectors can be aggregated into a channel-level weight vector (Dong et al., 2010). The achieved sample provides 65 to 650 respondents per group, which (i) keeps every group above the 30-respondent stability threshold and (ii) preserves the relative weight of each group in the channel.</w:t>
+        <w:t>Packaging and grading efficiency at the orchard and post-harvest stage</w:t>
       </w:r>
     </w:p>
     <w:p>
       <w:pPr>
-        <w:keepNext/>
-        <w:spacing w:before="160" w:after="80"/>
-      </w:pPr>
-      <w:r>
-        <w:rPr>
-          <w:rFonts w:ascii="Times New Roman" w:hAnsi="Times New Roman" w:cs="Times New Roman" w:eastAsia="Times New Roman"/>
-          <w:i/>
-          <w:sz w:val="24"/>
-        </w:rPr>
-        <w:t>3.4.4  Geographical Coverage</w:t>
-      </w:r>
-    </w:p>
-    <w:p>
-      <w:pPr>
-        <w:spacing w:after="120" w:line="360" w:lineRule="auto"/>
-        <w:jc w:val="both"/>
+        <w:pStyle w:val="ListBullet"/>
+        <w:spacing w:after="40"/>
       </w:pPr>
       <w:r>
         <w:rPr>
@@ -1582,27 +3661,13 @@
           <w:i w:val="0"/>
           <w:sz w:val="24"/>
         </w:rPr>
-        <w:t>The four Garhwal districts together account for the dominant share of Malta cultivation in Uttarakhand, and the achieved district-wise distribution is balanced (between 23.9 per cent and 26.2 per cent of the sample per district). This balance avoids the geographical-bias problem that frequently affects single-district MCDM studies.</w:t>
+        <w:t>Transportation cost, fuel cost and toll-related charges</w:t>
       </w:r>
     </w:p>
     <w:p>
       <w:pPr>
-        <w:keepNext/>
-        <w:spacing w:before="160" w:after="80"/>
-      </w:pPr>
-      <w:r>
-        <w:rPr>
-          <w:rFonts w:ascii="Times New Roman" w:hAnsi="Times New Roman" w:cs="Times New Roman" w:eastAsia="Times New Roman"/>
-          <w:i/>
-          <w:sz w:val="24"/>
-        </w:rPr>
-        <w:t>3.4.5  Robustness for ELECTRE Outranking</w:t>
-      </w:r>
-    </w:p>
-    <w:p>
-      <w:pPr>
-        <w:spacing w:after="120" w:line="360" w:lineRule="auto"/>
-        <w:jc w:val="both"/>
+        <w:pStyle w:val="ListBullet"/>
+        <w:spacing w:after="40"/>
       </w:pPr>
       <w:r>
         <w:rPr>
@@ -1611,7 +3676,127 @@
           <w:i w:val="0"/>
           <w:sz w:val="24"/>
         </w:rPr>
-        <w:t>ELECTRE is an outranking method whose concordance and discordance indices are computed from the decision matrix of alternatives and criteria. The performance scores in the decision matrix are themselves the sample means of stakeholder ratings on each criterion. A larger sample reduces the standard error of these means and therefore reduces the sensitivity of the concordance and discordance thresholds to individual outlier ratings (Roy and Bouyssou, 1993; Figueira et al., 2005). The sample of 1,300 produces standard errors of the order of 0.03 on a five-point scale, which is well below the differences between alternatives and is therefore sufficient for a robust outranking.</w:t>
+        <w:t>Storage and warehousing facilities (capacity, ventilation, temperature)</w:t>
+      </w:r>
+    </w:p>
+    <w:p>
+      <w:pPr>
+        <w:pStyle w:val="ListBullet"/>
+        <w:spacing w:after="40"/>
+      </w:pPr>
+      <w:r>
+        <w:rPr>
+          <w:rFonts w:ascii="Times New Roman" w:hAnsi="Times New Roman" w:cs="Times New Roman" w:eastAsia="Times New Roman"/>
+          <w:b w:val="0"/>
+          <w:i w:val="0"/>
+          <w:sz w:val="24"/>
+        </w:rPr>
+        <w:t>Loading and unloading efficiency at every transfer point</w:t>
+      </w:r>
+    </w:p>
+    <w:p>
+      <w:pPr>
+        <w:pStyle w:val="ListBullet"/>
+        <w:spacing w:after="40"/>
+      </w:pPr>
+      <w:r>
+        <w:rPr>
+          <w:rFonts w:ascii="Times New Roman" w:hAnsi="Times New Roman" w:cs="Times New Roman" w:eastAsia="Times New Roman"/>
+          <w:b w:val="0"/>
+          <w:i w:val="0"/>
+          <w:sz w:val="24"/>
+        </w:rPr>
+        <w:t>Transit time and waiting time across the channel</w:t>
+      </w:r>
+    </w:p>
+    <w:p>
+      <w:pPr>
+        <w:pStyle w:val="ListBullet"/>
+        <w:spacing w:after="40"/>
+      </w:pPr>
+      <w:r>
+        <w:rPr>
+          <w:rFonts w:ascii="Times New Roman" w:hAnsi="Times New Roman" w:cs="Times New Roman" w:eastAsia="Times New Roman"/>
+          <w:b w:val="0"/>
+          <w:i w:val="0"/>
+          <w:sz w:val="24"/>
+        </w:rPr>
+        <w:t>Product handling practices and bruising during transit</w:t>
+      </w:r>
+    </w:p>
+    <w:p>
+      <w:pPr>
+        <w:pStyle w:val="ListBullet"/>
+        <w:spacing w:after="40"/>
+      </w:pPr>
+      <w:r>
+        <w:rPr>
+          <w:rFonts w:ascii="Times New Roman" w:hAnsi="Times New Roman" w:cs="Times New Roman" w:eastAsia="Times New Roman"/>
+          <w:b w:val="0"/>
+          <w:i w:val="0"/>
+          <w:sz w:val="24"/>
+        </w:rPr>
+        <w:t>Market accessibility from hill orchards to the plains mandis</w:t>
+      </w:r>
+    </w:p>
+    <w:p>
+      <w:pPr>
+        <w:pStyle w:val="ListBullet"/>
+        <w:spacing w:after="40"/>
+      </w:pPr>
+      <w:r>
+        <w:rPr>
+          <w:rFonts w:ascii="Times New Roman" w:hAnsi="Times New Roman" w:cs="Times New Roman" w:eastAsia="Times New Roman"/>
+          <w:b w:val="0"/>
+          <w:i w:val="0"/>
+          <w:sz w:val="24"/>
+        </w:rPr>
+        <w:t>Commission and intermediary charges at mandi level</w:t>
+      </w:r>
+    </w:p>
+    <w:p>
+      <w:pPr>
+        <w:pStyle w:val="ListBullet"/>
+        <w:spacing w:after="40"/>
+      </w:pPr>
+      <w:r>
+        <w:rPr>
+          <w:rFonts w:ascii="Times New Roman" w:hAnsi="Times New Roman" w:cs="Times New Roman" w:eastAsia="Times New Roman"/>
+          <w:b w:val="0"/>
+          <w:i w:val="0"/>
+          <w:sz w:val="24"/>
+        </w:rPr>
+        <w:t>Retail infrastructure, display practice and customer demand</w:t>
+      </w:r>
+    </w:p>
+    <w:p>
+      <w:pPr>
+        <w:pStyle w:val="ListBullet"/>
+        <w:spacing w:after="40"/>
+      </w:pPr>
+      <w:r>
+        <w:rPr>
+          <w:rFonts w:ascii="Times New Roman" w:hAnsi="Times New Roman" w:cs="Times New Roman" w:eastAsia="Times New Roman"/>
+          <w:b w:val="0"/>
+          <w:i w:val="0"/>
+          <w:sz w:val="24"/>
+        </w:rPr>
+        <w:t>Vehicle availability and temperature-control capability</w:t>
+      </w:r>
+    </w:p>
+    <w:p>
+      <w:pPr>
+        <w:pStyle w:val="ListBullet"/>
+        <w:spacing w:after="40"/>
+      </w:pPr>
+      <w:r>
+        <w:rPr>
+          <w:rFonts w:ascii="Times New Roman" w:hAnsi="Times New Roman" w:cs="Times New Roman" w:eastAsia="Times New Roman"/>
+          <w:b w:val="0"/>
+          <w:i w:val="0"/>
+          <w:sz w:val="24"/>
+        </w:rPr>
+        <w:t>Post-harvest handling and quality maintenance over the channel</w:t>
       </w:r>
     </w:p>
     <w:p>
@@ -1623,14 +3808,16 @@
         <w:rPr>
           <w:rFonts w:ascii="Times New Roman" w:hAnsi="Times New Roman" w:cs="Times New Roman" w:eastAsia="Times New Roman"/>
           <w:b/>
+          <w:i w:val="0"/>
           <w:sz w:val="28"/>
         </w:rPr>
-        <w:t>3.5  Data Collection Instrument</w:t>
+        <w:t>3.6  Overall Methodology Framework</w:t>
       </w:r>
     </w:p>
     <w:p>
       <w:pPr>
         <w:spacing w:after="120" w:line="360" w:lineRule="auto"/>
+        <w:ind w:firstLine="283"/>
         <w:jc w:val="both"/>
       </w:pPr>
       <w:r>
@@ -1640,7 +3827,61 @@
           <w:i w:val="0"/>
           <w:sz w:val="24"/>
         </w:rPr>
-        <w:t>A structured questionnaire was used to collect data. Section A captured the respondent profile (district, age group, education, experience and stakeholder category). Section B contained the pairwise comparison block in which respondents compared every pair of decision criteria using a nine-point linguistic scale. Section C contained a rating block in which respondents rated each alternative distribution channel against every criterion on a five-point scale. The instrument was pre-tested with a small panel of stakeholders and refined for clarity before fieldwork.</w:t>
+        <w:t>Figure 3.4 lays out the overall framework of the methodology — showing how the inputs (literature, experts, pilot, field observation) feed into the candidate factor pool, how screening produces the finalised 82 factors, how the cross-sectional survey is administered to the 1,300 respondents, and how the two MCDM tools are connected. This single diagram is the navigation map for the rest of the chapter.</w:t>
+      </w:r>
+    </w:p>
+    <w:p>
+      <w:pPr>
+        <w:jc w:val="center"/>
+      </w:pPr>
+      <w:r>
+        <w:drawing>
+          <wp:inline xmlns:a="http://schemas.openxmlformats.org/drawingml/2006/main" xmlns:pic="http://schemas.openxmlformats.org/drawingml/2006/picture">
+            <wp:extent cx="5943600" cy="4144602"/>
+            <wp:docPr id="4" name="Picture 4"/>
+            <wp:cNvGraphicFramePr>
+              <a:graphicFrameLocks noChangeAspect="1"/>
+            </wp:cNvGraphicFramePr>
+            <a:graphic>
+              <a:graphicData uri="http://schemas.openxmlformats.org/drawingml/2006/picture">
+                <pic:pic>
+                  <pic:nvPicPr>
+                    <pic:cNvPr id="0" name="framework_chapter3.png"/>
+                    <pic:cNvPicPr/>
+                  </pic:nvPicPr>
+                  <pic:blipFill>
+                    <a:blip r:embed="rId12"/>
+                    <a:stretch>
+                      <a:fillRect/>
+                    </a:stretch>
+                  </pic:blipFill>
+                  <pic:spPr>
+                    <a:xfrm>
+                      <a:off x="0" y="0"/>
+                      <a:ext cx="5943600" cy="4144602"/>
+                    </a:xfrm>
+                    <a:prstGeom prst="rect"/>
+                  </pic:spPr>
+                </pic:pic>
+              </a:graphicData>
+            </a:graphic>
+          </wp:inline>
+        </w:drawing>
+      </w:r>
+    </w:p>
+    <w:p>
+      <w:pPr>
+        <w:spacing w:before="160" w:after="80"/>
+        <w:jc w:val="center"/>
+      </w:pPr>
+      <w:r>
+        <w:rPr>
+          <w:rFonts w:ascii="Times New Roman" w:hAnsi="Times New Roman" w:cs="Times New Roman" w:eastAsia="Times New Roman"/>
+          <w:b/>
+          <w:i w:val="0"/>
+          <w:sz w:val="22"/>
+        </w:rPr>
+        <w:t>Figure 3.4: Overall Methodology Framework</w:t>
       </w:r>
     </w:p>
     <w:p>
@@ -1652,14 +3893,16 @@
         <w:rPr>
           <w:rFonts w:ascii="Times New Roman" w:hAnsi="Times New Roman" w:cs="Times New Roman" w:eastAsia="Times New Roman"/>
           <w:b/>
+          <w:i w:val="0"/>
           <w:sz w:val="28"/>
         </w:rPr>
-        <w:t>3.6  Tools of Analysis</w:t>
+        <w:t>3.7  Justification of the Sample Size for MCDM Methods</w:t>
       </w:r>
     </w:p>
     <w:p>
       <w:pPr>
         <w:spacing w:after="120" w:line="360" w:lineRule="auto"/>
+        <w:ind w:firstLine="283"/>
         <w:jc w:val="both"/>
       </w:pPr>
       <w:r>
@@ -1669,7 +3912,7 @@
           <w:i w:val="0"/>
           <w:sz w:val="24"/>
         </w:rPr>
-        <w:t>Only two analytical tools have been used in this study: Fuzzy AHP and ELECTRE. Fuzzy AHP is used to derive the relative importance (weights) of the decision criteria. ELECTRE is then used, with the Fuzzy AHP weights as input, to outrank the alternative distribution channels. The two tools are integrated in a two-stage architecture in which the output of Fuzzy AHP becomes an input to ELECTRE; this hybrid configuration is widely used in the supply-chain MCDM literature because it combines the weight-elicitation strength of Fuzzy AHP with the outranking strength of ELECTRE (Sevkli, 2010; Kabir and Sumi, 2014).</w:t>
+        <w:t>MCDM methods such as Fuzzy AHP and ELECTRE are usually run with small expert panels of five to thirty decision makers. Saaty (1980, 2008) in fact built AHP around exactly that small-panel logic and recommended geometric-mean aggregation of pairwise comparisons. Why, then, has the present study gone all the way up to 1,300 respondents? The answer is that the study is not a pure expert-panel MCDM exercise; it is an empirical, stakeholder-aggregated MCDM exercise running across a real-world supply chain. In this kind of configuration a larger sample is not an indulgence — it is what makes the weights and the outranking robust. Five specific arguments are set out below.</w:t>
       </w:r>
     </w:p>
     <w:p>
@@ -1680,15 +3923,17 @@
       <w:r>
         <w:rPr>
           <w:rFonts w:ascii="Times New Roman" w:hAnsi="Times New Roman" w:cs="Times New Roman" w:eastAsia="Times New Roman"/>
+          <w:b/>
           <w:i/>
           <w:sz w:val="24"/>
         </w:rPr>
-        <w:t>3.6.1  Fuzzy Analytic Hierarchy Process (Fuzzy AHP)</w:t>
+        <w:t>3.7.1  Aggregation Stability</w:t>
       </w:r>
     </w:p>
     <w:p>
       <w:pPr>
         <w:spacing w:after="120" w:line="360" w:lineRule="auto"/>
+        <w:ind w:firstLine="283"/>
         <w:jc w:val="both"/>
       </w:pPr>
       <w:r>
@@ -1698,12 +3943,28 @@
           <w:i w:val="0"/>
           <w:sz w:val="24"/>
         </w:rPr>
-        <w:t>Fuzzy AHP is an extension of Saaty's classical AHP (Saaty, 1980) in which crisp pairwise comparisons are replaced by Triangular Fuzzy Numbers (TFNs) of the form (l, m, u). The use of TFNs captures the linguistic vagueness inherent in human judgement and is particularly appropriate for stakeholder respondents whose expertise is experiential rather than numerical. The method adopted in this study follows the extent-analysis approach of Chang (1996), which is the most widely applied Fuzzy AHP procedure.</w:t>
+        <w:t>When pairwise comparisons are aggregated across respondents using the geometric mean — the standard aggregation operator in AHP and Fuzzy AHP — the aggregated matrix converges to its long-run mean as the number of respondents grows (Forman and Peniwati, 1998). Empirical work suggests that beyond about thirty respondents per stakeholder group the change in aggregated weights becomes negligible. The smallest stakeholder group in this study (Experts / Officials) has 65 respondents and the largest (Farmers) has 650, so aggregation stability is comfortably achieved for every group.</w:t>
+      </w:r>
+    </w:p>
+    <w:p>
+      <w:pPr>
+        <w:keepNext/>
+        <w:spacing w:before="160" w:after="80"/>
+      </w:pPr>
+      <w:r>
+        <w:rPr>
+          <w:rFonts w:ascii="Times New Roman" w:hAnsi="Times New Roman" w:cs="Times New Roman" w:eastAsia="Times New Roman"/>
+          <w:b/>
+          <w:i/>
+          <w:sz w:val="24"/>
+        </w:rPr>
+        <w:t>3.7.2  Statistical Adequacy</w:t>
       </w:r>
     </w:p>
     <w:p>
       <w:pPr>
         <w:spacing w:after="120" w:line="360" w:lineRule="auto"/>
+        <w:ind w:firstLine="283"/>
         <w:jc w:val="both"/>
       </w:pPr>
       <w:r>
@@ -1713,119 +3974,298 @@
           <w:i w:val="0"/>
           <w:sz w:val="24"/>
         </w:rPr>
-        <w:t>The procedural steps of Fuzzy AHP are as follows:</w:t>
+        <w:t>Although MCDM does not impose a parametric sample-size rule of its own, the demographic and rating components of the questionnaire can be treated as a population-estimation problem. Cochran's (1977) formula for an infinite population, at a 95 per cent confidence level and a 5 per cent margin of error, recommends a minimum sample of 384. The 1,300 sample exceeds this minimum by a factor of more than three and brings the margin of error down to roughly 2.7 per cent at the 95 per cent confidence level.</w:t>
       </w:r>
     </w:p>
     <w:p>
       <w:pPr>
-        <w:pStyle w:val="ListBullet"/>
-        <w:spacing w:after="40"/>
+        <w:keepNext/>
+        <w:spacing w:before="160" w:after="80"/>
       </w:pPr>
-      <w:r/>
       <w:r>
         <w:rPr>
           <w:rFonts w:ascii="Times New Roman" w:hAnsi="Times New Roman" w:cs="Times New Roman" w:eastAsia="Times New Roman"/>
+          <w:b/>
+          <w:i/>
           <w:sz w:val="24"/>
         </w:rPr>
-        <w:t>Step 1 — Construct the hierarchy. The decision goal ("selection of the optimal Malta distribution channel") is placed at the top, followed by the criteria, the sub-criteria and the channel alternatives.</w:t>
+        <w:t>3.7.3  Stakeholder Representativeness</w:t>
       </w:r>
     </w:p>
     <w:p>
       <w:pPr>
-        <w:pStyle w:val="ListBullet"/>
-        <w:spacing w:after="40"/>
+        <w:spacing w:after="120" w:line="360" w:lineRule="auto"/>
+        <w:ind w:firstLine="283"/>
+        <w:jc w:val="both"/>
       </w:pPr>
-      <w:r/>
       <w:r>
         <w:rPr>
           <w:rFonts w:ascii="Times New Roman" w:hAnsi="Times New Roman" w:cs="Times New Roman" w:eastAsia="Times New Roman"/>
+          <w:b w:val="0"/>
+          <w:i w:val="0"/>
           <w:sz w:val="24"/>
         </w:rPr>
-        <w:t>Step 2 — Elicit pairwise comparisons from respondents using the linguistic scale shown in Table 3.3.</w:t>
+        <w:t>The Malta channel involves seven heterogeneous stakeholder groups, and a credible MCDM application has to treat each group as a distinct sub-sample so that group-specific weight vectors can be aggregated into a channel-level weight vector (Dong et al., 2010). The achieved sample provides between 65 and 650 respondents per group, which keeps every group above the 30-respondent stability threshold and preserves the relative weight of each group in the channel.</w:t>
       </w:r>
     </w:p>
     <w:p>
       <w:pPr>
-        <w:pStyle w:val="ListBullet"/>
-        <w:spacing w:after="40"/>
+        <w:keepNext/>
+        <w:spacing w:before="160" w:after="80"/>
       </w:pPr>
-      <w:r/>
       <w:r>
         <w:rPr>
           <w:rFonts w:ascii="Times New Roman" w:hAnsi="Times New Roman" w:cs="Times New Roman" w:eastAsia="Times New Roman"/>
+          <w:b/>
+          <w:i/>
           <w:sz w:val="24"/>
         </w:rPr>
-        <w:t>Step 3 — Convert each linguistic judgement to its corresponding Triangular Fuzzy Number (l, m, u).</w:t>
+        <w:t>3.7.4  Geographical Coverage</w:t>
       </w:r>
     </w:p>
     <w:p>
       <w:pPr>
-        <w:pStyle w:val="ListBullet"/>
-        <w:spacing w:after="40"/>
+        <w:spacing w:after="120" w:line="360" w:lineRule="auto"/>
+        <w:ind w:firstLine="283"/>
+        <w:jc w:val="both"/>
       </w:pPr>
-      <w:r/>
       <w:r>
         <w:rPr>
           <w:rFonts w:ascii="Times New Roman" w:hAnsi="Times New Roman" w:cs="Times New Roman" w:eastAsia="Times New Roman"/>
+          <w:b w:val="0"/>
+          <w:i w:val="0"/>
           <w:sz w:val="24"/>
         </w:rPr>
-        <w:t>Step 4 — Aggregate the responses across respondents using the fuzzy geometric mean to obtain a single pairwise-comparison matrix per stakeholder group.</w:t>
+        <w:t>The four Garhwal districts together carry the bulk of Malta cultivation in Uttarakhand, and the achieved district-wise distribution is balanced (between 23.9 and 26.2 per cent per district). That balance heads off the geographical-bias problem that single-district MCDM studies often have to live with.</w:t>
       </w:r>
     </w:p>
     <w:p>
       <w:pPr>
-        <w:pStyle w:val="ListBullet"/>
-        <w:spacing w:after="40"/>
+        <w:keepNext/>
+        <w:spacing w:before="160" w:after="80"/>
       </w:pPr>
-      <w:r/>
       <w:r>
         <w:rPr>
           <w:rFonts w:ascii="Times New Roman" w:hAnsi="Times New Roman" w:cs="Times New Roman" w:eastAsia="Times New Roman"/>
+          <w:b/>
+          <w:i/>
           <w:sz w:val="24"/>
         </w:rPr>
-        <w:t>Step 5 — Compute the fuzzy synthetic extent value Si for each criterion as Si = Σ(j) M(g, ij) ⊗ [Σ(i) Σ(j) M(g, ij)]^(-1).</w:t>
+        <w:t>3.7.5  Robustness for ELECTRE Outranking</w:t>
       </w:r>
     </w:p>
     <w:p>
       <w:pPr>
-        <w:pStyle w:val="ListBullet"/>
-        <w:spacing w:after="40"/>
+        <w:spacing w:after="120" w:line="360" w:lineRule="auto"/>
+        <w:ind w:firstLine="283"/>
+        <w:jc w:val="both"/>
       </w:pPr>
-      <w:r/>
       <w:r>
         <w:rPr>
           <w:rFonts w:ascii="Times New Roman" w:hAnsi="Times New Roman" w:cs="Times New Roman" w:eastAsia="Times New Roman"/>
+          <w:b w:val="0"/>
+          <w:i w:val="0"/>
           <w:sz w:val="24"/>
         </w:rPr>
-        <w:t>Step 6 — Compute the degree of possibility V(M2 ≥ M1) for every pair of fuzzy synthetic extents and derive the non-normalised priority vector W'.</w:t>
+        <w:t>ELECTRE is an outranking method whose concordance and discordance indices are computed from the decision matrix of alternatives and criteria. The performance scores in that decision matrix are themselves the sample means of stakeholder ratings on each criterion. A larger sample reduces the standard error of these means and therefore reduces the sensitivity of the concordance and discordance thresholds to outlier ratings (Roy and Bouyssou, 1993; Figueira et al., 2005). A sample of 1,300 yields standard errors of the order of 0.03 on a five-point scale, well below the differences between alternatives, which is what an outranking study needs.</w:t>
       </w:r>
     </w:p>
     <w:p>
       <w:pPr>
-        <w:pStyle w:val="ListBullet"/>
-        <w:spacing w:after="40"/>
+        <w:keepNext/>
+        <w:spacing w:before="280" w:after="160"/>
       </w:pPr>
-      <w:r/>
       <w:r>
         <w:rPr>
           <w:rFonts w:ascii="Times New Roman" w:hAnsi="Times New Roman" w:cs="Times New Roman" w:eastAsia="Times New Roman"/>
-          <w:sz w:val="24"/>
+          <w:b/>
+          <w:i w:val="0"/>
+          <w:sz w:val="28"/>
         </w:rPr>
-        <w:t>Step 7 — Defuzzify each TFN using the Centre of Area (CoA) method, normalise the resulting vector and obtain the final criterion weights wj such that Σ wj = 1.</w:t>
+        <w:t>3.8  Tools of Analysis</w:t>
       </w:r>
     </w:p>
     <w:p>
       <w:pPr>
-        <w:pStyle w:val="ListBullet"/>
-        <w:spacing w:after="40"/>
+        <w:spacing w:after="120" w:line="360" w:lineRule="auto"/>
+        <w:ind w:firstLine="283"/>
+        <w:jc w:val="both"/>
       </w:pPr>
-      <w:r/>
       <w:r>
         <w:rPr>
           <w:rFonts w:ascii="Times New Roman" w:hAnsi="Times New Roman" w:cs="Times New Roman" w:eastAsia="Times New Roman"/>
+          <w:b w:val="0"/>
+          <w:i w:val="0"/>
           <w:sz w:val="24"/>
         </w:rPr>
-        <w:t>Step 8 — Compute the Consistency Ratio (CR). A pairwise-comparison matrix is accepted only if CR &lt; 0.10 (Saaty, 1980).</w:t>
+        <w:t>Only two tools were used for analysis: Fuzzy AHP and ELECTRE. No other MCDM technique, no regression, no SEM, no machine-learning model. The two tools were chosen because each does one job well, and because the output of one is precisely the input the other needs. Fuzzy AHP is used to determine the relative importance of the 82 factors under the linguistic vagueness that real respondents bring to a survey. ELECTRE then takes those weights and uses them to rank the alternative configurations of the Malta distribution channel.</w:t>
+      </w:r>
+    </w:p>
+    <w:p>
+      <w:pPr>
+        <w:keepNext/>
+        <w:spacing w:before="160" w:after="80"/>
+      </w:pPr>
+      <w:r>
+        <w:rPr>
+          <w:rFonts w:ascii="Times New Roman" w:hAnsi="Times New Roman" w:cs="Times New Roman" w:eastAsia="Times New Roman"/>
+          <w:b/>
+          <w:i/>
+          <w:sz w:val="24"/>
+        </w:rPr>
+        <w:t>3.8.1  Fuzzy Analytic Hierarchy Process (Fuzzy AHP)</w:t>
+      </w:r>
+    </w:p>
+    <w:p>
+      <w:pPr>
+        <w:spacing w:after="120" w:line="360" w:lineRule="auto"/>
+        <w:ind w:firstLine="283"/>
+        <w:jc w:val="both"/>
+      </w:pPr>
+      <w:r>
+        <w:rPr>
+          <w:rFonts w:ascii="Times New Roman" w:hAnsi="Times New Roman" w:cs="Times New Roman" w:eastAsia="Times New Roman"/>
+          <w:b w:val="0"/>
+          <w:i w:val="0"/>
+          <w:sz w:val="24"/>
+        </w:rPr>
+        <w:t>Fuzzy AHP extends Saaty's classical AHP (Saaty, 1980) by replacing crisp pairwise comparisons with Triangular Fuzzy Numbers (TFNs) of the form (l, m, u). The use of TFNs captures the linguistic vagueness that is inherent in human judgement and is particularly useful with stakeholder respondents whose expertise is experiential rather than numerical. The procedure adopted here follows the extent-analysis approach of Chang (1996), which is the most widely applied Fuzzy AHP procedure in the supply-chain literature.</w:t>
+      </w:r>
+    </w:p>
+    <w:p>
+      <w:pPr>
+        <w:spacing w:after="120" w:line="360" w:lineRule="auto"/>
+        <w:ind w:firstLine="283"/>
+        <w:jc w:val="both"/>
+      </w:pPr>
+      <w:r>
+        <w:rPr>
+          <w:rFonts w:ascii="Times New Roman" w:hAnsi="Times New Roman" w:cs="Times New Roman" w:eastAsia="Times New Roman"/>
+          <w:b w:val="0"/>
+          <w:i w:val="0"/>
+          <w:sz w:val="24"/>
+        </w:rPr>
+        <w:t>The procedural steps used in this study are as follows.</w:t>
+      </w:r>
+    </w:p>
+    <w:p>
+      <w:pPr>
+        <w:pStyle w:val="ListNumber"/>
+        <w:spacing w:after="40"/>
+      </w:pPr>
+      <w:r>
+        <w:rPr>
+          <w:rFonts w:ascii="Times New Roman" w:hAnsi="Times New Roman" w:cs="Times New Roman" w:eastAsia="Times New Roman"/>
+          <w:b w:val="0"/>
+          <w:i w:val="0"/>
+          <w:sz w:val="24"/>
+        </w:rPr>
+        <w:t>Build the hierarchy. The decision goal — selection of the optimal Malta distribution channel — sits at the top, followed by the criteria, the sub-criteria and the channel alternatives.</w:t>
+      </w:r>
+    </w:p>
+    <w:p>
+      <w:pPr>
+        <w:pStyle w:val="ListNumber"/>
+        <w:spacing w:after="40"/>
+      </w:pPr>
+      <w:r>
+        <w:rPr>
+          <w:rFonts w:ascii="Times New Roman" w:hAnsi="Times New Roman" w:cs="Times New Roman" w:eastAsia="Times New Roman"/>
+          <w:b w:val="0"/>
+          <w:i w:val="0"/>
+          <w:sz w:val="24"/>
+        </w:rPr>
+        <w:t>Elicit pairwise comparisons from respondents on the nine-point linguistic scale shown in Table 3.5.</w:t>
+      </w:r>
+    </w:p>
+    <w:p>
+      <w:pPr>
+        <w:pStyle w:val="ListNumber"/>
+        <w:spacing w:after="40"/>
+      </w:pPr>
+      <w:r>
+        <w:rPr>
+          <w:rFonts w:ascii="Times New Roman" w:hAnsi="Times New Roman" w:cs="Times New Roman" w:eastAsia="Times New Roman"/>
+          <w:b w:val="0"/>
+          <w:i w:val="0"/>
+          <w:sz w:val="24"/>
+        </w:rPr>
+        <w:t>Convert each linguistic judgement into its corresponding TFN (l, m, u).</w:t>
+      </w:r>
+    </w:p>
+    <w:p>
+      <w:pPr>
+        <w:pStyle w:val="ListNumber"/>
+        <w:spacing w:after="40"/>
+      </w:pPr>
+      <w:r>
+        <w:rPr>
+          <w:rFonts w:ascii="Times New Roman" w:hAnsi="Times New Roman" w:cs="Times New Roman" w:eastAsia="Times New Roman"/>
+          <w:b w:val="0"/>
+          <w:i w:val="0"/>
+          <w:sz w:val="24"/>
+        </w:rPr>
+        <w:t>Aggregate responses across respondents via the fuzzy geometric mean, yielding a single fuzzy comparison matrix per stakeholder group.</w:t>
+      </w:r>
+    </w:p>
+    <w:p>
+      <w:pPr>
+        <w:pStyle w:val="ListNumber"/>
+        <w:spacing w:after="40"/>
+      </w:pPr>
+      <w:r>
+        <w:rPr>
+          <w:rFonts w:ascii="Times New Roman" w:hAnsi="Times New Roman" w:cs="Times New Roman" w:eastAsia="Times New Roman"/>
+          <w:b w:val="0"/>
+          <w:i w:val="0"/>
+          <w:sz w:val="24"/>
+        </w:rPr>
+        <w:t>Compute the fuzzy synthetic extent value Si for each criterion as Si = Σ_j M(g, ij) ⊗ [Σ_i Σ_j M(g, ij)]^(-1).</w:t>
+      </w:r>
+    </w:p>
+    <w:p>
+      <w:pPr>
+        <w:pStyle w:val="ListNumber"/>
+        <w:spacing w:after="40"/>
+      </w:pPr>
+      <w:r>
+        <w:rPr>
+          <w:rFonts w:ascii="Times New Roman" w:hAnsi="Times New Roman" w:cs="Times New Roman" w:eastAsia="Times New Roman"/>
+          <w:b w:val="0"/>
+          <w:i w:val="0"/>
+          <w:sz w:val="24"/>
+        </w:rPr>
+        <w:t>Compute the degree of possibility V(M2 ≥ M1) for every pair of fuzzy synthetic extents and derive the non-normalised priority vector W'.</w:t>
+      </w:r>
+    </w:p>
+    <w:p>
+      <w:pPr>
+        <w:pStyle w:val="ListNumber"/>
+        <w:spacing w:after="40"/>
+      </w:pPr>
+      <w:r>
+        <w:rPr>
+          <w:rFonts w:ascii="Times New Roman" w:hAnsi="Times New Roman" w:cs="Times New Roman" w:eastAsia="Times New Roman"/>
+          <w:b w:val="0"/>
+          <w:i w:val="0"/>
+          <w:sz w:val="24"/>
+        </w:rPr>
+        <w:t>Defuzzify each TFN by the Centre-of-Area (CoA) method, normalise, and obtain the final criterion weights w_j with Σ w_j = 1.</w:t>
+      </w:r>
+    </w:p>
+    <w:p>
+      <w:pPr>
+        <w:pStyle w:val="ListNumber"/>
+        <w:spacing w:after="40"/>
+      </w:pPr>
+      <w:r>
+        <w:rPr>
+          <w:rFonts w:ascii="Times New Roman" w:hAnsi="Times New Roman" w:cs="Times New Roman" w:eastAsia="Times New Roman"/>
+          <w:b w:val="0"/>
+          <w:i w:val="0"/>
+          <w:sz w:val="24"/>
+        </w:rPr>
+        <w:t>Compute the Consistency Ratio. A pairwise-comparison matrix is accepted only if CR &lt; 0.10 (Saaty, 1980).</w:t>
       </w:r>
     </w:p>
     <w:p>
@@ -1837,9 +4277,10 @@
         <w:rPr>
           <w:rFonts w:ascii="Times New Roman" w:hAnsi="Times New Roman" w:cs="Times New Roman" w:eastAsia="Times New Roman"/>
           <w:b/>
+          <w:i w:val="0"/>
           <w:sz w:val="22"/>
         </w:rPr>
-        <w:t>Table 3.3: Linguistic Scale and Triangular Fuzzy Numbers used in Fuzzy AHP</w:t>
+        <w:t>Table 3.5: Linguistic Scale and Triangular Fuzzy Numbers used in Fuzzy AHP</w:t>
       </w:r>
     </w:p>
     <w:tbl>
@@ -1869,6 +4310,7 @@
               <w:rPr>
                 <w:rFonts w:ascii="Times New Roman" w:hAnsi="Times New Roman" w:cs="Times New Roman" w:eastAsia="Times New Roman"/>
                 <w:b/>
+                <w:i w:val="0"/>
                 <w:sz w:val="22"/>
               </w:rPr>
               <w:t>Linguistic Term</w:t>
@@ -1889,6 +4331,7 @@
               <w:rPr>
                 <w:rFonts w:ascii="Times New Roman" w:hAnsi="Times New Roman" w:cs="Times New Roman" w:eastAsia="Times New Roman"/>
                 <w:b/>
+                <w:i w:val="0"/>
                 <w:sz w:val="22"/>
               </w:rPr>
               <w:t>Saaty Scale</w:t>
@@ -1909,6 +4352,7 @@
               <w:rPr>
                 <w:rFonts w:ascii="Times New Roman" w:hAnsi="Times New Roman" w:cs="Times New Roman" w:eastAsia="Times New Roman"/>
                 <w:b/>
+                <w:i w:val="0"/>
                 <w:sz w:val="22"/>
               </w:rPr>
               <w:t>Triangular Fuzzy Number (l, m, u)</w:t>
@@ -1929,6 +4373,7 @@
               <w:rPr>
                 <w:rFonts w:ascii="Times New Roman" w:hAnsi="Times New Roman" w:cs="Times New Roman" w:eastAsia="Times New Roman"/>
                 <w:b/>
+                <w:i w:val="0"/>
                 <w:sz w:val="22"/>
               </w:rPr>
               <w:t>Reciprocal TFN</w:t>
@@ -1949,6 +4394,8 @@
             <w:r>
               <w:rPr>
                 <w:rFonts w:ascii="Times New Roman" w:hAnsi="Times New Roman" w:cs="Times New Roman" w:eastAsia="Times New Roman"/>
+                <w:b w:val="0"/>
+                <w:i w:val="0"/>
                 <w:sz w:val="22"/>
               </w:rPr>
               <w:t>Equally important</w:t>
@@ -1967,6 +4414,8 @@
             <w:r>
               <w:rPr>
                 <w:rFonts w:ascii="Times New Roman" w:hAnsi="Times New Roman" w:cs="Times New Roman" w:eastAsia="Times New Roman"/>
+                <w:b w:val="0"/>
+                <w:i w:val="0"/>
                 <w:sz w:val="22"/>
               </w:rPr>
               <w:t>1</w:t>
@@ -1985,6 +4434,8 @@
             <w:r>
               <w:rPr>
                 <w:rFonts w:ascii="Times New Roman" w:hAnsi="Times New Roman" w:cs="Times New Roman" w:eastAsia="Times New Roman"/>
+                <w:b w:val="0"/>
+                <w:i w:val="0"/>
                 <w:sz w:val="22"/>
               </w:rPr>
               <w:t>(1, 1, 1)</w:t>
@@ -2003,6 +4454,8 @@
             <w:r>
               <w:rPr>
                 <w:rFonts w:ascii="Times New Roman" w:hAnsi="Times New Roman" w:cs="Times New Roman" w:eastAsia="Times New Roman"/>
+                <w:b w:val="0"/>
+                <w:i w:val="0"/>
                 <w:sz w:val="22"/>
               </w:rPr>
               <w:t>(1, 1, 1)</w:t>
@@ -2023,6 +4476,8 @@
             <w:r>
               <w:rPr>
                 <w:rFonts w:ascii="Times New Roman" w:hAnsi="Times New Roman" w:cs="Times New Roman" w:eastAsia="Times New Roman"/>
+                <w:b w:val="0"/>
+                <w:i w:val="0"/>
                 <w:sz w:val="22"/>
               </w:rPr>
               <w:t>Weakly more important</w:t>
@@ -2041,6 +4496,8 @@
             <w:r>
               <w:rPr>
                 <w:rFonts w:ascii="Times New Roman" w:hAnsi="Times New Roman" w:cs="Times New Roman" w:eastAsia="Times New Roman"/>
+                <w:b w:val="0"/>
+                <w:i w:val="0"/>
                 <w:sz w:val="22"/>
               </w:rPr>
               <w:t>3</w:t>
@@ -2059,6 +4516,8 @@
             <w:r>
               <w:rPr>
                 <w:rFonts w:ascii="Times New Roman" w:hAnsi="Times New Roman" w:cs="Times New Roman" w:eastAsia="Times New Roman"/>
+                <w:b w:val="0"/>
+                <w:i w:val="0"/>
                 <w:sz w:val="22"/>
               </w:rPr>
               <w:t>(1, 3, 5)</w:t>
@@ -2077,6 +4536,8 @@
             <w:r>
               <w:rPr>
                 <w:rFonts w:ascii="Times New Roman" w:hAnsi="Times New Roman" w:cs="Times New Roman" w:eastAsia="Times New Roman"/>
+                <w:b w:val="0"/>
+                <w:i w:val="0"/>
                 <w:sz w:val="22"/>
               </w:rPr>
               <w:t>(1/5, 1/3, 1)</w:t>
@@ -2097,6 +4558,8 @@
             <w:r>
               <w:rPr>
                 <w:rFonts w:ascii="Times New Roman" w:hAnsi="Times New Roman" w:cs="Times New Roman" w:eastAsia="Times New Roman"/>
+                <w:b w:val="0"/>
+                <w:i w:val="0"/>
                 <w:sz w:val="22"/>
               </w:rPr>
               <w:t>Strongly more important</w:t>
@@ -2115,6 +4578,8 @@
             <w:r>
               <w:rPr>
                 <w:rFonts w:ascii="Times New Roman" w:hAnsi="Times New Roman" w:cs="Times New Roman" w:eastAsia="Times New Roman"/>
+                <w:b w:val="0"/>
+                <w:i w:val="0"/>
                 <w:sz w:val="22"/>
               </w:rPr>
               <w:t>5</w:t>
@@ -2133,6 +4598,8 @@
             <w:r>
               <w:rPr>
                 <w:rFonts w:ascii="Times New Roman" w:hAnsi="Times New Roman" w:cs="Times New Roman" w:eastAsia="Times New Roman"/>
+                <w:b w:val="0"/>
+                <w:i w:val="0"/>
                 <w:sz w:val="22"/>
               </w:rPr>
               <w:t>(3, 5, 7)</w:t>
@@ -2151,6 +4618,8 @@
             <w:r>
               <w:rPr>
                 <w:rFonts w:ascii="Times New Roman" w:hAnsi="Times New Roman" w:cs="Times New Roman" w:eastAsia="Times New Roman"/>
+                <w:b w:val="0"/>
+                <w:i w:val="0"/>
                 <w:sz w:val="22"/>
               </w:rPr>
               <w:t>(1/7, 1/5, 1/3)</w:t>
@@ -2171,6 +4640,8 @@
             <w:r>
               <w:rPr>
                 <w:rFonts w:ascii="Times New Roman" w:hAnsi="Times New Roman" w:cs="Times New Roman" w:eastAsia="Times New Roman"/>
+                <w:b w:val="0"/>
+                <w:i w:val="0"/>
                 <w:sz w:val="22"/>
               </w:rPr>
               <w:t>Very strongly more important</w:t>
@@ -2189,6 +4660,8 @@
             <w:r>
               <w:rPr>
                 <w:rFonts w:ascii="Times New Roman" w:hAnsi="Times New Roman" w:cs="Times New Roman" w:eastAsia="Times New Roman"/>
+                <w:b w:val="0"/>
+                <w:i w:val="0"/>
                 <w:sz w:val="22"/>
               </w:rPr>
               <w:t>7</w:t>
@@ -2207,6 +4680,8 @@
             <w:r>
               <w:rPr>
                 <w:rFonts w:ascii="Times New Roman" w:hAnsi="Times New Roman" w:cs="Times New Roman" w:eastAsia="Times New Roman"/>
+                <w:b w:val="0"/>
+                <w:i w:val="0"/>
                 <w:sz w:val="22"/>
               </w:rPr>
               <w:t>(5, 7, 9)</w:t>
@@ -2225,6 +4700,8 @@
             <w:r>
               <w:rPr>
                 <w:rFonts w:ascii="Times New Roman" w:hAnsi="Times New Roman" w:cs="Times New Roman" w:eastAsia="Times New Roman"/>
+                <w:b w:val="0"/>
+                <w:i w:val="0"/>
                 <w:sz w:val="22"/>
               </w:rPr>
               <w:t>(1/9, 1/7, 1/5)</w:t>
@@ -2245,6 +4722,8 @@
             <w:r>
               <w:rPr>
                 <w:rFonts w:ascii="Times New Roman" w:hAnsi="Times New Roman" w:cs="Times New Roman" w:eastAsia="Times New Roman"/>
+                <w:b w:val="0"/>
+                <w:i w:val="0"/>
                 <w:sz w:val="22"/>
               </w:rPr>
               <w:t>Extremely / Absolutely more important</w:t>
@@ -2263,6 +4742,8 @@
             <w:r>
               <w:rPr>
                 <w:rFonts w:ascii="Times New Roman" w:hAnsi="Times New Roman" w:cs="Times New Roman" w:eastAsia="Times New Roman"/>
+                <w:b w:val="0"/>
+                <w:i w:val="0"/>
                 <w:sz w:val="22"/>
               </w:rPr>
               <w:t>9</w:t>
@@ -2281,6 +4762,8 @@
             <w:r>
               <w:rPr>
                 <w:rFonts w:ascii="Times New Roman" w:hAnsi="Times New Roman" w:cs="Times New Roman" w:eastAsia="Times New Roman"/>
+                <w:b w:val="0"/>
+                <w:i w:val="0"/>
                 <w:sz w:val="22"/>
               </w:rPr>
               <w:t>(7, 9, 9)</w:t>
@@ -2299,6 +4782,8 @@
             <w:r>
               <w:rPr>
                 <w:rFonts w:ascii="Times New Roman" w:hAnsi="Times New Roman" w:cs="Times New Roman" w:eastAsia="Times New Roman"/>
+                <w:b w:val="0"/>
+                <w:i w:val="0"/>
                 <w:sz w:val="22"/>
               </w:rPr>
               <w:t>(1/9, 1/9, 1/7)</w:t>
@@ -2319,6 +4804,8 @@
             <w:r>
               <w:rPr>
                 <w:rFonts w:ascii="Times New Roman" w:hAnsi="Times New Roman" w:cs="Times New Roman" w:eastAsia="Times New Roman"/>
+                <w:b w:val="0"/>
+                <w:i w:val="0"/>
                 <w:sz w:val="22"/>
               </w:rPr>
               <w:t>Intermediate values</w:t>
@@ -2337,6 +4824,8 @@
             <w:r>
               <w:rPr>
                 <w:rFonts w:ascii="Times New Roman" w:hAnsi="Times New Roman" w:cs="Times New Roman" w:eastAsia="Times New Roman"/>
+                <w:b w:val="0"/>
+                <w:i w:val="0"/>
                 <w:sz w:val="22"/>
               </w:rPr>
               <w:t>2, 4, 6, 8</w:t>
@@ -2355,6 +4844,8 @@
             <w:r>
               <w:rPr>
                 <w:rFonts w:ascii="Times New Roman" w:hAnsi="Times New Roman" w:cs="Times New Roman" w:eastAsia="Times New Roman"/>
+                <w:b w:val="0"/>
+                <w:i w:val="0"/>
                 <w:sz w:val="22"/>
               </w:rPr>
               <w:t>Linear interpolation</w:t>
@@ -2373,6 +4864,8 @@
             <w:r>
               <w:rPr>
                 <w:rFonts w:ascii="Times New Roman" w:hAnsi="Times New Roman" w:cs="Times New Roman" w:eastAsia="Times New Roman"/>
+                <w:b w:val="0"/>
+                <w:i w:val="0"/>
                 <w:sz w:val="22"/>
               </w:rPr>
               <w:t>Reciprocal interpolation</w:t>
@@ -2390,15 +4883,17 @@
       <w:r>
         <w:rPr>
           <w:rFonts w:ascii="Times New Roman" w:hAnsi="Times New Roman" w:cs="Times New Roman" w:eastAsia="Times New Roman"/>
+          <w:b/>
           <w:i/>
           <w:sz w:val="24"/>
         </w:rPr>
-        <w:t>3.6.2  Elimination and Choice Translating Reality (ELECTRE)</w:t>
+        <w:t>3.8.2  Elimination and Choice Translating Reality (ELECTRE)</w:t>
       </w:r>
     </w:p>
     <w:p>
       <w:pPr>
         <w:spacing w:after="120" w:line="360" w:lineRule="auto"/>
+        <w:ind w:firstLine="283"/>
         <w:jc w:val="both"/>
       </w:pPr>
       <w:r>
@@ -2408,7 +4903,7 @@
           <w:i w:val="0"/>
           <w:sz w:val="24"/>
         </w:rPr>
-        <w:t>ELECTRE is an outranking MCDM method developed by Roy (1968, 1991). Unlike utility-based methods, ELECTRE does not seek a single aggregated score for each alternative; instead, it establishes whether one alternative "outranks" another on the basis of concordance (the strength of evidence in favour of the outranking) and discordance (the strength of evidence against it). This logic is well aligned with the Malta distribution problem, in which no channel dominates on every criterion and trade-offs must therefore be evaluated explicitly. The notation used in this study is summarised in Table 3.4.</w:t>
+        <w:t>ELECTRE is an outranking MCDM method developed by Roy (1968, 1991). It does not chase a single aggregate score per alternative; instead it builds an outranking relation by asking, for every pair of alternatives, how strong is the case in favour (concordance) and how strong is the case against (discordance). That logic suits the Malta problem because no channel dominates on every criterion — trade-offs have to be evaluated explicitly. The notation used in this study is summarised in Table 3.6.</w:t>
       </w:r>
     </w:p>
     <w:p>
@@ -2420,9 +4915,10 @@
         <w:rPr>
           <w:rFonts w:ascii="Times New Roman" w:hAnsi="Times New Roman" w:cs="Times New Roman" w:eastAsia="Times New Roman"/>
           <w:b/>
+          <w:i w:val="0"/>
           <w:sz w:val="22"/>
         </w:rPr>
-        <w:t>Table 3.4: Notation used in the ELECTRE Procedure</w:t>
+        <w:t>Table 3.6: Notation used in the ELECTRE Procedure</w:t>
       </w:r>
     </w:p>
     <w:tbl>
@@ -2450,6 +4946,7 @@
               <w:rPr>
                 <w:rFonts w:ascii="Times New Roman" w:hAnsi="Times New Roman" w:cs="Times New Roman" w:eastAsia="Times New Roman"/>
                 <w:b/>
+                <w:i w:val="0"/>
                 <w:sz w:val="22"/>
               </w:rPr>
               <w:t>Symbol</w:t>
@@ -2470,6 +4967,7 @@
               <w:rPr>
                 <w:rFonts w:ascii="Times New Roman" w:hAnsi="Times New Roman" w:cs="Times New Roman" w:eastAsia="Times New Roman"/>
                 <w:b/>
+                <w:i w:val="0"/>
                 <w:sz w:val="22"/>
               </w:rPr>
               <w:t>Meaning</w:t>
@@ -2490,9 +4988,11 @@
             <w:r>
               <w:rPr>
                 <w:rFonts w:ascii="Times New Roman" w:hAnsi="Times New Roman" w:cs="Times New Roman" w:eastAsia="Times New Roman"/>
+                <w:b w:val="0"/>
+                <w:i w:val="0"/>
                 <w:sz w:val="22"/>
               </w:rPr>
-              <w:t>A = {a1, a2, …, am}</w:t>
+              <w:t>A = {a1, …, am}</w:t>
             </w:r>
           </w:p>
         </w:tc>
@@ -2508,6 +5008,8 @@
             <w:r>
               <w:rPr>
                 <w:rFonts w:ascii="Times New Roman" w:hAnsi="Times New Roman" w:cs="Times New Roman" w:eastAsia="Times New Roman"/>
+                <w:b w:val="0"/>
+                <w:i w:val="0"/>
                 <w:sz w:val="22"/>
               </w:rPr>
               <w:t>Set of distribution-channel alternatives</w:t>
@@ -2528,9 +5030,11 @@
             <w:r>
               <w:rPr>
                 <w:rFonts w:ascii="Times New Roman" w:hAnsi="Times New Roman" w:cs="Times New Roman" w:eastAsia="Times New Roman"/>
+                <w:b w:val="0"/>
+                <w:i w:val="0"/>
                 <w:sz w:val="22"/>
               </w:rPr>
-              <w:t>C = {c1, c2, …, cn}</w:t>
+              <w:t>C = {c1, …, cn}</w:t>
             </w:r>
           </w:p>
         </w:tc>
@@ -2546,6 +5050,8 @@
             <w:r>
               <w:rPr>
                 <w:rFonts w:ascii="Times New Roman" w:hAnsi="Times New Roman" w:cs="Times New Roman" w:eastAsia="Times New Roman"/>
+                <w:b w:val="0"/>
+                <w:i w:val="0"/>
                 <w:sz w:val="22"/>
               </w:rPr>
               <w:t>Set of decision criteria</w:t>
@@ -2566,9 +5072,11 @@
             <w:r>
               <w:rPr>
                 <w:rFonts w:ascii="Times New Roman" w:hAnsi="Times New Roman" w:cs="Times New Roman" w:eastAsia="Times New Roman"/>
+                <w:b w:val="0"/>
+                <w:i w:val="0"/>
                 <w:sz w:val="22"/>
               </w:rPr>
-              <w:t>wj</w:t>
+              <w:t>w_j</w:t>
             </w:r>
           </w:p>
         </w:tc>
@@ -2584,9 +5092,11 @@
             <w:r>
               <w:rPr>
                 <w:rFonts w:ascii="Times New Roman" w:hAnsi="Times New Roman" w:cs="Times New Roman" w:eastAsia="Times New Roman"/>
+                <w:b w:val="0"/>
+                <w:i w:val="0"/>
                 <w:sz w:val="22"/>
               </w:rPr>
-              <w:t>Weight of criterion j (taken from Fuzzy AHP, Σ wj = 1)</w:t>
+              <w:t>Weight of criterion j (taken from Fuzzy AHP, Σ w_j = 1)</w:t>
             </w:r>
           </w:p>
         </w:tc>
@@ -2604,9 +5114,11 @@
             <w:r>
               <w:rPr>
                 <w:rFonts w:ascii="Times New Roman" w:hAnsi="Times New Roman" w:cs="Times New Roman" w:eastAsia="Times New Roman"/>
+                <w:b w:val="0"/>
+                <w:i w:val="0"/>
                 <w:sz w:val="22"/>
               </w:rPr>
-              <w:t>X = [xij]</w:t>
+              <w:t>X = [x_ij]</w:t>
             </w:r>
           </w:p>
         </w:tc>
@@ -2622,9 +5134,11 @@
             <w:r>
               <w:rPr>
                 <w:rFonts w:ascii="Times New Roman" w:hAnsi="Times New Roman" w:cs="Times New Roman" w:eastAsia="Times New Roman"/>
+                <w:b w:val="0"/>
+                <w:i w:val="0"/>
                 <w:sz w:val="22"/>
               </w:rPr>
-              <w:t>Decision matrix; xij is the score of alternative i on criterion j</w:t>
+              <w:t>Decision matrix; x_ij is the score of alternative i on criterion j</w:t>
             </w:r>
           </w:p>
         </w:tc>
@@ -2642,9 +5156,11 @@
             <w:r>
               <w:rPr>
                 <w:rFonts w:ascii="Times New Roman" w:hAnsi="Times New Roman" w:cs="Times New Roman" w:eastAsia="Times New Roman"/>
+                <w:b w:val="0"/>
+                <w:i w:val="0"/>
                 <w:sz w:val="22"/>
               </w:rPr>
-              <w:t>R = [rij]</w:t>
+              <w:t>R = [r_ij]</w:t>
             </w:r>
           </w:p>
         </w:tc>
@@ -2660,6 +5176,8 @@
             <w:r>
               <w:rPr>
                 <w:rFonts w:ascii="Times New Roman" w:hAnsi="Times New Roman" w:cs="Times New Roman" w:eastAsia="Times New Roman"/>
+                <w:b w:val="0"/>
+                <w:i w:val="0"/>
                 <w:sz w:val="22"/>
               </w:rPr>
               <w:t>Normalised decision matrix</w:t>
@@ -2680,9 +5198,11 @@
             <w:r>
               <w:rPr>
                 <w:rFonts w:ascii="Times New Roman" w:hAnsi="Times New Roman" w:cs="Times New Roman" w:eastAsia="Times New Roman"/>
+                <w:b w:val="0"/>
+                <w:i w:val="0"/>
                 <w:sz w:val="22"/>
               </w:rPr>
-              <w:t>V = [vij] = wj · rij</w:t>
+              <w:t>V = [v_ij] = w_j · r_ij</w:t>
             </w:r>
           </w:p>
         </w:tc>
@@ -2698,6 +5218,8 @@
             <w:r>
               <w:rPr>
                 <w:rFonts w:ascii="Times New Roman" w:hAnsi="Times New Roman" w:cs="Times New Roman" w:eastAsia="Times New Roman"/>
+                <w:b w:val="0"/>
+                <w:i w:val="0"/>
                 <w:sz w:val="22"/>
               </w:rPr>
               <w:t>Weighted normalised decision matrix</w:t>
@@ -2718,6 +5240,8 @@
             <w:r>
               <w:rPr>
                 <w:rFonts w:ascii="Times New Roman" w:hAnsi="Times New Roman" w:cs="Times New Roman" w:eastAsia="Times New Roman"/>
+                <w:b w:val="0"/>
+                <w:i w:val="0"/>
                 <w:sz w:val="22"/>
               </w:rPr>
               <w:t>C(a, b)</w:t>
@@ -2736,9 +5260,11 @@
             <w:r>
               <w:rPr>
                 <w:rFonts w:ascii="Times New Roman" w:hAnsi="Times New Roman" w:cs="Times New Roman" w:eastAsia="Times New Roman"/>
+                <w:b w:val="0"/>
+                <w:i w:val="0"/>
                 <w:sz w:val="22"/>
               </w:rPr>
-              <w:t>Concordance index (set of criteria for which a is at least as good as b)</w:t>
+              <w:t>Concordance index</w:t>
             </w:r>
           </w:p>
         </w:tc>
@@ -2756,6 +5282,8 @@
             <w:r>
               <w:rPr>
                 <w:rFonts w:ascii="Times New Roman" w:hAnsi="Times New Roman" w:cs="Times New Roman" w:eastAsia="Times New Roman"/>
+                <w:b w:val="0"/>
+                <w:i w:val="0"/>
                 <w:sz w:val="22"/>
               </w:rPr>
               <w:t>D(a, b)</w:t>
@@ -2774,6 +5302,8 @@
             <w:r>
               <w:rPr>
                 <w:rFonts w:ascii="Times New Roman" w:hAnsi="Times New Roman" w:cs="Times New Roman" w:eastAsia="Times New Roman"/>
+                <w:b w:val="0"/>
+                <w:i w:val="0"/>
                 <w:sz w:val="22"/>
               </w:rPr>
               <w:t>Discordance index</w:t>
@@ -2794,6 +5324,8 @@
             <w:r>
               <w:rPr>
                 <w:rFonts w:ascii="Times New Roman" w:hAnsi="Times New Roman" w:cs="Times New Roman" w:eastAsia="Times New Roman"/>
+                <w:b w:val="0"/>
+                <w:i w:val="0"/>
                 <w:sz w:val="22"/>
               </w:rPr>
               <w:t>c̄, d̄</w:t>
@@ -2812,9 +5344,11 @@
             <w:r>
               <w:rPr>
                 <w:rFonts w:ascii="Times New Roman" w:hAnsi="Times New Roman" w:cs="Times New Roman" w:eastAsia="Times New Roman"/>
+                <w:b w:val="0"/>
+                <w:i w:val="0"/>
                 <w:sz w:val="22"/>
               </w:rPr>
-              <w:t>Concordance and discordance thresholds (mean of C and D)</w:t>
+              <w:t>Concordance and discordance thresholds (means of C and D)</w:t>
             </w:r>
           </w:p>
         </w:tc>
@@ -2832,9 +5366,11 @@
             <w:r>
               <w:rPr>
                 <w:rFonts w:ascii="Times New Roman" w:hAnsi="Times New Roman" w:cs="Times New Roman" w:eastAsia="Times New Roman"/>
+                <w:b w:val="0"/>
+                <w:i w:val="0"/>
                 <w:sz w:val="22"/>
               </w:rPr>
-              <w:t>F = [fab], G = [gab]</w:t>
+              <w:t>F, G</w:t>
             </w:r>
           </w:p>
         </w:tc>
@@ -2850,6 +5386,8 @@
             <w:r>
               <w:rPr>
                 <w:rFonts w:ascii="Times New Roman" w:hAnsi="Times New Roman" w:cs="Times New Roman" w:eastAsia="Times New Roman"/>
+                <w:b w:val="0"/>
+                <w:i w:val="0"/>
                 <w:sz w:val="22"/>
               </w:rPr>
               <w:t>Concordance and discordance dominance matrices</w:t>
@@ -2870,6 +5408,8 @@
             <w:r>
               <w:rPr>
                 <w:rFonts w:ascii="Times New Roman" w:hAnsi="Times New Roman" w:cs="Times New Roman" w:eastAsia="Times New Roman"/>
+                <w:b w:val="0"/>
+                <w:i w:val="0"/>
                 <w:sz w:val="22"/>
               </w:rPr>
               <w:t>E = F ⊙ G</w:t>
@@ -2888,6 +5428,8 @@
             <w:r>
               <w:rPr>
                 <w:rFonts w:ascii="Times New Roman" w:hAnsi="Times New Roman" w:cs="Times New Roman" w:eastAsia="Times New Roman"/>
+                <w:b w:val="0"/>
+                <w:i w:val="0"/>
                 <w:sz w:val="22"/>
               </w:rPr>
               <w:t>Aggregate dominance matrix used to derive the final ranking</w:t>
@@ -2900,6 +5442,7 @@
     <w:p>
       <w:pPr>
         <w:spacing w:after="120" w:line="360" w:lineRule="auto"/>
+        <w:ind w:firstLine="283"/>
         <w:jc w:val="both"/>
       </w:pPr>
       <w:r>
@@ -2909,119 +5452,127 @@
           <w:i w:val="0"/>
           <w:sz w:val="24"/>
         </w:rPr>
-        <w:t>The procedural steps of ELECTRE are as follows:</w:t>
+        <w:t>The ELECTRE steps used in the study are as follows.</w:t>
       </w:r>
     </w:p>
     <w:p>
       <w:pPr>
-        <w:pStyle w:val="ListBullet"/>
+        <w:pStyle w:val="ListNumber"/>
         <w:spacing w:after="40"/>
       </w:pPr>
-      <w:r/>
       <w:r>
         <w:rPr>
           <w:rFonts w:ascii="Times New Roman" w:hAnsi="Times New Roman" w:cs="Times New Roman" w:eastAsia="Times New Roman"/>
+          <w:b w:val="0"/>
+          <w:i w:val="0"/>
           <w:sz w:val="24"/>
         </w:rPr>
-        <w:t>Step 1 — Construct the decision matrix X = [xij] in which each row is a distribution-channel alternative and each column is a criterion. Entries are the mean ratings obtained from the stakeholder survey.</w:t>
+        <w:t>Construct the decision matrix X = [x_ij] with each row a channel alternative and each column a criterion; entries are mean ratings from the survey.</w:t>
       </w:r>
     </w:p>
     <w:p>
       <w:pPr>
-        <w:pStyle w:val="ListBullet"/>
+        <w:pStyle w:val="ListNumber"/>
         <w:spacing w:after="40"/>
       </w:pPr>
-      <w:r/>
       <w:r>
         <w:rPr>
           <w:rFonts w:ascii="Times New Roman" w:hAnsi="Times New Roman" w:cs="Times New Roman" w:eastAsia="Times New Roman"/>
+          <w:b w:val="0"/>
+          <w:i w:val="0"/>
           <w:sz w:val="24"/>
         </w:rPr>
-        <w:t>Step 2 — Normalise the decision matrix using vector normalisation: rij = xij / sqrt(Σi xij²).</w:t>
+        <w:t>Normalise X by vector normalisation: r_ij = x_ij / sqrt(Σ_i x_ij²).</w:t>
       </w:r>
     </w:p>
     <w:p>
       <w:pPr>
-        <w:pStyle w:val="ListBullet"/>
+        <w:pStyle w:val="ListNumber"/>
         <w:spacing w:after="40"/>
       </w:pPr>
-      <w:r/>
       <w:r>
         <w:rPr>
           <w:rFonts w:ascii="Times New Roman" w:hAnsi="Times New Roman" w:cs="Times New Roman" w:eastAsia="Times New Roman"/>
+          <w:b w:val="0"/>
+          <w:i w:val="0"/>
           <w:sz w:val="24"/>
         </w:rPr>
-        <w:t>Step 3 — Compute the weighted normalised matrix V by multiplying each column rij by the criterion weight wj obtained from Fuzzy AHP.</w:t>
+        <w:t>Compute V by multiplying each column r_ij by the criterion weight w_j obtained from Fuzzy AHP.</w:t>
       </w:r>
     </w:p>
     <w:p>
       <w:pPr>
-        <w:pStyle w:val="ListBullet"/>
+        <w:pStyle w:val="ListNumber"/>
         <w:spacing w:after="40"/>
       </w:pPr>
-      <w:r/>
       <w:r>
         <w:rPr>
           <w:rFonts w:ascii="Times New Roman" w:hAnsi="Times New Roman" w:cs="Times New Roman" w:eastAsia="Times New Roman"/>
+          <w:b w:val="0"/>
+          <w:i w:val="0"/>
           <w:sz w:val="24"/>
         </w:rPr>
-        <w:t>Step 4 — For every ordered pair of alternatives (a, b), compute the concordance set C(a, b) (criteria on which a is at least as good as b) and the discordance set D(a, b) (criteria on which a is worse than b).</w:t>
+        <w:t>For every ordered pair (a, b), build the concordance set C(a, b) (criteria on which a is at least as good as b) and the discordance set D(a, b) (criteria on which a is worse).</w:t>
       </w:r>
     </w:p>
     <w:p>
       <w:pPr>
-        <w:pStyle w:val="ListBullet"/>
+        <w:pStyle w:val="ListNumber"/>
         <w:spacing w:after="40"/>
       </w:pPr>
-      <w:r/>
       <w:r>
         <w:rPr>
           <w:rFonts w:ascii="Times New Roman" w:hAnsi="Times New Roman" w:cs="Times New Roman" w:eastAsia="Times New Roman"/>
+          <w:b w:val="0"/>
+          <w:i w:val="0"/>
           <w:sz w:val="24"/>
         </w:rPr>
-        <w:t>Step 5 — Compute the concordance index C(a,b) = Σ wj for j ∈ C(a,b), and the discordance index D(a,b) = max{|vaj − vbj|} / max{|vij − vkj| over all i, k}.</w:t>
+        <w:t>Compute the concordance index C(a,b) = Σ w_j for j ∈ C(a,b) and the discordance index D(a,b) = max{|v_aj − v_bj|} / max{|v_ij − v_kj|}.</w:t>
       </w:r>
     </w:p>
     <w:p>
       <w:pPr>
-        <w:pStyle w:val="ListBullet"/>
+        <w:pStyle w:val="ListNumber"/>
         <w:spacing w:after="40"/>
       </w:pPr>
-      <w:r/>
       <w:r>
         <w:rPr>
           <w:rFonts w:ascii="Times New Roman" w:hAnsi="Times New Roman" w:cs="Times New Roman" w:eastAsia="Times New Roman"/>
+          <w:b w:val="0"/>
+          <w:i w:val="0"/>
           <w:sz w:val="24"/>
         </w:rPr>
-        <w:t>Step 6 — Compute the concordance threshold c̄ and the discordance threshold d̄ as the average of the corresponding indices, and construct the boolean dominance matrices F and G.</w:t>
+        <w:t>Compute the thresholds c̄ and d̄ as the averages of the indices, and build the boolean dominance matrices F and G.</w:t>
       </w:r>
     </w:p>
     <w:p>
       <w:pPr>
-        <w:pStyle w:val="ListBullet"/>
+        <w:pStyle w:val="ListNumber"/>
         <w:spacing w:after="40"/>
       </w:pPr>
-      <w:r/>
       <w:r>
         <w:rPr>
           <w:rFonts w:ascii="Times New Roman" w:hAnsi="Times New Roman" w:cs="Times New Roman" w:eastAsia="Times New Roman"/>
+          <w:b w:val="0"/>
+          <w:i w:val="0"/>
           <w:sz w:val="24"/>
         </w:rPr>
-        <w:t>Step 7 — Multiply F element-wise with G to obtain the aggregate dominance matrix E. Alternative a outranks alternative b if and only if eab = 1.</w:t>
+        <w:t>Multiply F and G element-wise to get E. Alternative a outranks alternative b if and only if e_ab = 1.</w:t>
       </w:r>
     </w:p>
     <w:p>
       <w:pPr>
-        <w:pStyle w:val="ListBullet"/>
+        <w:pStyle w:val="ListNumber"/>
         <w:spacing w:after="40"/>
       </w:pPr>
-      <w:r/>
       <w:r>
         <w:rPr>
           <w:rFonts w:ascii="Times New Roman" w:hAnsi="Times New Roman" w:cs="Times New Roman" w:eastAsia="Times New Roman"/>
+          <w:b w:val="0"/>
+          <w:i w:val="0"/>
           <w:sz w:val="24"/>
         </w:rPr>
-        <w:t>Step 8 — Construct the outranking graph and derive the final ranking of distribution-channel alternatives.</w:t>
+        <w:t>Construct the outranking graph and read off the final ranking of channel alternatives.</w:t>
       </w:r>
     </w:p>
     <w:p>
@@ -3032,15 +5583,17 @@
       <w:r>
         <w:rPr>
           <w:rFonts w:ascii="Times New Roman" w:hAnsi="Times New Roman" w:cs="Times New Roman" w:eastAsia="Times New Roman"/>
+          <w:b/>
           <w:i/>
           <w:sz w:val="24"/>
         </w:rPr>
-        <w:t>3.6.3  Integration of Fuzzy AHP and ELECTRE</w:t>
+        <w:t>3.8.3  Integration of Fuzzy AHP and ELECTRE</w:t>
       </w:r>
     </w:p>
     <w:p>
       <w:pPr>
         <w:spacing w:after="120" w:line="360" w:lineRule="auto"/>
+        <w:ind w:firstLine="283"/>
         <w:jc w:val="both"/>
       </w:pPr>
       <w:r>
@@ -3050,7 +5603,7 @@
           <w:i w:val="0"/>
           <w:sz w:val="24"/>
         </w:rPr>
-        <w:t>The two tools are integrated as follows. The criterion weights wj produced by Fuzzy AHP at the end of Step 7 of the Fuzzy AHP procedure feed directly into Step 3 of the ELECTRE procedure, where they enter the weighted normalised decision matrix V. No other analytical tool is used in the study. The complete research process — from problem identification to the final ranking of distribution-channel alternatives — is summarised in Figure 3.1.</w:t>
+        <w:t>The two tools meet at exactly one point: the criterion weights w_j produced at Step 7 of the Fuzzy AHP procedure feed directly into Step 3 of the ELECTRE procedure, where they enter the weighted normalised decision matrix V. No other tool is used in between, and no other tool is used after. The end-to-end research process is shown schematically in Figure 3.5.</w:t>
       </w:r>
     </w:p>
     <w:p>
@@ -3062,14 +5615,16 @@
         <w:rPr>
           <w:rFonts w:ascii="Times New Roman" w:hAnsi="Times New Roman" w:cs="Times New Roman" w:eastAsia="Times New Roman"/>
           <w:b/>
+          <w:i w:val="0"/>
           <w:sz w:val="28"/>
         </w:rPr>
-        <w:t>3.7  Research Process Flow Diagram</w:t>
+        <w:t>3.9  Research Process Flow Diagram</w:t>
       </w:r>
     </w:p>
     <w:p>
       <w:pPr>
         <w:spacing w:after="120" w:line="360" w:lineRule="auto"/>
+        <w:ind w:firstLine="283"/>
         <w:jc w:val="both"/>
       </w:pPr>
       <w:r>
@@ -3079,7 +5634,7 @@
           <w:i w:val="0"/>
           <w:sz w:val="24"/>
         </w:rPr>
-        <w:t>Figure 3.1 presents the complete research process used in the study. The left-hand branch shows the Fuzzy AHP weight-derivation track and the right-hand branch shows the ELECTRE outranking track. The two branches converge at Step 7, in which the optimal distribution channel for Malta is identified and recommendations are framed.</w:t>
+        <w:t>Figure 3.5 puts the entire research process on a single page. The left-hand branch shows the Fuzzy AHP weight-derivation track and the right-hand branch shows the ELECTRE outranking track. The two branches converge at the bottom, where the optimal distribution channel for Malta is identified and the recommendations to stakeholders are framed.</w:t>
       </w:r>
     </w:p>
     <w:p>
@@ -3090,7 +5645,7 @@
         <w:drawing>
           <wp:inline xmlns:a="http://schemas.openxmlformats.org/drawingml/2006/main" xmlns:pic="http://schemas.openxmlformats.org/drawingml/2006/picture">
             <wp:extent cx="5486400" cy="7120230"/>
-            <wp:docPr id="1" name="Picture 1"/>
+            <wp:docPr id="5" name="Picture 5"/>
             <wp:cNvGraphicFramePr>
               <a:graphicFrameLocks noChangeAspect="1"/>
             </wp:cNvGraphicFramePr>
@@ -3102,7 +5657,7 @@
                     <pic:cNvPicPr/>
                   </pic:nvPicPr>
                   <pic:blipFill>
-                    <a:blip r:embed="rId9"/>
+                    <a:blip r:embed="rId13"/>
                     <a:stretch>
                       <a:fillRect/>
                     </a:stretch>
@@ -3130,9 +5685,10 @@
         <w:rPr>
           <w:rFonts w:ascii="Times New Roman" w:hAnsi="Times New Roman" w:cs="Times New Roman" w:eastAsia="Times New Roman"/>
           <w:b/>
+          <w:i w:val="0"/>
           <w:sz w:val="22"/>
         </w:rPr>
-        <w:t>Figure 3.1: Research Process Flow Diagram for the Malta Distribution Channel Optimisation Study</w:t>
+        <w:t>Figure 3.5: Research Process Flow Diagram - Malta Distribution Channel Optimisation Study</w:t>
       </w:r>
     </w:p>
     <w:p>
@@ -3144,14 +5700,16 @@
         <w:rPr>
           <w:rFonts w:ascii="Times New Roman" w:hAnsi="Times New Roman" w:cs="Times New Roman" w:eastAsia="Times New Roman"/>
           <w:b/>
+          <w:i w:val="0"/>
           <w:sz w:val="28"/>
         </w:rPr>
-        <w:t>3.8  Reliability and Validity</w:t>
+        <w:t>3.10  Reliability and Validity</w:t>
       </w:r>
     </w:p>
     <w:p>
       <w:pPr>
         <w:spacing w:after="120" w:line="360" w:lineRule="auto"/>
+        <w:ind w:firstLine="283"/>
         <w:jc w:val="both"/>
       </w:pPr>
       <w:r>
@@ -3161,7 +5719,23 @@
           <w:i w:val="0"/>
           <w:sz w:val="24"/>
         </w:rPr>
-        <w:t>Reliability of the responses was ensured by enforcing the Consistency Ratio criterion in Fuzzy AHP: every pairwise-comparison matrix with CR ≥ 0.10 was returned to the respondent for revision and matrices that could not be reconciled were excluded from the analysis. Content validity was ensured by deriving the criteria from the literature and by refining them in consultation with subject experts. Face validity was checked during pre-testing, and convergent validity was supported by the agreement between the Fuzzy AHP rank-order of criteria and the rank-order suggested by independent expert panels.</w:t>
+        <w:t>Reliability of the responses was protected at three points in the study. First, during instrument design through Cronbach's α and item-total correlation. Second, during Fuzzy AHP elicitation through the CR &lt; 0.10 rule: any pairwise-comparison matrix with CR ≥ 0.10 was returned to the respondent for revision and matrices that could not be reconciled were excluded. Third, during ELECTRE outranking through the use of mean ratings — large samples shrink the standard errors of these means, and that in turn protects the outranking from individual outlier ratings.</w:t>
+      </w:r>
+    </w:p>
+    <w:p>
+      <w:pPr>
+        <w:spacing w:after="120" w:line="360" w:lineRule="auto"/>
+        <w:ind w:firstLine="283"/>
+        <w:jc w:val="both"/>
+      </w:pPr>
+      <w:r>
+        <w:rPr>
+          <w:rFonts w:ascii="Times New Roman" w:hAnsi="Times New Roman" w:cs="Times New Roman" w:eastAsia="Times New Roman"/>
+          <w:b w:val="0"/>
+          <w:i w:val="0"/>
+          <w:sz w:val="24"/>
+        </w:rPr>
+        <w:t>Content validity was secured by deriving the factors from the literature and refining them through expert review. Face validity was checked during pre-testing. Convergent validity was supported by the broad agreement between the Fuzzy AHP rank-order of criteria and the rank-order suggested independently by the expert panel.</w:t>
       </w:r>
     </w:p>
     <w:p>
@@ -3173,14 +5747,16 @@
         <w:rPr>
           <w:rFonts w:ascii="Times New Roman" w:hAnsi="Times New Roman" w:cs="Times New Roman" w:eastAsia="Times New Roman"/>
           <w:b/>
+          <w:i w:val="0"/>
           <w:sz w:val="28"/>
         </w:rPr>
-        <w:t>3.9  Ethical Considerations</w:t>
+        <w:t>3.11  Ethical Considerations</w:t>
       </w:r>
     </w:p>
     <w:p>
       <w:pPr>
         <w:spacing w:after="120" w:line="360" w:lineRule="auto"/>
+        <w:ind w:firstLine="283"/>
         <w:jc w:val="both"/>
       </w:pPr>
       <w:r>
@@ -3190,7 +5766,7 @@
           <w:i w:val="0"/>
           <w:sz w:val="24"/>
         </w:rPr>
-        <w:t>Participation in the study was voluntary and informed consent was obtained from every respondent. Respondents were assured that their identity would remain anonymous and that the data would be used solely for academic purposes. No commercially sensitive information was solicited or recorded, and the researcher complied with the ethical guidelines of the parent institution throughout the fieldwork.</w:t>
+        <w:t>Participation was voluntary and informed consent was obtained from every respondent before the schedule was administered. Respondents were assured that their identity would remain anonymous in any outputs of the study and that the data would be used only for academic purposes. No commercially sensitive pricing or identity information was solicited or retained, and the researcher complied with the ethical guidelines of the parent institution throughout the fieldwork.</w:t>
       </w:r>
     </w:p>
     <w:p>
@@ -3202,14 +5778,16 @@
         <w:rPr>
           <w:rFonts w:ascii="Times New Roman" w:hAnsi="Times New Roman" w:cs="Times New Roman" w:eastAsia="Times New Roman"/>
           <w:b/>
+          <w:i w:val="0"/>
           <w:sz w:val="28"/>
         </w:rPr>
-        <w:t>3.10  Concluding Remarks</w:t>
+        <w:t>3.12  Concluding Remarks</w:t>
       </w:r>
     </w:p>
     <w:p>
       <w:pPr>
         <w:spacing w:after="120" w:line="360" w:lineRule="auto"/>
+        <w:ind w:firstLine="283"/>
         <w:jc w:val="both"/>
       </w:pPr>
       <w:r>
@@ -3219,7 +5797,7 @@
           <w:i w:val="0"/>
           <w:sz w:val="24"/>
         </w:rPr>
-        <w:t>This chapter has set out the cross-sectional research design, the multi-stage purposive sampling frame, and the 1,300-respondent sample on which the present study is based. The justification for this sample size has been articulated in the specific context of MCDM analysis and rests on aggregation stability, statistical adequacy, stakeholder representativeness, geographical coverage and robustness of the ELECTRE outranking. The two analytical tools used in the study — Fuzzy AHP for criterion weighting and ELECTRE for the outranking of distribution-channel alternatives — have been described in detail, and the integration of the two tools has been shown schematically in Figure 3.1. The next chapter applies this methodology to the Malta data and presents the results.</w:t>
+        <w:t>This chapter has described how the study was actually carried out: a cross-sectional, mixed-method design; three phases of data collection running from September 2024 to December 2025; a stratified random sample of 1,300 respondents drawn from seven stakeholder groups across the four Malta-producing districts of the Garhwal region; a factor pool that started at 144 candidates and was screened down to 82 finalised items through reliability and consistency tests; and two analytical tools — Fuzzy AHP for criterion weighting and ELECTRE for outranking — connected through the criterion weight vector. The next chapter applies this methodology to the Malta data and presents the results.</w:t>
       </w:r>
     </w:p>
     <w:sectPr>

--- a/Chapter_3_Research_Methodology.docx
+++ b/Chapter_3_Research_Methodology.docx
@@ -66,6 +66,61 @@
     </w:p>
     <w:p>
       <w:pPr>
+        <w:spacing w:before="160" w:after="40"/>
+        <w:jc w:val="center"/>
+      </w:pPr>
+      <w:r>
+        <w:drawing>
+          <wp:inline xmlns:a="http://schemas.openxmlformats.org/drawingml/2006/main" xmlns:pic="http://schemas.openxmlformats.org/drawingml/2006/picture">
+            <wp:extent cx="5120640" cy="7258561"/>
+            <wp:docPr id="1" name="Picture 1"/>
+            <wp:cNvGraphicFramePr>
+              <a:graphicFrameLocks noChangeAspect="1"/>
+            </wp:cNvGraphicFramePr>
+            <a:graphic>
+              <a:graphicData uri="http://schemas.openxmlformats.org/drawingml/2006/picture">
+                <pic:pic>
+                  <pic:nvPicPr>
+                    <pic:cNvPr id="0" name="fig_3_1_research_process.png"/>
+                    <pic:cNvPicPr/>
+                  </pic:nvPicPr>
+                  <pic:blipFill>
+                    <a:blip r:embed="rId9"/>
+                    <a:stretch>
+                      <a:fillRect/>
+                    </a:stretch>
+                  </pic:blipFill>
+                  <pic:spPr>
+                    <a:xfrm>
+                      <a:off x="0" y="0"/>
+                      <a:ext cx="5120640" cy="7258561"/>
+                    </a:xfrm>
+                    <a:prstGeom prst="rect"/>
+                  </pic:spPr>
+                </pic:pic>
+              </a:graphicData>
+            </a:graphic>
+          </wp:inline>
+        </w:drawing>
+      </w:r>
+    </w:p>
+    <w:p>
+      <w:pPr>
+        <w:spacing w:before="40" w:after="160"/>
+        <w:jc w:val="center"/>
+      </w:pPr>
+      <w:r>
+        <w:rPr>
+          <w:rFonts w:ascii="Times New Roman" w:hAnsi="Times New Roman" w:cs="Times New Roman"/>
+          <w:b/>
+          <w:i/>
+          <w:sz w:val="22"/>
+        </w:rPr>
+        <w:t>Figure 3.1  Overall research process flowchart (problem identification through to optimisation framework)</w:t>
+      </w:r>
+    </w:p>
+    <w:p>
+      <w:pPr>
         <w:keepNext/>
         <w:spacing w:before="240" w:after="120"/>
         <w:jc w:val="left"/>
@@ -98,6 +153,61 @@
     </w:p>
     <w:p>
       <w:pPr>
+        <w:spacing w:before="160" w:after="40"/>
+        <w:jc w:val="center"/>
+      </w:pPr>
+      <w:r>
+        <w:drawing>
+          <wp:inline xmlns:a="http://schemas.openxmlformats.org/drawingml/2006/main" xmlns:pic="http://schemas.openxmlformats.org/drawingml/2006/picture">
+            <wp:extent cx="5852160" cy="2906792"/>
+            <wp:docPr id="2" name="Picture 2"/>
+            <wp:cNvGraphicFramePr>
+              <a:graphicFrameLocks noChangeAspect="1"/>
+            </wp:cNvGraphicFramePr>
+            <a:graphic>
+              <a:graphicData uri="http://schemas.openxmlformats.org/drawingml/2006/picture">
+                <pic:pic>
+                  <pic:nvPicPr>
+                    <pic:cNvPr id="0" name="fig_3_3_supply_chain.png"/>
+                    <pic:cNvPicPr/>
+                  </pic:nvPicPr>
+                  <pic:blipFill>
+                    <a:blip r:embed="rId10"/>
+                    <a:stretch>
+                      <a:fillRect/>
+                    </a:stretch>
+                  </pic:blipFill>
+                  <pic:spPr>
+                    <a:xfrm>
+                      <a:off x="0" y="0"/>
+                      <a:ext cx="5852160" cy="2906792"/>
+                    </a:xfrm>
+                    <a:prstGeom prst="rect"/>
+                  </pic:spPr>
+                </pic:pic>
+              </a:graphicData>
+            </a:graphic>
+          </wp:inline>
+        </w:drawing>
+      </w:r>
+    </w:p>
+    <w:p>
+      <w:pPr>
+        <w:spacing w:before="40" w:after="160"/>
+        <w:jc w:val="center"/>
+      </w:pPr>
+      <w:r>
+        <w:rPr>
+          <w:rFonts w:ascii="Times New Roman" w:hAnsi="Times New Roman" w:cs="Times New Roman"/>
+          <w:b/>
+          <w:i/>
+          <w:sz w:val="22"/>
+        </w:rPr>
+        <w:t>Figure 3.2  Malta (Citrus sinensis) supply-chain stakeholder map showing the five strata in which data was collected</w:t>
+      </w:r>
+    </w:p>
+    <w:p>
+      <w:pPr>
         <w:keepNext/>
         <w:spacing w:before="160" w:after="80"/>
       </w:pPr>
@@ -173,6 +283,61 @@
           <w:sz w:val="24"/>
         </w:rPr>
         <w:t>Viewing the chain through the RBV makes it possible to read the 144 initially identified factors and the 82 finally retained factors not as a loose list of operational issues but as proxies for the underlying resources and capabilities of the chain. Cost-related items signal financial and physical resources; time-related items signal coordination and process capabilities; and quality-related items signal knowledge, skill and infrastructural resources. The theoretical contribution of this study is therefore to map the operational constraints of a hill-based citrus chain on to the resource-and-capability vocabulary of the RBV, so that the eventual framework of optimisation does not stop at fixing surface-level problems but speaks directly to which resources of the chain need to be strengthened, shared or substituted.</w:t>
+      </w:r>
+    </w:p>
+    <w:p>
+      <w:pPr>
+        <w:spacing w:before="160" w:after="40"/>
+        <w:jc w:val="center"/>
+      </w:pPr>
+      <w:r>
+        <w:drawing>
+          <wp:inline xmlns:a="http://schemas.openxmlformats.org/drawingml/2006/main" xmlns:pic="http://schemas.openxmlformats.org/drawingml/2006/picture">
+            <wp:extent cx="5852160" cy="4190805"/>
+            <wp:docPr id="3" name="Picture 3"/>
+            <wp:cNvGraphicFramePr>
+              <a:graphicFrameLocks noChangeAspect="1"/>
+            </wp:cNvGraphicFramePr>
+            <a:graphic>
+              <a:graphicData uri="http://schemas.openxmlformats.org/drawingml/2006/picture">
+                <pic:pic>
+                  <pic:nvPicPr>
+                    <pic:cNvPr id="0" name="fig_3_4_rbv_framework.png"/>
+                    <pic:cNvPicPr/>
+                  </pic:nvPicPr>
+                  <pic:blipFill>
+                    <a:blip r:embed="rId11"/>
+                    <a:stretch>
+                      <a:fillRect/>
+                    </a:stretch>
+                  </pic:blipFill>
+                  <pic:spPr>
+                    <a:xfrm>
+                      <a:off x="0" y="0"/>
+                      <a:ext cx="5852160" cy="4190805"/>
+                    </a:xfrm>
+                    <a:prstGeom prst="rect"/>
+                  </pic:spPr>
+                </pic:pic>
+              </a:graphicData>
+            </a:graphic>
+          </wp:inline>
+        </w:drawing>
+      </w:r>
+    </w:p>
+    <w:p>
+      <w:pPr>
+        <w:spacing w:before="40" w:after="160"/>
+        <w:jc w:val="center"/>
+      </w:pPr>
+      <w:r>
+        <w:rPr>
+          <w:rFonts w:ascii="Times New Roman" w:hAnsi="Times New Roman" w:cs="Times New Roman"/>
+          <w:b/>
+          <w:i/>
+          <w:sz w:val="22"/>
+        </w:rPr>
+        <w:t>Figure 3.3  Resource-Based View (RBV) framework mapped to the cost / time / quality dimensions of the Malta supply chain</w:t>
       </w:r>
     </w:p>
     <w:p>
@@ -582,6 +747,61 @@
     </w:p>
     <w:p>
       <w:pPr>
+        <w:spacing w:before="160" w:after="40"/>
+        <w:jc w:val="center"/>
+      </w:pPr>
+      <w:r>
+        <w:drawing>
+          <wp:inline xmlns:a="http://schemas.openxmlformats.org/drawingml/2006/main" xmlns:pic="http://schemas.openxmlformats.org/drawingml/2006/picture">
+            <wp:extent cx="5852160" cy="2546704"/>
+            <wp:docPr id="4" name="Picture 4"/>
+            <wp:cNvGraphicFramePr>
+              <a:graphicFrameLocks noChangeAspect="1"/>
+            </wp:cNvGraphicFramePr>
+            <a:graphic>
+              <a:graphicData uri="http://schemas.openxmlformats.org/drawingml/2006/picture">
+                <pic:pic>
+                  <pic:nvPicPr>
+                    <pic:cNvPr id="0" name="fig_3_2_phases_timeline.png"/>
+                    <pic:cNvPicPr/>
+                  </pic:nvPicPr>
+                  <pic:blipFill>
+                    <a:blip r:embed="rId12"/>
+                    <a:stretch>
+                      <a:fillRect/>
+                    </a:stretch>
+                  </pic:blipFill>
+                  <pic:spPr>
+                    <a:xfrm>
+                      <a:off x="0" y="0"/>
+                      <a:ext cx="5852160" cy="2546704"/>
+                    </a:xfrm>
+                    <a:prstGeom prst="rect"/>
+                  </pic:spPr>
+                </pic:pic>
+              </a:graphicData>
+            </a:graphic>
+          </wp:inline>
+        </w:drawing>
+      </w:r>
+    </w:p>
+    <w:p>
+      <w:pPr>
+        <w:spacing w:before="40" w:after="160"/>
+        <w:jc w:val="center"/>
+      </w:pPr>
+      <w:r>
+        <w:rPr>
+          <w:rFonts w:ascii="Times New Roman" w:hAnsi="Times New Roman" w:cs="Times New Roman"/>
+          <w:b/>
+          <w:i/>
+          <w:sz w:val="22"/>
+        </w:rPr>
+        <w:t>Figure 3.4  Three-phase data-collection timeline (September 2024 – December 2025)</w:t>
+      </w:r>
+    </w:p>
+    <w:p>
+      <w:pPr>
         <w:spacing w:line="360" w:lineRule="auto" w:after="120"/>
         <w:ind w:firstLine="425"/>
         <w:jc w:val="both"/>
@@ -649,7 +869,6 @@
         <w:spacing w:after="40" w:line="276" w:lineRule="auto"/>
         <w:ind w:left="567"/>
       </w:pPr>
-      <w:r/>
       <w:r>
         <w:rPr>
           <w:rFonts w:ascii="Times New Roman" w:hAnsi="Times New Roman" w:cs="Times New Roman"/>
@@ -666,7 +885,6 @@
         <w:spacing w:after="40" w:line="276" w:lineRule="auto"/>
         <w:ind w:left="567"/>
       </w:pPr>
-      <w:r/>
       <w:r>
         <w:rPr>
           <w:rFonts w:ascii="Times New Roman" w:hAnsi="Times New Roman" w:cs="Times New Roman"/>
@@ -683,7 +901,6 @@
         <w:spacing w:after="40" w:line="276" w:lineRule="auto"/>
         <w:ind w:left="567"/>
       </w:pPr>
-      <w:r/>
       <w:r>
         <w:rPr>
           <w:rFonts w:ascii="Times New Roman" w:hAnsi="Times New Roman" w:cs="Times New Roman"/>
@@ -700,7 +917,6 @@
         <w:spacing w:after="40" w:line="276" w:lineRule="auto"/>
         <w:ind w:left="567"/>
       </w:pPr>
-      <w:r/>
       <w:r>
         <w:rPr>
           <w:rFonts w:ascii="Times New Roman" w:hAnsi="Times New Roman" w:cs="Times New Roman"/>
@@ -717,7 +933,6 @@
         <w:spacing w:after="40" w:line="276" w:lineRule="auto"/>
         <w:ind w:left="567"/>
       </w:pPr>
-      <w:r/>
       <w:r>
         <w:rPr>
           <w:rFonts w:ascii="Times New Roman" w:hAnsi="Times New Roman" w:cs="Times New Roman"/>
@@ -726,6 +941,61 @@
           <w:sz w:val="24"/>
         </w:rPr>
         <w:t>Direct field observations and walk-along observations from orchard to retail outlet, recorded in a structured field diary.</w:t>
+      </w:r>
+    </w:p>
+    <w:p>
+      <w:pPr>
+        <w:spacing w:before="160" w:after="40"/>
+        <w:jc w:val="center"/>
+      </w:pPr>
+      <w:r>
+        <w:drawing>
+          <wp:inline xmlns:a="http://schemas.openxmlformats.org/drawingml/2006/main" xmlns:pic="http://schemas.openxmlformats.org/drawingml/2006/picture">
+            <wp:extent cx="5852160" cy="3394696"/>
+            <wp:docPr id="5" name="Picture 5"/>
+            <wp:cNvGraphicFramePr>
+              <a:graphicFrameLocks noChangeAspect="1"/>
+            </wp:cNvGraphicFramePr>
+            <a:graphic>
+              <a:graphicData uri="http://schemas.openxmlformats.org/drawingml/2006/picture">
+                <pic:pic>
+                  <pic:nvPicPr>
+                    <pic:cNvPr id="0" name="fig_3_5_factor_sources.png"/>
+                    <pic:cNvPicPr/>
+                  </pic:nvPicPr>
+                  <pic:blipFill>
+                    <a:blip r:embed="rId13"/>
+                    <a:stretch>
+                      <a:fillRect/>
+                    </a:stretch>
+                  </pic:blipFill>
+                  <pic:spPr>
+                    <a:xfrm>
+                      <a:off x="0" y="0"/>
+                      <a:ext cx="5852160" cy="3394696"/>
+                    </a:xfrm>
+                    <a:prstGeom prst="rect"/>
+                  </pic:spPr>
+                </pic:pic>
+              </a:graphicData>
+            </a:graphic>
+          </wp:inline>
+        </w:drawing>
+      </w:r>
+    </w:p>
+    <w:p>
+      <w:pPr>
+        <w:spacing w:before="40" w:after="160"/>
+        <w:jc w:val="center"/>
+      </w:pPr>
+      <w:r>
+        <w:rPr>
+          <w:rFonts w:ascii="Times New Roman" w:hAnsi="Times New Roman" w:cs="Times New Roman"/>
+          <w:b/>
+          <w:i/>
+          <w:sz w:val="22"/>
+        </w:rPr>
+        <w:t>Figure 3.5  Five sources converging into the initial pool of 144 factors</w:t>
       </w:r>
     </w:p>
     <w:p>
@@ -756,7 +1026,7 @@
           <w:i w:val="0"/>
           <w:sz w:val="24"/>
         </w:rPr>
-        <w:t>The 144 factors were first organised on two intersecting axes: (a) the stage of the supply chain (Farm, Local Trader/Commission Agent, Mandi/Wholesale, Retail, Transportation) and (b) the dimension of inefficiency (Cost, Time, Quality). The stage-wise distribution of the initial pool is given in Table 3.2.</w:t>
+        <w:t>The 144 factors were first organised on two intersecting axes: (a) the stage of the supply chain (Farm, Local Trader/Commission Agent, Mandi/Wholesale, Retail, Transportation) and (b) the dimension of inefficiency (Cost, Time, Quality). The stage-wise distribution of the initial pool is given in Table 3.2 and visualised in Figure 3.6.</w:t>
       </w:r>
     </w:p>
     <w:tbl>
@@ -1836,6 +2106,61 @@
     </w:p>
     <w:p>
       <w:pPr>
+        <w:spacing w:before="160" w:after="40"/>
+        <w:jc w:val="center"/>
+      </w:pPr>
+      <w:r>
+        <w:drawing>
+          <wp:inline xmlns:a="http://schemas.openxmlformats.org/drawingml/2006/main" xmlns:pic="http://schemas.openxmlformats.org/drawingml/2006/picture">
+            <wp:extent cx="5852160" cy="3024943"/>
+            <wp:docPr id="6" name="Picture 6"/>
+            <wp:cNvGraphicFramePr>
+              <a:graphicFrameLocks noChangeAspect="1"/>
+            </wp:cNvGraphicFramePr>
+            <a:graphic>
+              <a:graphicData uri="http://schemas.openxmlformats.org/drawingml/2006/picture">
+                <pic:pic>
+                  <pic:nvPicPr>
+                    <pic:cNvPr id="0" name="fig_3_7_stage_dim_dist.png"/>
+                    <pic:cNvPicPr/>
+                  </pic:nvPicPr>
+                  <pic:blipFill>
+                    <a:blip r:embed="rId14"/>
+                    <a:stretch>
+                      <a:fillRect/>
+                    </a:stretch>
+                  </pic:blipFill>
+                  <pic:spPr>
+                    <a:xfrm>
+                      <a:off x="0" y="0"/>
+                      <a:ext cx="5852160" cy="3024943"/>
+                    </a:xfrm>
+                    <a:prstGeom prst="rect"/>
+                  </pic:spPr>
+                </pic:pic>
+              </a:graphicData>
+            </a:graphic>
+          </wp:inline>
+        </w:drawing>
+      </w:r>
+    </w:p>
+    <w:p>
+      <w:pPr>
+        <w:spacing w:before="40" w:after="160"/>
+        <w:jc w:val="center"/>
+      </w:pPr>
+      <w:r>
+        <w:rPr>
+          <w:rFonts w:ascii="Times New Roman" w:hAnsi="Times New Roman" w:cs="Times New Roman"/>
+          <w:b/>
+          <w:i/>
+          <w:sz w:val="22"/>
+        </w:rPr>
+        <w:t>Figure 3.6  Stage × Dimension distribution of factors: initial 144 vs final 82</w:t>
+      </w:r>
+    </w:p>
+    <w:p>
+      <w:pPr>
         <w:keepNext/>
         <w:spacing w:before="240" w:after="120"/>
         <w:jc w:val="left"/>
@@ -5586,7 +5911,62 @@
           <w:i w:val="0"/>
           <w:sz w:val="24"/>
         </w:rPr>
-        <w:t>The reduction of factors from 144 to 82 was not a single-step exercise. Three checks were carried out, in sequence, and a factor had to clear all three checks to enter the final instrument. The flow is summarised in the diagram below.</w:t>
+        <w:t>The reduction of factors from 144 to 82 was not a single-step exercise. Three checks were carried out, in sequence, and a factor had to clear all three checks to enter the final instrument. The flow is summarised in the funnel diagram below.</w:t>
+      </w:r>
+    </w:p>
+    <w:p>
+      <w:pPr>
+        <w:spacing w:before="160" w:after="40"/>
+        <w:jc w:val="center"/>
+      </w:pPr>
+      <w:r>
+        <w:drawing>
+          <wp:inline xmlns:a="http://schemas.openxmlformats.org/drawingml/2006/main" xmlns:pic="http://schemas.openxmlformats.org/drawingml/2006/picture">
+            <wp:extent cx="5852160" cy="3915424"/>
+            <wp:docPr id="7" name="Picture 7"/>
+            <wp:cNvGraphicFramePr>
+              <a:graphicFrameLocks noChangeAspect="1"/>
+            </wp:cNvGraphicFramePr>
+            <a:graphic>
+              <a:graphicData uri="http://schemas.openxmlformats.org/drawingml/2006/picture">
+                <pic:pic>
+                  <pic:nvPicPr>
+                    <pic:cNvPr id="0" name="fig_3_6_refinement_funnel.png"/>
+                    <pic:cNvPicPr/>
+                  </pic:nvPicPr>
+                  <pic:blipFill>
+                    <a:blip r:embed="rId15"/>
+                    <a:stretch>
+                      <a:fillRect/>
+                    </a:stretch>
+                  </pic:blipFill>
+                  <pic:spPr>
+                    <a:xfrm>
+                      <a:off x="0" y="0"/>
+                      <a:ext cx="5852160" cy="3915424"/>
+                    </a:xfrm>
+                    <a:prstGeom prst="rect"/>
+                  </pic:spPr>
+                </pic:pic>
+              </a:graphicData>
+            </a:graphic>
+          </wp:inline>
+        </w:drawing>
+      </w:r>
+    </w:p>
+    <w:p>
+      <w:pPr>
+        <w:spacing w:before="40" w:after="160"/>
+        <w:jc w:val="center"/>
+      </w:pPr>
+      <w:r>
+        <w:rPr>
+          <w:rFonts w:ascii="Times New Roman" w:hAnsi="Times New Roman" w:cs="Times New Roman"/>
+          <w:b/>
+          <w:i/>
+          <w:sz w:val="22"/>
+        </w:rPr>
+        <w:t>Figure 3.7  Three-step refinement funnel (144 → 116 → 94 → 82 factors)</w:t>
       </w:r>
     </w:p>
     <w:p>
@@ -5679,7 +6059,7 @@
           <w:i w:val="0"/>
           <w:sz w:val="24"/>
         </w:rPr>
-        <w:t>An inter-rater consistency check was conducted on the 94 items by sharing the item set with a smaller expert sub-panel of seven members. Cohen's kappa was computed pair-wise, and items where agreement on the dimension (cost / time / quality) fell below k = 0.60 were re-examined and either merged with a parent item or dropped. Twelve more items were removed at this stage. The instrument finally stabilised at 82 factors. Post-refinement reliability statistics from the main survey (n = 1,300) are reported in Table 3.3.</w:t>
+        <w:t>An inter-rater consistency check was conducted on the 94 items by sharing the item set with a smaller expert sub-panel of seven members. Cohen's kappa was computed pair-wise, and items where agreement on the dimension (cost / time / quality) fell below k = 0.60 were re-examined and either merged with a parent item or dropped. Twelve more items were removed at this stage. The instrument finally stabilised at 82 factors. Post-refinement reliability statistics from the main survey (n = 1,300) are reported in Table 3.3 and visualised in Figure 3.8.</w:t>
       </w:r>
     </w:p>
     <w:tbl>
@@ -7175,6 +7555,61 @@
     </w:p>
     <w:p>
       <w:pPr>
+        <w:spacing w:before="160" w:after="40"/>
+        <w:jc w:val="center"/>
+      </w:pPr>
+      <w:r>
+        <w:drawing>
+          <wp:inline xmlns:a="http://schemas.openxmlformats.org/drawingml/2006/main" xmlns:pic="http://schemas.openxmlformats.org/drawingml/2006/picture">
+            <wp:extent cx="5486400" cy="3973171"/>
+            <wp:docPr id="8" name="Picture 8"/>
+            <wp:cNvGraphicFramePr>
+              <a:graphicFrameLocks noChangeAspect="1"/>
+            </wp:cNvGraphicFramePr>
+            <a:graphic>
+              <a:graphicData uri="http://schemas.openxmlformats.org/drawingml/2006/picture">
+                <pic:pic>
+                  <pic:nvPicPr>
+                    <pic:cNvPr id="0" name="fig_3_9_cronbach.png"/>
+                    <pic:cNvPicPr/>
+                  </pic:nvPicPr>
+                  <pic:blipFill>
+                    <a:blip r:embed="rId16"/>
+                    <a:stretch>
+                      <a:fillRect/>
+                    </a:stretch>
+                  </pic:blipFill>
+                  <pic:spPr>
+                    <a:xfrm>
+                      <a:off x="0" y="0"/>
+                      <a:ext cx="5486400" cy="3973171"/>
+                    </a:xfrm>
+                    <a:prstGeom prst="rect"/>
+                  </pic:spPr>
+                </pic:pic>
+              </a:graphicData>
+            </a:graphic>
+          </wp:inline>
+        </w:drawing>
+      </w:r>
+    </w:p>
+    <w:p>
+      <w:pPr>
+        <w:spacing w:before="40" w:after="160"/>
+        <w:jc w:val="center"/>
+      </w:pPr>
+      <w:r>
+        <w:rPr>
+          <w:rFonts w:ascii="Times New Roman" w:hAnsi="Times New Roman" w:cs="Times New Roman"/>
+          <w:b/>
+          <w:i/>
+          <w:sz w:val="22"/>
+        </w:rPr>
+        <w:t>Figure 3.8  Reliability of the 15 sub-scales – Cronbach's α (n = 1,300)</w:t>
+      </w:r>
+    </w:p>
+    <w:p>
+      <w:pPr>
         <w:spacing w:line="360" w:lineRule="auto" w:after="120"/>
         <w:ind w:firstLine="425"/>
         <w:jc w:val="both"/>
@@ -8710,6 +9145,61 @@
     </w:p>
     <w:p>
       <w:pPr>
+        <w:spacing w:before="160" w:after="40"/>
+        <w:jc w:val="center"/>
+      </w:pPr>
+      <w:r>
+        <w:drawing>
+          <wp:inline xmlns:a="http://schemas.openxmlformats.org/drawingml/2006/main" xmlns:pic="http://schemas.openxmlformats.org/drawingml/2006/picture">
+            <wp:extent cx="5852160" cy="3451442"/>
+            <wp:docPr id="9" name="Picture 9"/>
+            <wp:cNvGraphicFramePr>
+              <a:graphicFrameLocks noChangeAspect="1"/>
+            </wp:cNvGraphicFramePr>
+            <a:graphic>
+              <a:graphicData uri="http://schemas.openxmlformats.org/drawingml/2006/picture">
+                <pic:pic>
+                  <pic:nvPicPr>
+                    <pic:cNvPr id="0" name="fig_3_8_sampling_tree.png"/>
+                    <pic:cNvPicPr/>
+                  </pic:nvPicPr>
+                  <pic:blipFill>
+                    <a:blip r:embed="rId17"/>
+                    <a:stretch>
+                      <a:fillRect/>
+                    </a:stretch>
+                  </pic:blipFill>
+                  <pic:spPr>
+                    <a:xfrm>
+                      <a:off x="0" y="0"/>
+                      <a:ext cx="5852160" cy="3451442"/>
+                    </a:xfrm>
+                    <a:prstGeom prst="rect"/>
+                  </pic:spPr>
+                </pic:pic>
+              </a:graphicData>
+            </a:graphic>
+          </wp:inline>
+        </w:drawing>
+      </w:r>
+    </w:p>
+    <w:p>
+      <w:pPr>
+        <w:spacing w:before="40" w:after="160"/>
+        <w:jc w:val="center"/>
+      </w:pPr>
+      <w:r>
+        <w:rPr>
+          <w:rFonts w:ascii="Times New Roman" w:hAnsi="Times New Roman" w:cs="Times New Roman"/>
+          <w:b/>
+          <w:i/>
+          <w:sz w:val="22"/>
+        </w:rPr>
+        <w:t>Figure 3.9  Stratified random sampling design (n = 1,300)</w:t>
+      </w:r>
+    </w:p>
+    <w:p>
+      <w:pPr>
         <w:keepNext/>
         <w:spacing w:before="160" w:after="80"/>
       </w:pPr>
@@ -8761,7 +9251,6 @@
         <w:spacing w:after="40" w:line="276" w:lineRule="auto"/>
         <w:ind w:left="567"/>
       </w:pPr>
-      <w:r/>
       <w:r>
         <w:rPr>
           <w:rFonts w:ascii="Times New Roman" w:hAnsi="Times New Roman" w:cs="Times New Roman"/>
@@ -8778,7 +9267,6 @@
         <w:spacing w:after="40" w:line="276" w:lineRule="auto"/>
         <w:ind w:left="567"/>
       </w:pPr>
-      <w:r/>
       <w:r>
         <w:rPr>
           <w:rFonts w:ascii="Times New Roman" w:hAnsi="Times New Roman" w:cs="Times New Roman"/>
@@ -8795,7 +9283,6 @@
         <w:spacing w:after="40" w:line="276" w:lineRule="auto"/>
         <w:ind w:left="567"/>
       </w:pPr>
-      <w:r/>
       <w:r>
         <w:rPr>
           <w:rFonts w:ascii="Times New Roman" w:hAnsi="Times New Roman" w:cs="Times New Roman"/>
@@ -8812,7 +9299,6 @@
         <w:spacing w:after="40" w:line="276" w:lineRule="auto"/>
         <w:ind w:left="567"/>
       </w:pPr>
-      <w:r/>
       <w:r>
         <w:rPr>
           <w:rFonts w:ascii="Times New Roman" w:hAnsi="Times New Roman" w:cs="Times New Roman"/>
@@ -8829,7 +9315,6 @@
         <w:spacing w:after="40" w:line="276" w:lineRule="auto"/>
         <w:ind w:left="567"/>
       </w:pPr>
-      <w:r/>
       <w:r>
         <w:rPr>
           <w:rFonts w:ascii="Times New Roman" w:hAnsi="Times New Roman" w:cs="Times New Roman"/>
@@ -8846,7 +9331,6 @@
         <w:spacing w:after="40" w:line="276" w:lineRule="auto"/>
         <w:ind w:left="567"/>
       </w:pPr>
-      <w:r/>
       <w:r>
         <w:rPr>
           <w:rFonts w:ascii="Times New Roman" w:hAnsi="Times New Roman" w:cs="Times New Roman"/>
@@ -8863,7 +9347,6 @@
         <w:spacing w:after="40" w:line="276" w:lineRule="auto"/>
         <w:ind w:left="567"/>
       </w:pPr>
-      <w:r/>
       <w:r>
         <w:rPr>
           <w:rFonts w:ascii="Times New Roman" w:hAnsi="Times New Roman" w:cs="Times New Roman"/>
@@ -8880,7 +9363,6 @@
         <w:spacing w:after="40" w:line="276" w:lineRule="auto"/>
         <w:ind w:left="567"/>
       </w:pPr>
-      <w:r/>
       <w:r>
         <w:rPr>
           <w:rFonts w:ascii="Times New Roman" w:hAnsi="Times New Roman" w:cs="Times New Roman"/>
@@ -8897,7 +9379,6 @@
         <w:spacing w:after="40" w:line="276" w:lineRule="auto"/>
         <w:ind w:left="567"/>
       </w:pPr>
-      <w:r/>
       <w:r>
         <w:rPr>
           <w:rFonts w:ascii="Times New Roman" w:hAnsi="Times New Roman" w:cs="Times New Roman"/>
@@ -9402,6 +9883,61 @@
     </w:p>
     <w:p>
       <w:pPr>
+        <w:spacing w:before="160" w:after="40"/>
+        <w:jc w:val="center"/>
+      </w:pPr>
+      <w:r>
+        <w:drawing>
+          <wp:inline xmlns:a="http://schemas.openxmlformats.org/drawingml/2006/main" xmlns:pic="http://schemas.openxmlformats.org/drawingml/2006/picture">
+            <wp:extent cx="5852160" cy="3232996"/>
+            <wp:docPr id="10" name="Picture 10"/>
+            <wp:cNvGraphicFramePr>
+              <a:graphicFrameLocks noChangeAspect="1"/>
+            </wp:cNvGraphicFramePr>
+            <a:graphic>
+              <a:graphicData uri="http://schemas.openxmlformats.org/drawingml/2006/picture">
+                <pic:pic>
+                  <pic:nvPicPr>
+                    <pic:cNvPr id="0" name="fig_3_10_analytical_pipeline.png"/>
+                    <pic:cNvPicPr/>
+                  </pic:nvPicPr>
+                  <pic:blipFill>
+                    <a:blip r:embed="rId18"/>
+                    <a:stretch>
+                      <a:fillRect/>
+                    </a:stretch>
+                  </pic:blipFill>
+                  <pic:spPr>
+                    <a:xfrm>
+                      <a:off x="0" y="0"/>
+                      <a:ext cx="5852160" cy="3232996"/>
+                    </a:xfrm>
+                    <a:prstGeom prst="rect"/>
+                  </pic:spPr>
+                </pic:pic>
+              </a:graphicData>
+            </a:graphic>
+          </wp:inline>
+        </w:drawing>
+      </w:r>
+    </w:p>
+    <w:p>
+      <w:pPr>
+        <w:spacing w:before="40" w:after="160"/>
+        <w:jc w:val="center"/>
+      </w:pPr>
+      <w:r>
+        <w:rPr>
+          <w:rFonts w:ascii="Times New Roman" w:hAnsi="Times New Roman" w:cs="Times New Roman"/>
+          <w:b/>
+          <w:i/>
+          <w:sz w:val="22"/>
+        </w:rPr>
+        <w:t>Figure 3.10  Two-stage MCDM analytical pipeline – Fuzzy AHP weights feeding into ELECTRE outranking</w:t>
+      </w:r>
+    </w:p>
+    <w:p>
+      <w:pPr>
         <w:keepNext/>
         <w:spacing w:before="240" w:after="120"/>
         <w:jc w:val="left"/>
@@ -9461,7 +9997,7 @@
           <w:i w:val="0"/>
           <w:sz w:val="24"/>
         </w:rPr>
-        <w:t>To improve the readability and visual quality of the chapter, the research design has been documented through the following supporting elements:</w:t>
+        <w:t>To improve the readability and visual quality of the chapter, the research design has been documented through the following supporting elements, which appear in their respective sections of this chapter:</w:t>
       </w:r>
     </w:p>
     <w:p>
@@ -9470,7 +10006,6 @@
         <w:spacing w:after="40" w:line="276" w:lineRule="auto"/>
         <w:ind w:left="567"/>
       </w:pPr>
-      <w:r/>
       <w:r>
         <w:rPr>
           <w:rFonts w:ascii="Times New Roman" w:hAnsi="Times New Roman" w:cs="Times New Roman"/>
@@ -9478,7 +10013,7 @@
           <w:i w:val="0"/>
           <w:sz w:val="24"/>
         </w:rPr>
-        <w:t>Flow diagrams of the overall research process (Phase I to Phase III).</w:t>
+        <w:t>Figure 3.1 - Overall research process flowchart linking problem identification to the optimisation framework.</w:t>
       </w:r>
     </w:p>
     <w:p>
@@ -9487,7 +10022,6 @@
         <w:spacing w:after="40" w:line="276" w:lineRule="auto"/>
         <w:ind w:left="567"/>
       </w:pPr>
-      <w:r/>
       <w:r>
         <w:rPr>
           <w:rFonts w:ascii="Times New Roman" w:hAnsi="Times New Roman" w:cs="Times New Roman"/>
@@ -9495,7 +10029,7 @@
           <w:i w:val="0"/>
           <w:sz w:val="24"/>
         </w:rPr>
-        <w:t>A methodology framework diagram linking Resource-Based View constructs to the cost-time-quality dimensions of the Malta chain.</w:t>
+        <w:t>Figure 3.2 - Malta supply-chain stakeholder map with achieved sample sizes.</w:t>
       </w:r>
     </w:p>
     <w:p>
@@ -9504,7 +10038,6 @@
         <w:spacing w:after="40" w:line="276" w:lineRule="auto"/>
         <w:ind w:left="567"/>
       </w:pPr>
-      <w:r/>
       <w:r>
         <w:rPr>
           <w:rFonts w:ascii="Times New Roman" w:hAnsi="Times New Roman" w:cs="Times New Roman"/>
@@ -9512,7 +10045,7 @@
           <w:i w:val="0"/>
           <w:sz w:val="24"/>
         </w:rPr>
-        <w:t>A factor screening and selection process chart (144 → 116 → 94 → 82).</w:t>
+        <w:t>Figure 3.3 - RBV framework diagram mapping resources and capabilities to the cost / time / quality dimensions of the chain.</w:t>
       </w:r>
     </w:p>
     <w:p>
@@ -9521,7 +10054,6 @@
         <w:spacing w:after="40" w:line="276" w:lineRule="auto"/>
         <w:ind w:left="567"/>
       </w:pPr>
-      <w:r/>
       <w:r>
         <w:rPr>
           <w:rFonts w:ascii="Times New Roman" w:hAnsi="Times New Roman" w:cs="Times New Roman"/>
@@ -9529,7 +10061,7 @@
           <w:i w:val="0"/>
           <w:sz w:val="24"/>
         </w:rPr>
-        <w:t>Tables for factor categorisation by stage and by dimension.</w:t>
+        <w:t>Figure 3.4 - Three-phase Gantt-style timeline of fieldwork.</w:t>
       </w:r>
     </w:p>
     <w:p>
@@ -9538,7 +10070,6 @@
         <w:spacing w:after="40" w:line="276" w:lineRule="auto"/>
         <w:ind w:left="567"/>
       </w:pPr>
-      <w:r/>
       <w:r>
         <w:rPr>
           <w:rFonts w:ascii="Times New Roman" w:hAnsi="Times New Roman" w:cs="Times New Roman"/>
@@ -9546,7 +10077,7 @@
           <w:i w:val="0"/>
           <w:sz w:val="24"/>
         </w:rPr>
-        <w:t>Stakeholder classification table showing strata and achieved sample.</w:t>
+        <w:t>Figure 3.5 - Source-convergence diagram for the initial 144-factor pool.</w:t>
       </w:r>
     </w:p>
     <w:p>
@@ -9555,7 +10086,6 @@
         <w:spacing w:after="40" w:line="276" w:lineRule="auto"/>
         <w:ind w:left="567"/>
       </w:pPr>
-      <w:r/>
       <w:r>
         <w:rPr>
           <w:rFonts w:ascii="Times New Roman" w:hAnsi="Times New Roman" w:cs="Times New Roman"/>
@@ -9563,7 +10093,7 @@
           <w:i w:val="0"/>
           <w:sz w:val="24"/>
         </w:rPr>
-        <w:t>Figures illustrating the three phases of data collection and the analytical pipeline (Fuzzy AHP weights followed by ELECTRE ranking).</w:t>
+        <w:t>Figure 3.6 - Stage × dimension factor distribution (initial vs final).</w:t>
       </w:r>
     </w:p>
     <w:p>
@@ -9572,7 +10102,6 @@
         <w:spacing w:after="40" w:line="276" w:lineRule="auto"/>
         <w:ind w:left="567"/>
       </w:pPr>
-      <w:r/>
       <w:r>
         <w:rPr>
           <w:rFonts w:ascii="Times New Roman" w:hAnsi="Times New Roman" w:cs="Times New Roman"/>
@@ -9580,7 +10109,55 @@
           <w:i w:val="0"/>
           <w:sz w:val="24"/>
         </w:rPr>
-        <w:t>Comparative graphs of Fuzzy AHP weights and ELECTRE rankings for the final 82 factors.</w:t>
+        <w:t>Figure 3.7 - Three-step refinement funnel (144 → 116 → 94 → 82).</w:t>
+      </w:r>
+    </w:p>
+    <w:p>
+      <w:pPr>
+        <w:pStyle w:val="ListBullet"/>
+        <w:spacing w:after="40" w:line="276" w:lineRule="auto"/>
+        <w:ind w:left="567"/>
+      </w:pPr>
+      <w:r>
+        <w:rPr>
+          <w:rFonts w:ascii="Times New Roman" w:hAnsi="Times New Roman" w:cs="Times New Roman"/>
+          <w:b w:val="0"/>
+          <w:i w:val="0"/>
+          <w:sz w:val="24"/>
+        </w:rPr>
+        <w:t>Figure 3.8 - Cronbach's α profile across the 15 sub-scales.</w:t>
+      </w:r>
+    </w:p>
+    <w:p>
+      <w:pPr>
+        <w:pStyle w:val="ListBullet"/>
+        <w:spacing w:after="40" w:line="276" w:lineRule="auto"/>
+        <w:ind w:left="567"/>
+      </w:pPr>
+      <w:r>
+        <w:rPr>
+          <w:rFonts w:ascii="Times New Roman" w:hAnsi="Times New Roman" w:cs="Times New Roman"/>
+          <w:b w:val="0"/>
+          <w:i w:val="0"/>
+          <w:sz w:val="24"/>
+        </w:rPr>
+        <w:t>Figure 3.9 - Stratified sampling tree showing strata and districts.</w:t>
+      </w:r>
+    </w:p>
+    <w:p>
+      <w:pPr>
+        <w:pStyle w:val="ListBullet"/>
+        <w:spacing w:after="40" w:line="276" w:lineRule="auto"/>
+        <w:ind w:left="567"/>
+      </w:pPr>
+      <w:r>
+        <w:rPr>
+          <w:rFonts w:ascii="Times New Roman" w:hAnsi="Times New Roman" w:cs="Times New Roman"/>
+          <w:b w:val="0"/>
+          <w:i w:val="0"/>
+          <w:sz w:val="24"/>
+        </w:rPr>
+        <w:t>Figure 3.10 - Two-stage MCDM analytical pipeline (Fuzzy AHP + ELECTRE).</w:t>
       </w:r>
     </w:p>
     <w:p>
